--- a/template/TEMPLATE_MODE2.docx
+++ b/template/TEMPLATE_MODE2.docx
@@ -5,7 +5,7 @@
     <w:tbl>
       <w:tblPr>
         <w:tblStyle w:val="2"/>
-        <w:tblW w:w="9356" w:type="dxa"/>
+        <w:tblW w:w="10252" w:type="dxa"/>
         <w:jc w:val="center"/>
         <w:tblBorders>
           <w:top w:val="single" w:color="auto" w:sz="8" w:space="0"/>
@@ -24,18 +24,18 @@
         </w:tblCellMar>
       </w:tblPr>
       <w:tblGrid>
-        <w:gridCol w:w="1257"/>
+        <w:gridCol w:w="1800"/>
         <w:gridCol w:w="70"/>
         <w:gridCol w:w="650"/>
-        <w:gridCol w:w="513"/>
-        <w:gridCol w:w="1650"/>
-        <w:gridCol w:w="210"/>
+        <w:gridCol w:w="294"/>
+        <w:gridCol w:w="2079"/>
         <w:gridCol w:w="462"/>
-        <w:gridCol w:w="198"/>
-        <w:gridCol w:w="420"/>
-        <w:gridCol w:w="961"/>
-        <w:gridCol w:w="1408"/>
-        <w:gridCol w:w="1557"/>
+        <w:gridCol w:w="411"/>
+        <w:gridCol w:w="207"/>
+        <w:gridCol w:w="613"/>
+        <w:gridCol w:w="1333"/>
+        <w:gridCol w:w="1211"/>
+        <w:gridCol w:w="1122"/>
       </w:tblGrid>
       <w:tr>
         <w:tblPrEx>
@@ -60,7 +60,7 @@
         </w:trPr>
         <w:tc>
           <w:tcPr>
-            <w:tcW w:w="1977" w:type="dxa"/>
+            <w:tcW w:w="2520" w:type="dxa"/>
             <w:gridSpan w:val="3"/>
             <w:tcBorders>
               <w:top w:val="single" w:color="auto" w:sz="8" w:space="0"/>
@@ -110,7 +110,7 @@
         </w:tc>
         <w:tc>
           <w:tcPr>
-            <w:tcW w:w="4414" w:type="dxa"/>
+            <w:tcW w:w="5399" w:type="dxa"/>
             <w:gridSpan w:val="7"/>
             <w:tcBorders>
               <w:top w:val="single" w:color="auto" w:sz="8" w:space="0"/>
@@ -173,7 +173,7 @@
         </w:tc>
         <w:tc>
           <w:tcPr>
-            <w:tcW w:w="2965" w:type="dxa"/>
+            <w:tcW w:w="2333" w:type="dxa"/>
             <w:gridSpan w:val="2"/>
             <w:tcBorders>
               <w:top w:val="single" w:color="auto" w:sz="8" w:space="0"/>
@@ -184,55 +184,17 @@
           </w:tcPr>
           <w:p>
             <w:pPr>
-              <w:spacing w:before="60"/>
-              <w:rPr>
-                <w:rFonts w:ascii="宋体"/>
-                <w:color w:val="auto"/>
-                <w:szCs w:val="21"/>
-                <w:highlight w:val="none"/>
-              </w:rPr>
-            </w:pPr>
-            <w:r>
-              <w:rPr>
-                <w:rFonts w:hint="eastAsia" w:ascii="宋体"/>
-                <w:color w:val="auto"/>
-                <w:szCs w:val="21"/>
-                <w:highlight w:val="none"/>
-              </w:rPr>
-              <w:t>工程名称：</w:t>
-            </w:r>
-            <w:r>
-              <w:rPr>
-                <w:rFonts w:hint="eastAsia" w:ascii="楷体" w:hAnsi="楷体" w:eastAsia="楷体" w:cs="楷体"/>
-                <w:color w:val="auto"/>
-                <w:sz w:val="21"/>
+              <w:spacing w:before="120"/>
+              <w:rPr>
+                <w:rFonts w:hint="default" w:ascii="宋体" w:eastAsia="宋体"/>
+                <w:color w:val="auto"/>
                 <w:szCs w:val="21"/>
                 <w:highlight w:val="none"/>
                 <w:lang w:val="en-US" w:eastAsia="zh-CN"/>
               </w:rPr>
-              <w:t>川西气田雷口坡组气藏开发建设项目脱硫站工程5#脱硫站</w:t>
-            </w:r>
-          </w:p>
-          <w:p>
-            <w:pPr>
-              <w:spacing w:before="120"/>
-              <w:rPr>
-                <w:rFonts w:hint="default" w:ascii="宋体" w:eastAsia="宋体"/>
-                <w:color w:val="auto"/>
-                <w:szCs w:val="21"/>
-                <w:highlight w:val="none"/>
-                <w:lang w:val="en-US" w:eastAsia="zh-CN"/>
-              </w:rPr>
-            </w:pPr>
-            <w:r>
-              <w:rPr>
-                <w:rFonts w:hint="eastAsia" w:ascii="宋体"/>
-                <w:color w:val="auto"/>
-                <w:szCs w:val="21"/>
-                <w:highlight w:val="none"/>
-              </w:rPr>
-              <w:t>单位工程名称：</w:t>
-            </w:r>
+            </w:pPr>
+            <w:bookmarkStart w:id="0" w:name="_GoBack"/>
+            <w:bookmarkEnd w:id="0"/>
           </w:p>
         </w:tc>
       </w:tr>
@@ -259,7 +221,7 @@
         </w:trPr>
         <w:tc>
           <w:tcPr>
-            <w:tcW w:w="1257" w:type="dxa"/>
+            <w:tcW w:w="1800" w:type="dxa"/>
             <w:tcBorders>
               <w:top w:val="single" w:color="auto" w:sz="8" w:space="0"/>
             </w:tcBorders>
@@ -291,7 +253,7 @@
         <w:tc>
           <w:tcPr>
             <w:tcW w:w="3093" w:type="dxa"/>
-            <w:gridSpan w:val="5"/>
+            <w:gridSpan w:val="4"/>
             <w:tcBorders>
               <w:top w:val="single" w:color="auto" w:sz="8" w:space="0"/>
             </w:tcBorders>
@@ -356,7 +318,8 @@
         </w:tc>
         <w:tc>
           <w:tcPr>
-            <w:tcW w:w="961" w:type="dxa"/>
+            <w:tcW w:w="1946" w:type="dxa"/>
+            <w:gridSpan w:val="2"/>
             <w:tcBorders>
               <w:top w:val="single" w:color="auto" w:sz="8" w:space="0"/>
             </w:tcBorders>
@@ -389,7 +352,7 @@
         </w:tc>
         <w:tc>
           <w:tcPr>
-            <w:tcW w:w="1408" w:type="dxa"/>
+            <w:tcW w:w="1211" w:type="dxa"/>
             <w:tcBorders>
               <w:top w:val="single" w:color="auto" w:sz="8" w:space="0"/>
             </w:tcBorders>
@@ -420,7 +383,7 @@
         </w:tc>
         <w:tc>
           <w:tcPr>
-            <w:tcW w:w="1557" w:type="dxa"/>
+            <w:tcW w:w="1122" w:type="dxa"/>
             <w:tcBorders>
               <w:top w:val="single" w:color="auto" w:sz="8" w:space="0"/>
             </w:tcBorders>
@@ -465,7 +428,7 @@
         </w:trPr>
         <w:tc>
           <w:tcPr>
-            <w:tcW w:w="1327" w:type="dxa"/>
+            <w:tcW w:w="1870" w:type="dxa"/>
             <w:gridSpan w:val="2"/>
             <w:noWrap w:val="0"/>
             <w:vAlign w:val="center"/>
@@ -494,7 +457,7 @@
         </w:tc>
         <w:tc>
           <w:tcPr>
-            <w:tcW w:w="1163" w:type="dxa"/>
+            <w:tcW w:w="944" w:type="dxa"/>
             <w:gridSpan w:val="2"/>
             <w:noWrap w:val="0"/>
             <w:vAlign w:val="center"/>
@@ -523,7 +486,8 @@
         </w:tc>
         <w:tc>
           <w:tcPr>
-            <w:tcW w:w="1650" w:type="dxa"/>
+            <w:tcW w:w="2952" w:type="dxa"/>
+            <w:gridSpan w:val="3"/>
             <w:noWrap w:val="0"/>
             <w:vAlign w:val="center"/>
           </w:tcPr>
@@ -551,8 +515,8 @@
         </w:tc>
         <w:tc>
           <w:tcPr>
-            <w:tcW w:w="870" w:type="dxa"/>
-            <w:gridSpan w:val="3"/>
+            <w:tcW w:w="820" w:type="dxa"/>
+            <w:gridSpan w:val="2"/>
             <w:noWrap w:val="0"/>
             <w:vAlign w:val="center"/>
           </w:tcPr>
@@ -580,8 +544,7 @@
         </w:tc>
         <w:tc>
           <w:tcPr>
-            <w:tcW w:w="1381" w:type="dxa"/>
-            <w:gridSpan w:val="2"/>
+            <w:tcW w:w="1333" w:type="dxa"/>
             <w:noWrap w:val="0"/>
             <w:vAlign w:val="center"/>
           </w:tcPr>
@@ -609,7 +572,7 @@
         </w:tc>
         <w:tc>
           <w:tcPr>
-            <w:tcW w:w="1408" w:type="dxa"/>
+            <w:tcW w:w="1211" w:type="dxa"/>
             <w:noWrap w:val="0"/>
             <w:vAlign w:val="center"/>
           </w:tcPr>
@@ -637,7 +600,7 @@
         </w:tc>
         <w:tc>
           <w:tcPr>
-            <w:tcW w:w="1557" w:type="dxa"/>
+            <w:tcW w:w="1122" w:type="dxa"/>
             <w:noWrap w:val="0"/>
             <w:vAlign w:val="center"/>
           </w:tcPr>
@@ -687,143 +650,125 @@
         </w:trPr>
         <w:tc>
           <w:tcPr>
-            <w:tcW w:w="1327" w:type="dxa"/>
-            <w:gridSpan w:val="2"/>
-            <w:noWrap w:val="0"/>
-            <w:vAlign w:val="center"/>
-          </w:tcPr>
-          <w:p>
-            <w:pPr>
-              <w:spacing w:before="60"/>
-              <w:jc w:val="center"/>
-              <w:rPr>
-                <w:rFonts w:hint="eastAsia" w:ascii="宋体" w:hAnsi="Times New Roman" w:eastAsia="宋体" w:cs="Times New Roman"/>
-                <w:color w:val="auto"/>
-                <w:kern w:val="2"/>
-                <w:sz w:val="21"/>
-                <w:szCs w:val="21"/>
-                <w:highlight w:val="none"/>
-                <w:lang w:val="en-US" w:eastAsia="zh-CN" w:bidi="ar-SA"/>
-              </w:rPr>
-            </w:pPr>
-          </w:p>
-        </w:tc>
-        <w:tc>
-          <w:tcPr>
-            <w:tcW w:w="1163" w:type="dxa"/>
-            <w:gridSpan w:val="2"/>
-            <w:noWrap w:val="0"/>
-            <w:vAlign w:val="center"/>
-          </w:tcPr>
-          <w:p>
-            <w:pPr>
-              <w:spacing w:before="60"/>
-              <w:jc w:val="center"/>
-              <w:rPr>
-                <w:rFonts w:hint="eastAsia" w:ascii="宋体" w:hAnsi="Times New Roman" w:eastAsia="宋体" w:cs="Times New Roman"/>
-                <w:color w:val="auto"/>
-                <w:kern w:val="2"/>
-                <w:sz w:val="21"/>
-                <w:szCs w:val="21"/>
-                <w:highlight w:val="none"/>
-                <w:lang w:val="en-US" w:eastAsia="zh-CN" w:bidi="ar-SA"/>
-              </w:rPr>
-            </w:pPr>
-          </w:p>
-        </w:tc>
-        <w:tc>
-          <w:tcPr>
-            <w:tcW w:w="1650" w:type="dxa"/>
-            <w:noWrap w:val="0"/>
-            <w:vAlign w:val="center"/>
-          </w:tcPr>
-          <w:p>
-            <w:pPr>
-              <w:spacing w:before="60"/>
-              <w:jc w:val="center"/>
-              <w:rPr>
-                <w:rFonts w:hint="eastAsia" w:ascii="宋体" w:hAnsi="Times New Roman" w:eastAsia="宋体" w:cs="Times New Roman"/>
-                <w:color w:val="auto"/>
-                <w:kern w:val="2"/>
-                <w:sz w:val="21"/>
-                <w:szCs w:val="21"/>
-                <w:highlight w:val="none"/>
-                <w:lang w:val="en-US" w:eastAsia="zh-CN" w:bidi="ar-SA"/>
-              </w:rPr>
-            </w:pPr>
-          </w:p>
-        </w:tc>
-        <w:tc>
-          <w:tcPr>
-            <w:tcW w:w="870" w:type="dxa"/>
+            <w:tcW w:w="1870" w:type="dxa"/>
+            <w:gridSpan w:val="2"/>
+            <w:noWrap w:val="0"/>
+            <w:vAlign w:val="center"/>
+          </w:tcPr>
+          <w:p>
+            <w:pPr>
+              <w:jc w:val="center"/>
+              <w:rPr>
+                <w:rFonts w:hint="eastAsia" w:ascii="Times New Roman" w:hAnsi="Times New Roman" w:eastAsia="宋体" w:cs="Times New Roman"/>
+                <w:kern w:val="2"/>
+                <w:sz w:val="21"/>
+                <w:szCs w:val="24"/>
+                <w:lang w:val="en-US" w:eastAsia="zh-CN" w:bidi="ar-SA"/>
+              </w:rPr>
+            </w:pPr>
+          </w:p>
+        </w:tc>
+        <w:tc>
+          <w:tcPr>
+            <w:tcW w:w="944" w:type="dxa"/>
+            <w:gridSpan w:val="2"/>
+            <w:noWrap w:val="0"/>
+            <w:vAlign w:val="center"/>
+          </w:tcPr>
+          <w:p>
+            <w:pPr>
+              <w:jc w:val="center"/>
+              <w:rPr>
+                <w:rFonts w:hint="eastAsia" w:ascii="Times New Roman" w:hAnsi="Times New Roman" w:eastAsia="宋体" w:cs="Times New Roman"/>
+                <w:kern w:val="2"/>
+                <w:sz w:val="21"/>
+                <w:szCs w:val="24"/>
+                <w:lang w:val="en-US" w:eastAsia="zh-CN" w:bidi="ar-SA"/>
+              </w:rPr>
+            </w:pPr>
+          </w:p>
+        </w:tc>
+        <w:tc>
+          <w:tcPr>
+            <w:tcW w:w="2952" w:type="dxa"/>
             <w:gridSpan w:val="3"/>
             <w:noWrap w:val="0"/>
             <w:vAlign w:val="center"/>
           </w:tcPr>
           <w:p>
             <w:pPr>
-              <w:spacing w:before="60"/>
-              <w:jc w:val="center"/>
-              <w:rPr>
-                <w:rFonts w:hint="eastAsia" w:ascii="宋体" w:hAnsi="Times New Roman" w:eastAsia="宋体" w:cs="Times New Roman"/>
-                <w:color w:val="auto"/>
-                <w:kern w:val="2"/>
-                <w:sz w:val="21"/>
-                <w:szCs w:val="21"/>
-                <w:highlight w:val="none"/>
-                <w:lang w:val="en-US" w:eastAsia="zh-CN" w:bidi="ar-SA"/>
-              </w:rPr>
-            </w:pPr>
-          </w:p>
-        </w:tc>
-        <w:tc>
-          <w:tcPr>
-            <w:tcW w:w="1381" w:type="dxa"/>
-            <w:gridSpan w:val="2"/>
-            <w:noWrap w:val="0"/>
-            <w:vAlign w:val="center"/>
-          </w:tcPr>
-          <w:p>
-            <w:pPr>
-              <w:spacing w:before="60"/>
-              <w:jc w:val="center"/>
-              <w:rPr>
-                <w:rFonts w:hint="eastAsia" w:ascii="宋体" w:hAnsi="Times New Roman" w:eastAsia="宋体" w:cs="Times New Roman"/>
-                <w:color w:val="auto"/>
-                <w:kern w:val="2"/>
-                <w:sz w:val="21"/>
-                <w:szCs w:val="21"/>
-                <w:highlight w:val="none"/>
-                <w:lang w:val="en-US" w:eastAsia="zh-CN" w:bidi="ar-SA"/>
-              </w:rPr>
-            </w:pPr>
-          </w:p>
-        </w:tc>
-        <w:tc>
-          <w:tcPr>
-            <w:tcW w:w="1408" w:type="dxa"/>
-            <w:noWrap w:val="0"/>
-            <w:vAlign w:val="center"/>
-          </w:tcPr>
-          <w:p>
-            <w:pPr>
-              <w:spacing w:before="60"/>
-              <w:jc w:val="center"/>
-              <w:rPr>
-                <w:rFonts w:hint="eastAsia" w:ascii="宋体" w:hAnsi="Times New Roman" w:eastAsia="宋体" w:cs="Times New Roman"/>
-                <w:color w:val="auto"/>
-                <w:kern w:val="2"/>
-                <w:sz w:val="21"/>
-                <w:szCs w:val="21"/>
-                <w:highlight w:val="none"/>
-                <w:lang w:val="en-US" w:eastAsia="zh-CN" w:bidi="ar-SA"/>
-              </w:rPr>
-            </w:pPr>
-          </w:p>
-        </w:tc>
-        <w:tc>
-          <w:tcPr>
-            <w:tcW w:w="1557" w:type="dxa"/>
+              <w:jc w:val="center"/>
+              <w:rPr>
+                <w:rFonts w:hint="eastAsia" w:ascii="Times New Roman" w:hAnsi="Times New Roman" w:eastAsia="宋体" w:cs="Times New Roman"/>
+                <w:kern w:val="2"/>
+                <w:sz w:val="21"/>
+                <w:szCs w:val="24"/>
+                <w:lang w:val="en-US" w:eastAsia="zh-CN" w:bidi="ar-SA"/>
+              </w:rPr>
+            </w:pPr>
+          </w:p>
+        </w:tc>
+        <w:tc>
+          <w:tcPr>
+            <w:tcW w:w="820" w:type="dxa"/>
+            <w:gridSpan w:val="2"/>
+            <w:noWrap w:val="0"/>
+            <w:vAlign w:val="center"/>
+          </w:tcPr>
+          <w:p>
+            <w:pPr>
+              <w:jc w:val="center"/>
+              <w:rPr>
+                <w:rFonts w:hint="eastAsia" w:ascii="Times New Roman" w:hAnsi="Times New Roman" w:eastAsia="宋体" w:cs="Times New Roman"/>
+                <w:kern w:val="2"/>
+                <w:sz w:val="21"/>
+                <w:szCs w:val="24"/>
+                <w:lang w:val="en-US" w:eastAsia="zh-CN" w:bidi="ar-SA"/>
+              </w:rPr>
+            </w:pPr>
+          </w:p>
+        </w:tc>
+        <w:tc>
+          <w:tcPr>
+            <w:tcW w:w="1333" w:type="dxa"/>
+            <w:noWrap w:val="0"/>
+            <w:vAlign w:val="center"/>
+          </w:tcPr>
+          <w:p>
+            <w:pPr>
+              <w:jc w:val="center"/>
+              <w:rPr>
+                <w:rFonts w:hint="eastAsia" w:ascii="Times New Roman" w:hAnsi="Times New Roman" w:eastAsia="宋体" w:cs="Times New Roman"/>
+                <w:kern w:val="2"/>
+                <w:sz w:val="21"/>
+                <w:szCs w:val="24"/>
+                <w:lang w:val="en-US" w:eastAsia="zh-CN" w:bidi="ar-SA"/>
+              </w:rPr>
+            </w:pPr>
+          </w:p>
+        </w:tc>
+        <w:tc>
+          <w:tcPr>
+            <w:tcW w:w="1211" w:type="dxa"/>
+            <w:noWrap w:val="0"/>
+            <w:vAlign w:val="center"/>
+          </w:tcPr>
+          <w:p>
+            <w:pPr>
+              <w:jc w:val="center"/>
+              <w:rPr>
+                <w:rFonts w:hint="eastAsia" w:ascii="Times New Roman" w:hAnsi="Times New Roman" w:eastAsia="宋体" w:cs="Times New Roman"/>
+                <w:kern w:val="2"/>
+                <w:sz w:val="21"/>
+                <w:szCs w:val="24"/>
+                <w:lang w:val="en-US" w:eastAsia="zh-CN" w:bidi="ar-SA"/>
+              </w:rPr>
+            </w:pPr>
+          </w:p>
+        </w:tc>
+        <w:tc>
+          <w:tcPr>
+            <w:tcW w:w="1122" w:type="dxa"/>
             <w:noWrap w:val="0"/>
             <w:vAlign w:val="center"/>
           </w:tcPr>
@@ -867,143 +812,125 @@
         </w:trPr>
         <w:tc>
           <w:tcPr>
-            <w:tcW w:w="1327" w:type="dxa"/>
-            <w:gridSpan w:val="2"/>
-            <w:noWrap w:val="0"/>
-            <w:vAlign w:val="center"/>
-          </w:tcPr>
-          <w:p>
-            <w:pPr>
-              <w:spacing w:before="60"/>
-              <w:jc w:val="center"/>
-              <w:rPr>
-                <w:rFonts w:hint="eastAsia" w:ascii="宋体" w:hAnsi="Times New Roman" w:eastAsia="宋体" w:cs="Times New Roman"/>
-                <w:color w:val="auto"/>
-                <w:kern w:val="2"/>
-                <w:sz w:val="21"/>
-                <w:szCs w:val="21"/>
-                <w:highlight w:val="none"/>
-                <w:lang w:val="en-US" w:eastAsia="zh-CN" w:bidi="ar-SA"/>
-              </w:rPr>
-            </w:pPr>
-          </w:p>
-        </w:tc>
-        <w:tc>
-          <w:tcPr>
-            <w:tcW w:w="1163" w:type="dxa"/>
-            <w:gridSpan w:val="2"/>
-            <w:noWrap w:val="0"/>
-            <w:vAlign w:val="center"/>
-          </w:tcPr>
-          <w:p>
-            <w:pPr>
-              <w:spacing w:before="60"/>
-              <w:jc w:val="center"/>
-              <w:rPr>
-                <w:rFonts w:hint="eastAsia" w:ascii="宋体" w:hAnsi="Times New Roman" w:eastAsia="宋体" w:cs="Times New Roman"/>
-                <w:color w:val="auto"/>
-                <w:kern w:val="2"/>
-                <w:sz w:val="21"/>
-                <w:szCs w:val="21"/>
-                <w:highlight w:val="none"/>
-                <w:lang w:val="en-US" w:eastAsia="zh-CN" w:bidi="ar-SA"/>
-              </w:rPr>
-            </w:pPr>
-          </w:p>
-        </w:tc>
-        <w:tc>
-          <w:tcPr>
-            <w:tcW w:w="1650" w:type="dxa"/>
-            <w:noWrap w:val="0"/>
-            <w:vAlign w:val="center"/>
-          </w:tcPr>
-          <w:p>
-            <w:pPr>
-              <w:spacing w:before="60"/>
-              <w:jc w:val="center"/>
-              <w:rPr>
-                <w:rFonts w:hint="eastAsia" w:ascii="宋体" w:hAnsi="Times New Roman" w:eastAsia="宋体" w:cs="Times New Roman"/>
-                <w:color w:val="auto"/>
-                <w:kern w:val="2"/>
-                <w:sz w:val="21"/>
-                <w:szCs w:val="21"/>
-                <w:highlight w:val="none"/>
-                <w:lang w:val="en-US" w:eastAsia="zh-CN" w:bidi="ar-SA"/>
-              </w:rPr>
-            </w:pPr>
-          </w:p>
-        </w:tc>
-        <w:tc>
-          <w:tcPr>
-            <w:tcW w:w="870" w:type="dxa"/>
+            <w:tcW w:w="1870" w:type="dxa"/>
+            <w:gridSpan w:val="2"/>
+            <w:noWrap w:val="0"/>
+            <w:vAlign w:val="center"/>
+          </w:tcPr>
+          <w:p>
+            <w:pPr>
+              <w:jc w:val="center"/>
+              <w:rPr>
+                <w:rFonts w:hint="eastAsia" w:ascii="Times New Roman" w:hAnsi="Times New Roman" w:eastAsia="宋体" w:cs="Times New Roman"/>
+                <w:kern w:val="2"/>
+                <w:sz w:val="21"/>
+                <w:szCs w:val="24"/>
+                <w:lang w:val="en-US" w:eastAsia="zh-CN" w:bidi="ar-SA"/>
+              </w:rPr>
+            </w:pPr>
+          </w:p>
+        </w:tc>
+        <w:tc>
+          <w:tcPr>
+            <w:tcW w:w="944" w:type="dxa"/>
+            <w:gridSpan w:val="2"/>
+            <w:noWrap w:val="0"/>
+            <w:vAlign w:val="center"/>
+          </w:tcPr>
+          <w:p>
+            <w:pPr>
+              <w:jc w:val="center"/>
+              <w:rPr>
+                <w:rFonts w:hint="eastAsia" w:ascii="Times New Roman" w:hAnsi="Times New Roman" w:eastAsia="宋体" w:cs="Times New Roman"/>
+                <w:kern w:val="2"/>
+                <w:sz w:val="21"/>
+                <w:szCs w:val="24"/>
+                <w:lang w:val="en-US" w:eastAsia="zh-CN" w:bidi="ar-SA"/>
+              </w:rPr>
+            </w:pPr>
+          </w:p>
+        </w:tc>
+        <w:tc>
+          <w:tcPr>
+            <w:tcW w:w="2952" w:type="dxa"/>
             <w:gridSpan w:val="3"/>
+            <w:noWrap w:val="0"/>
+            <w:vAlign w:val="center"/>
+          </w:tcPr>
+          <w:p>
+            <w:pPr>
+              <w:jc w:val="center"/>
+              <w:rPr>
+                <w:rFonts w:hint="eastAsia" w:ascii="Times New Roman" w:hAnsi="Times New Roman" w:eastAsia="宋体" w:cs="Times New Roman"/>
+                <w:kern w:val="2"/>
+                <w:sz w:val="21"/>
+                <w:szCs w:val="24"/>
+                <w:lang w:val="en-US" w:eastAsia="zh-CN" w:bidi="ar-SA"/>
+              </w:rPr>
+            </w:pPr>
+          </w:p>
+        </w:tc>
+        <w:tc>
+          <w:tcPr>
+            <w:tcW w:w="820" w:type="dxa"/>
+            <w:gridSpan w:val="2"/>
             <w:noWrap/>
             <w:vAlign w:val="center"/>
           </w:tcPr>
           <w:p>
             <w:pPr>
-              <w:spacing w:before="60"/>
-              <w:jc w:val="center"/>
-              <w:rPr>
-                <w:rFonts w:hint="eastAsia" w:ascii="宋体" w:hAnsi="Times New Roman" w:eastAsia="宋体" w:cs="Times New Roman"/>
-                <w:color w:val="auto"/>
-                <w:kern w:val="2"/>
-                <w:sz w:val="21"/>
-                <w:szCs w:val="21"/>
-                <w:highlight w:val="none"/>
-                <w:lang w:val="en-US" w:eastAsia="zh-CN" w:bidi="ar-SA"/>
-              </w:rPr>
-            </w:pPr>
-          </w:p>
-        </w:tc>
-        <w:tc>
-          <w:tcPr>
-            <w:tcW w:w="1381" w:type="dxa"/>
-            <w:gridSpan w:val="2"/>
-            <w:noWrap w:val="0"/>
-            <w:vAlign w:val="center"/>
-          </w:tcPr>
-          <w:p>
-            <w:pPr>
-              <w:spacing w:before="60"/>
-              <w:jc w:val="center"/>
-              <w:rPr>
-                <w:rFonts w:hint="eastAsia" w:ascii="宋体" w:hAnsi="Times New Roman" w:eastAsia="宋体" w:cs="Times New Roman"/>
-                <w:color w:val="auto"/>
-                <w:kern w:val="2"/>
-                <w:sz w:val="21"/>
-                <w:szCs w:val="21"/>
-                <w:highlight w:val="none"/>
-                <w:lang w:val="en-US" w:eastAsia="zh-CN" w:bidi="ar-SA"/>
-              </w:rPr>
-            </w:pPr>
-          </w:p>
-        </w:tc>
-        <w:tc>
-          <w:tcPr>
-            <w:tcW w:w="1408" w:type="dxa"/>
-            <w:noWrap w:val="0"/>
-            <w:vAlign w:val="center"/>
-          </w:tcPr>
-          <w:p>
-            <w:pPr>
-              <w:spacing w:before="60"/>
-              <w:jc w:val="center"/>
-              <w:rPr>
-                <w:rFonts w:hint="eastAsia" w:ascii="宋体" w:hAnsi="Times New Roman" w:eastAsia="宋体" w:cs="Times New Roman"/>
-                <w:color w:val="auto"/>
-                <w:kern w:val="2"/>
-                <w:sz w:val="21"/>
-                <w:szCs w:val="21"/>
-                <w:highlight w:val="none"/>
-                <w:lang w:val="en-US" w:eastAsia="zh-CN" w:bidi="ar-SA"/>
-              </w:rPr>
-            </w:pPr>
-          </w:p>
-        </w:tc>
-        <w:tc>
-          <w:tcPr>
-            <w:tcW w:w="1557" w:type="dxa"/>
+              <w:jc w:val="center"/>
+              <w:rPr>
+                <w:rFonts w:hint="eastAsia" w:ascii="Times New Roman" w:hAnsi="Times New Roman" w:eastAsia="宋体" w:cs="Times New Roman"/>
+                <w:kern w:val="2"/>
+                <w:sz w:val="21"/>
+                <w:szCs w:val="24"/>
+                <w:lang w:val="en-US" w:eastAsia="zh-CN" w:bidi="ar-SA"/>
+              </w:rPr>
+            </w:pPr>
+          </w:p>
+        </w:tc>
+        <w:tc>
+          <w:tcPr>
+            <w:tcW w:w="1333" w:type="dxa"/>
+            <w:noWrap w:val="0"/>
+            <w:vAlign w:val="center"/>
+          </w:tcPr>
+          <w:p>
+            <w:pPr>
+              <w:jc w:val="center"/>
+              <w:rPr>
+                <w:rFonts w:hint="eastAsia" w:ascii="Times New Roman" w:hAnsi="Times New Roman" w:eastAsia="宋体" w:cs="Times New Roman"/>
+                <w:kern w:val="2"/>
+                <w:sz w:val="21"/>
+                <w:szCs w:val="24"/>
+                <w:lang w:val="en-US" w:eastAsia="zh-CN" w:bidi="ar-SA"/>
+              </w:rPr>
+            </w:pPr>
+          </w:p>
+        </w:tc>
+        <w:tc>
+          <w:tcPr>
+            <w:tcW w:w="1211" w:type="dxa"/>
+            <w:noWrap w:val="0"/>
+            <w:vAlign w:val="center"/>
+          </w:tcPr>
+          <w:p>
+            <w:pPr>
+              <w:jc w:val="center"/>
+              <w:rPr>
+                <w:rFonts w:hint="eastAsia" w:ascii="Times New Roman" w:hAnsi="Times New Roman" w:eastAsia="宋体" w:cs="Times New Roman"/>
+                <w:kern w:val="2"/>
+                <w:sz w:val="21"/>
+                <w:szCs w:val="24"/>
+                <w:lang w:val="en-US" w:eastAsia="zh-CN" w:bidi="ar-SA"/>
+              </w:rPr>
+            </w:pPr>
+          </w:p>
+        </w:tc>
+        <w:tc>
+          <w:tcPr>
+            <w:tcW w:w="1122" w:type="dxa"/>
             <w:noWrap w:val="0"/>
             <w:vAlign w:val="center"/>
           </w:tcPr>
@@ -1047,7 +974,7 @@
         </w:trPr>
         <w:tc>
           <w:tcPr>
-            <w:tcW w:w="1327" w:type="dxa"/>
+            <w:tcW w:w="1870" w:type="dxa"/>
             <w:gridSpan w:val="2"/>
             <w:noWrap w:val="0"/>
             <w:vAlign w:val="center"/>
@@ -1070,7 +997,7 @@
         </w:tc>
         <w:tc>
           <w:tcPr>
-            <w:tcW w:w="1163" w:type="dxa"/>
+            <w:tcW w:w="944" w:type="dxa"/>
             <w:gridSpan w:val="2"/>
             <w:noWrap w:val="0"/>
             <w:vAlign w:val="center"/>
@@ -1093,7 +1020,8 @@
         </w:tc>
         <w:tc>
           <w:tcPr>
-            <w:tcW w:w="1650" w:type="dxa"/>
+            <w:tcW w:w="2952" w:type="dxa"/>
+            <w:gridSpan w:val="3"/>
             <w:noWrap w:val="0"/>
             <w:vAlign w:val="center"/>
           </w:tcPr>
@@ -1115,8 +1043,8 @@
         </w:tc>
         <w:tc>
           <w:tcPr>
-            <w:tcW w:w="870" w:type="dxa"/>
-            <w:gridSpan w:val="3"/>
+            <w:tcW w:w="820" w:type="dxa"/>
+            <w:gridSpan w:val="2"/>
             <w:noWrap w:val="0"/>
             <w:vAlign w:val="center"/>
           </w:tcPr>
@@ -1138,8 +1066,7 @@
         </w:tc>
         <w:tc>
           <w:tcPr>
-            <w:tcW w:w="1381" w:type="dxa"/>
-            <w:gridSpan w:val="2"/>
+            <w:tcW w:w="1333" w:type="dxa"/>
             <w:noWrap w:val="0"/>
             <w:vAlign w:val="center"/>
           </w:tcPr>
@@ -1161,7 +1088,7 @@
         </w:tc>
         <w:tc>
           <w:tcPr>
-            <w:tcW w:w="1408" w:type="dxa"/>
+            <w:tcW w:w="1211" w:type="dxa"/>
             <w:noWrap w:val="0"/>
             <w:vAlign w:val="center"/>
           </w:tcPr>
@@ -1183,7 +1110,7 @@
         </w:tc>
         <w:tc>
           <w:tcPr>
-            <w:tcW w:w="1557" w:type="dxa"/>
+            <w:tcW w:w="1122" w:type="dxa"/>
             <w:noWrap w:val="0"/>
             <w:vAlign w:val="center"/>
           </w:tcPr>
@@ -1227,7 +1154,7 @@
         </w:trPr>
         <w:tc>
           <w:tcPr>
-            <w:tcW w:w="1327" w:type="dxa"/>
+            <w:tcW w:w="1870" w:type="dxa"/>
             <w:gridSpan w:val="2"/>
             <w:noWrap w:val="0"/>
             <w:vAlign w:val="center"/>
@@ -1250,7 +1177,7 @@
         </w:tc>
         <w:tc>
           <w:tcPr>
-            <w:tcW w:w="1163" w:type="dxa"/>
+            <w:tcW w:w="944" w:type="dxa"/>
             <w:gridSpan w:val="2"/>
             <w:noWrap w:val="0"/>
             <w:vAlign w:val="center"/>
@@ -1273,7 +1200,8 @@
         </w:tc>
         <w:tc>
           <w:tcPr>
-            <w:tcW w:w="1650" w:type="dxa"/>
+            <w:tcW w:w="2952" w:type="dxa"/>
+            <w:gridSpan w:val="3"/>
             <w:noWrap w:val="0"/>
             <w:vAlign w:val="center"/>
           </w:tcPr>
@@ -1295,8 +1223,8 @@
         </w:tc>
         <w:tc>
           <w:tcPr>
-            <w:tcW w:w="870" w:type="dxa"/>
-            <w:gridSpan w:val="3"/>
+            <w:tcW w:w="820" w:type="dxa"/>
+            <w:gridSpan w:val="2"/>
             <w:noWrap w:val="0"/>
             <w:vAlign w:val="center"/>
           </w:tcPr>
@@ -1318,8 +1246,7 @@
         </w:tc>
         <w:tc>
           <w:tcPr>
-            <w:tcW w:w="1381" w:type="dxa"/>
-            <w:gridSpan w:val="2"/>
+            <w:tcW w:w="1333" w:type="dxa"/>
             <w:noWrap w:val="0"/>
             <w:vAlign w:val="center"/>
           </w:tcPr>
@@ -1341,7 +1268,7 @@
         </w:tc>
         <w:tc>
           <w:tcPr>
-            <w:tcW w:w="1408" w:type="dxa"/>
+            <w:tcW w:w="1211" w:type="dxa"/>
             <w:noWrap w:val="0"/>
             <w:vAlign w:val="center"/>
           </w:tcPr>
@@ -1363,7 +1290,7 @@
         </w:tc>
         <w:tc>
           <w:tcPr>
-            <w:tcW w:w="1557" w:type="dxa"/>
+            <w:tcW w:w="1122" w:type="dxa"/>
             <w:noWrap w:val="0"/>
             <w:vAlign w:val="center"/>
           </w:tcPr>
@@ -1407,7 +1334,7 @@
         </w:trPr>
         <w:tc>
           <w:tcPr>
-            <w:tcW w:w="1327" w:type="dxa"/>
+            <w:tcW w:w="1870" w:type="dxa"/>
             <w:gridSpan w:val="2"/>
             <w:noWrap w:val="0"/>
             <w:vAlign w:val="center"/>
@@ -1430,7 +1357,7 @@
         </w:tc>
         <w:tc>
           <w:tcPr>
-            <w:tcW w:w="1163" w:type="dxa"/>
+            <w:tcW w:w="944" w:type="dxa"/>
             <w:gridSpan w:val="2"/>
             <w:noWrap w:val="0"/>
             <w:vAlign w:val="center"/>
@@ -1453,7 +1380,8 @@
         </w:tc>
         <w:tc>
           <w:tcPr>
-            <w:tcW w:w="1650" w:type="dxa"/>
+            <w:tcW w:w="2952" w:type="dxa"/>
+            <w:gridSpan w:val="3"/>
             <w:noWrap w:val="0"/>
             <w:vAlign w:val="center"/>
           </w:tcPr>
@@ -1475,8 +1403,8 @@
         </w:tc>
         <w:tc>
           <w:tcPr>
-            <w:tcW w:w="870" w:type="dxa"/>
-            <w:gridSpan w:val="3"/>
+            <w:tcW w:w="820" w:type="dxa"/>
+            <w:gridSpan w:val="2"/>
             <w:noWrap w:val="0"/>
             <w:vAlign w:val="center"/>
           </w:tcPr>
@@ -1498,8 +1426,7 @@
         </w:tc>
         <w:tc>
           <w:tcPr>
-            <w:tcW w:w="1381" w:type="dxa"/>
-            <w:gridSpan w:val="2"/>
+            <w:tcW w:w="1333" w:type="dxa"/>
             <w:noWrap w:val="0"/>
             <w:vAlign w:val="center"/>
           </w:tcPr>
@@ -1521,7 +1448,7 @@
         </w:tc>
         <w:tc>
           <w:tcPr>
-            <w:tcW w:w="1408" w:type="dxa"/>
+            <w:tcW w:w="1211" w:type="dxa"/>
             <w:noWrap w:val="0"/>
             <w:vAlign w:val="center"/>
           </w:tcPr>
@@ -1543,7 +1470,7 @@
         </w:tc>
         <w:tc>
           <w:tcPr>
-            <w:tcW w:w="1557" w:type="dxa"/>
+            <w:tcW w:w="1122" w:type="dxa"/>
             <w:noWrap w:val="0"/>
             <w:vAlign w:val="center"/>
           </w:tcPr>
@@ -1587,7 +1514,7 @@
         </w:trPr>
         <w:tc>
           <w:tcPr>
-            <w:tcW w:w="1327" w:type="dxa"/>
+            <w:tcW w:w="1870" w:type="dxa"/>
             <w:gridSpan w:val="2"/>
             <w:noWrap w:val="0"/>
             <w:vAlign w:val="center"/>
@@ -1610,7 +1537,7 @@
         </w:tc>
         <w:tc>
           <w:tcPr>
-            <w:tcW w:w="1163" w:type="dxa"/>
+            <w:tcW w:w="944" w:type="dxa"/>
             <w:gridSpan w:val="2"/>
             <w:noWrap w:val="0"/>
             <w:vAlign w:val="center"/>
@@ -1633,7 +1560,8 @@
         </w:tc>
         <w:tc>
           <w:tcPr>
-            <w:tcW w:w="1650" w:type="dxa"/>
+            <w:tcW w:w="2952" w:type="dxa"/>
+            <w:gridSpan w:val="3"/>
             <w:noWrap w:val="0"/>
             <w:vAlign w:val="center"/>
           </w:tcPr>
@@ -1655,8 +1583,8 @@
         </w:tc>
         <w:tc>
           <w:tcPr>
-            <w:tcW w:w="870" w:type="dxa"/>
-            <w:gridSpan w:val="3"/>
+            <w:tcW w:w="820" w:type="dxa"/>
+            <w:gridSpan w:val="2"/>
             <w:noWrap w:val="0"/>
             <w:vAlign w:val="center"/>
           </w:tcPr>
@@ -1678,8 +1606,7 @@
         </w:tc>
         <w:tc>
           <w:tcPr>
-            <w:tcW w:w="1381" w:type="dxa"/>
-            <w:gridSpan w:val="2"/>
+            <w:tcW w:w="1333" w:type="dxa"/>
             <w:noWrap w:val="0"/>
             <w:vAlign w:val="center"/>
           </w:tcPr>
@@ -1701,7 +1628,7 @@
         </w:tc>
         <w:tc>
           <w:tcPr>
-            <w:tcW w:w="1408" w:type="dxa"/>
+            <w:tcW w:w="1211" w:type="dxa"/>
             <w:noWrap w:val="0"/>
             <w:vAlign w:val="center"/>
           </w:tcPr>
@@ -1723,7 +1650,7 @@
         </w:tc>
         <w:tc>
           <w:tcPr>
-            <w:tcW w:w="1557" w:type="dxa"/>
+            <w:tcW w:w="1122" w:type="dxa"/>
             <w:noWrap w:val="0"/>
             <w:vAlign w:val="center"/>
           </w:tcPr>
@@ -1767,7 +1694,7 @@
         </w:trPr>
         <w:tc>
           <w:tcPr>
-            <w:tcW w:w="1327" w:type="dxa"/>
+            <w:tcW w:w="1870" w:type="dxa"/>
             <w:gridSpan w:val="2"/>
             <w:noWrap w:val="0"/>
             <w:vAlign w:val="center"/>
@@ -1790,7 +1717,7 @@
         </w:tc>
         <w:tc>
           <w:tcPr>
-            <w:tcW w:w="1163" w:type="dxa"/>
+            <w:tcW w:w="944" w:type="dxa"/>
             <w:gridSpan w:val="2"/>
             <w:noWrap w:val="0"/>
             <w:vAlign w:val="center"/>
@@ -1813,7 +1740,8 @@
         </w:tc>
         <w:tc>
           <w:tcPr>
-            <w:tcW w:w="1650" w:type="dxa"/>
+            <w:tcW w:w="2952" w:type="dxa"/>
+            <w:gridSpan w:val="3"/>
             <w:noWrap w:val="0"/>
             <w:vAlign w:val="center"/>
           </w:tcPr>
@@ -1835,8 +1763,8 @@
         </w:tc>
         <w:tc>
           <w:tcPr>
-            <w:tcW w:w="870" w:type="dxa"/>
-            <w:gridSpan w:val="3"/>
+            <w:tcW w:w="820" w:type="dxa"/>
+            <w:gridSpan w:val="2"/>
             <w:noWrap w:val="0"/>
             <w:vAlign w:val="center"/>
           </w:tcPr>
@@ -1858,8 +1786,7 @@
         </w:tc>
         <w:tc>
           <w:tcPr>
-            <w:tcW w:w="1381" w:type="dxa"/>
-            <w:gridSpan w:val="2"/>
+            <w:tcW w:w="1333" w:type="dxa"/>
             <w:noWrap w:val="0"/>
             <w:vAlign w:val="center"/>
           </w:tcPr>
@@ -1881,7 +1808,7 @@
         </w:tc>
         <w:tc>
           <w:tcPr>
-            <w:tcW w:w="1408" w:type="dxa"/>
+            <w:tcW w:w="1211" w:type="dxa"/>
             <w:noWrap w:val="0"/>
             <w:vAlign w:val="center"/>
           </w:tcPr>
@@ -1903,7 +1830,7 @@
         </w:tc>
         <w:tc>
           <w:tcPr>
-            <w:tcW w:w="1557" w:type="dxa"/>
+            <w:tcW w:w="1122" w:type="dxa"/>
             <w:noWrap w:val="0"/>
             <w:vAlign w:val="center"/>
           </w:tcPr>
@@ -1947,7 +1874,7 @@
         </w:trPr>
         <w:tc>
           <w:tcPr>
-            <w:tcW w:w="1327" w:type="dxa"/>
+            <w:tcW w:w="1870" w:type="dxa"/>
             <w:gridSpan w:val="2"/>
             <w:noWrap w:val="0"/>
             <w:vAlign w:val="center"/>
@@ -1970,7 +1897,7 @@
         </w:tc>
         <w:tc>
           <w:tcPr>
-            <w:tcW w:w="1163" w:type="dxa"/>
+            <w:tcW w:w="944" w:type="dxa"/>
             <w:gridSpan w:val="2"/>
             <w:noWrap w:val="0"/>
             <w:vAlign w:val="center"/>
@@ -1993,7 +1920,8 @@
         </w:tc>
         <w:tc>
           <w:tcPr>
-            <w:tcW w:w="1650" w:type="dxa"/>
+            <w:tcW w:w="2952" w:type="dxa"/>
+            <w:gridSpan w:val="3"/>
             <w:noWrap w:val="0"/>
             <w:vAlign w:val="center"/>
           </w:tcPr>
@@ -2015,8 +1943,8 @@
         </w:tc>
         <w:tc>
           <w:tcPr>
-            <w:tcW w:w="870" w:type="dxa"/>
-            <w:gridSpan w:val="3"/>
+            <w:tcW w:w="820" w:type="dxa"/>
+            <w:gridSpan w:val="2"/>
             <w:noWrap w:val="0"/>
             <w:vAlign w:val="center"/>
           </w:tcPr>
@@ -2038,8 +1966,7 @@
         </w:tc>
         <w:tc>
           <w:tcPr>
-            <w:tcW w:w="1381" w:type="dxa"/>
-            <w:gridSpan w:val="2"/>
+            <w:tcW w:w="1333" w:type="dxa"/>
             <w:noWrap w:val="0"/>
             <w:vAlign w:val="center"/>
           </w:tcPr>
@@ -2061,7 +1988,7 @@
         </w:tc>
         <w:tc>
           <w:tcPr>
-            <w:tcW w:w="1408" w:type="dxa"/>
+            <w:tcW w:w="1211" w:type="dxa"/>
             <w:noWrap w:val="0"/>
             <w:vAlign w:val="center"/>
           </w:tcPr>
@@ -2083,7 +2010,7 @@
         </w:tc>
         <w:tc>
           <w:tcPr>
-            <w:tcW w:w="1557" w:type="dxa"/>
+            <w:tcW w:w="1122" w:type="dxa"/>
             <w:noWrap w:val="0"/>
             <w:vAlign w:val="center"/>
           </w:tcPr>
@@ -2127,7 +2054,7 @@
         </w:trPr>
         <w:tc>
           <w:tcPr>
-            <w:tcW w:w="1327" w:type="dxa"/>
+            <w:tcW w:w="1870" w:type="dxa"/>
             <w:gridSpan w:val="2"/>
             <w:noWrap w:val="0"/>
             <w:vAlign w:val="center"/>
@@ -2150,7 +2077,7 @@
         </w:tc>
         <w:tc>
           <w:tcPr>
-            <w:tcW w:w="1163" w:type="dxa"/>
+            <w:tcW w:w="944" w:type="dxa"/>
             <w:gridSpan w:val="2"/>
             <w:noWrap w:val="0"/>
             <w:vAlign w:val="center"/>
@@ -2173,7 +2100,8 @@
         </w:tc>
         <w:tc>
           <w:tcPr>
-            <w:tcW w:w="1650" w:type="dxa"/>
+            <w:tcW w:w="2952" w:type="dxa"/>
+            <w:gridSpan w:val="3"/>
             <w:noWrap w:val="0"/>
             <w:vAlign w:val="center"/>
           </w:tcPr>
@@ -2195,8 +2123,8 @@
         </w:tc>
         <w:tc>
           <w:tcPr>
-            <w:tcW w:w="870" w:type="dxa"/>
-            <w:gridSpan w:val="3"/>
+            <w:tcW w:w="820" w:type="dxa"/>
+            <w:gridSpan w:val="2"/>
             <w:noWrap w:val="0"/>
             <w:vAlign w:val="center"/>
           </w:tcPr>
@@ -2218,8 +2146,7 @@
         </w:tc>
         <w:tc>
           <w:tcPr>
-            <w:tcW w:w="1381" w:type="dxa"/>
-            <w:gridSpan w:val="2"/>
+            <w:tcW w:w="1333" w:type="dxa"/>
             <w:noWrap w:val="0"/>
             <w:vAlign w:val="center"/>
           </w:tcPr>
@@ -2241,7 +2168,7 @@
         </w:tc>
         <w:tc>
           <w:tcPr>
-            <w:tcW w:w="1408" w:type="dxa"/>
+            <w:tcW w:w="1211" w:type="dxa"/>
             <w:noWrap w:val="0"/>
             <w:vAlign w:val="center"/>
           </w:tcPr>
@@ -2263,7 +2190,7 @@
         </w:tc>
         <w:tc>
           <w:tcPr>
-            <w:tcW w:w="1557" w:type="dxa"/>
+            <w:tcW w:w="1122" w:type="dxa"/>
             <w:noWrap w:val="0"/>
             <w:vAlign w:val="center"/>
           </w:tcPr>
@@ -2307,75 +2234,53 @@
         </w:trPr>
         <w:tc>
           <w:tcPr>
-            <w:tcW w:w="1327" w:type="dxa"/>
-            <w:gridSpan w:val="2"/>
-            <w:noWrap w:val="0"/>
-            <w:vAlign w:val="center"/>
-          </w:tcPr>
-          <w:p>
-            <w:pPr>
-              <w:spacing w:before="60"/>
-              <w:jc w:val="center"/>
-              <w:rPr>
-                <w:rFonts w:hint="default" w:ascii="宋体" w:hAnsi="Times New Roman" w:eastAsia="宋体" w:cs="Times New Roman"/>
-                <w:color w:val="auto"/>
-                <w:kern w:val="2"/>
-                <w:sz w:val="21"/>
-                <w:szCs w:val="21"/>
-                <w:highlight w:val="none"/>
-                <w:lang w:val="en-US" w:eastAsia="zh-CN" w:bidi="ar-SA"/>
-              </w:rPr>
-            </w:pPr>
-          </w:p>
-        </w:tc>
-        <w:tc>
-          <w:tcPr>
-            <w:tcW w:w="1163" w:type="dxa"/>
-            <w:gridSpan w:val="2"/>
-            <w:noWrap w:val="0"/>
-            <w:vAlign w:val="center"/>
-          </w:tcPr>
-          <w:p>
-            <w:pPr>
-              <w:spacing w:before="60"/>
-              <w:jc w:val="center"/>
-              <w:rPr>
-                <w:rFonts w:hint="default" w:ascii="宋体" w:hAnsi="Times New Roman" w:eastAsia="宋体" w:cs="Times New Roman"/>
-                <w:color w:val="auto"/>
-                <w:kern w:val="2"/>
-                <w:sz w:val="21"/>
-                <w:szCs w:val="21"/>
-                <w:highlight w:val="none"/>
-                <w:lang w:val="en-US" w:eastAsia="zh-CN" w:bidi="ar-SA"/>
-              </w:rPr>
-            </w:pPr>
-          </w:p>
-        </w:tc>
-        <w:tc>
-          <w:tcPr>
-            <w:tcW w:w="1650" w:type="dxa"/>
-            <w:noWrap w:val="0"/>
-            <w:vAlign w:val="center"/>
-          </w:tcPr>
-          <w:p>
-            <w:pPr>
-              <w:spacing w:before="60"/>
-              <w:jc w:val="center"/>
-              <w:rPr>
-                <w:rFonts w:hint="default" w:ascii="宋体" w:hAnsi="Times New Roman" w:eastAsia="宋体" w:cs="Times New Roman"/>
-                <w:color w:val="auto"/>
-                <w:kern w:val="2"/>
-                <w:sz w:val="21"/>
-                <w:szCs w:val="21"/>
-                <w:highlight w:val="none"/>
-                <w:lang w:val="en-US" w:eastAsia="zh-CN" w:bidi="ar-SA"/>
-              </w:rPr>
-            </w:pPr>
-          </w:p>
-        </w:tc>
-        <w:tc>
-          <w:tcPr>
-            <w:tcW w:w="870" w:type="dxa"/>
+            <w:tcW w:w="1870" w:type="dxa"/>
+            <w:gridSpan w:val="2"/>
+            <w:noWrap w:val="0"/>
+            <w:vAlign w:val="center"/>
+          </w:tcPr>
+          <w:p>
+            <w:pPr>
+              <w:spacing w:before="60"/>
+              <w:jc w:val="center"/>
+              <w:rPr>
+                <w:rFonts w:hint="default" w:ascii="宋体" w:hAnsi="Times New Roman" w:eastAsia="宋体" w:cs="Times New Roman"/>
+                <w:color w:val="auto"/>
+                <w:kern w:val="2"/>
+                <w:sz w:val="21"/>
+                <w:szCs w:val="21"/>
+                <w:highlight w:val="none"/>
+                <w:lang w:val="en-US" w:eastAsia="zh-CN" w:bidi="ar-SA"/>
+              </w:rPr>
+            </w:pPr>
+          </w:p>
+        </w:tc>
+        <w:tc>
+          <w:tcPr>
+            <w:tcW w:w="944" w:type="dxa"/>
+            <w:gridSpan w:val="2"/>
+            <w:noWrap w:val="0"/>
+            <w:vAlign w:val="center"/>
+          </w:tcPr>
+          <w:p>
+            <w:pPr>
+              <w:spacing w:before="60"/>
+              <w:jc w:val="center"/>
+              <w:rPr>
+                <w:rFonts w:hint="default" w:ascii="宋体" w:hAnsi="Times New Roman" w:eastAsia="宋体" w:cs="Times New Roman"/>
+                <w:color w:val="auto"/>
+                <w:kern w:val="2"/>
+                <w:sz w:val="21"/>
+                <w:szCs w:val="21"/>
+                <w:highlight w:val="none"/>
+                <w:lang w:val="en-US" w:eastAsia="zh-CN" w:bidi="ar-SA"/>
+              </w:rPr>
+            </w:pPr>
+          </w:p>
+        </w:tc>
+        <w:tc>
+          <w:tcPr>
+            <w:tcW w:w="2952" w:type="dxa"/>
             <w:gridSpan w:val="3"/>
             <w:noWrap w:val="0"/>
             <w:vAlign w:val="center"/>
@@ -2398,52 +2303,74 @@
         </w:tc>
         <w:tc>
           <w:tcPr>
-            <w:tcW w:w="1381" w:type="dxa"/>
-            <w:gridSpan w:val="2"/>
-            <w:noWrap w:val="0"/>
-            <w:vAlign w:val="center"/>
-          </w:tcPr>
-          <w:p>
-            <w:pPr>
-              <w:spacing w:before="60"/>
-              <w:jc w:val="center"/>
-              <w:rPr>
-                <w:rFonts w:hint="default" w:ascii="宋体" w:hAnsi="Times New Roman" w:eastAsia="宋体" w:cs="Times New Roman"/>
-                <w:color w:val="auto"/>
-                <w:kern w:val="2"/>
-                <w:sz w:val="21"/>
-                <w:szCs w:val="21"/>
-                <w:highlight w:val="none"/>
-                <w:lang w:val="en-US" w:eastAsia="zh-CN" w:bidi="ar-SA"/>
-              </w:rPr>
-            </w:pPr>
-          </w:p>
-        </w:tc>
-        <w:tc>
-          <w:tcPr>
-            <w:tcW w:w="1408" w:type="dxa"/>
-            <w:noWrap w:val="0"/>
-            <w:vAlign w:val="center"/>
-          </w:tcPr>
-          <w:p>
-            <w:pPr>
-              <w:spacing w:before="60"/>
-              <w:jc w:val="center"/>
-              <w:rPr>
-                <w:rFonts w:hint="default" w:ascii="宋体" w:hAnsi="Times New Roman" w:eastAsia="宋体" w:cs="Times New Roman"/>
-                <w:color w:val="auto"/>
-                <w:kern w:val="2"/>
-                <w:sz w:val="21"/>
-                <w:szCs w:val="21"/>
-                <w:highlight w:val="none"/>
-                <w:lang w:val="en-US" w:eastAsia="zh-CN" w:bidi="ar-SA"/>
-              </w:rPr>
-            </w:pPr>
-          </w:p>
-        </w:tc>
-        <w:tc>
-          <w:tcPr>
-            <w:tcW w:w="1557" w:type="dxa"/>
+            <w:tcW w:w="820" w:type="dxa"/>
+            <w:gridSpan w:val="2"/>
+            <w:noWrap w:val="0"/>
+            <w:vAlign w:val="center"/>
+          </w:tcPr>
+          <w:p>
+            <w:pPr>
+              <w:spacing w:before="60"/>
+              <w:jc w:val="center"/>
+              <w:rPr>
+                <w:rFonts w:hint="default" w:ascii="宋体" w:hAnsi="Times New Roman" w:eastAsia="宋体" w:cs="Times New Roman"/>
+                <w:color w:val="auto"/>
+                <w:kern w:val="2"/>
+                <w:sz w:val="21"/>
+                <w:szCs w:val="21"/>
+                <w:highlight w:val="none"/>
+                <w:lang w:val="en-US" w:eastAsia="zh-CN" w:bidi="ar-SA"/>
+              </w:rPr>
+            </w:pPr>
+          </w:p>
+        </w:tc>
+        <w:tc>
+          <w:tcPr>
+            <w:tcW w:w="1333" w:type="dxa"/>
+            <w:noWrap w:val="0"/>
+            <w:vAlign w:val="center"/>
+          </w:tcPr>
+          <w:p>
+            <w:pPr>
+              <w:spacing w:before="60"/>
+              <w:jc w:val="center"/>
+              <w:rPr>
+                <w:rFonts w:hint="default" w:ascii="宋体" w:hAnsi="Times New Roman" w:eastAsia="宋体" w:cs="Times New Roman"/>
+                <w:color w:val="auto"/>
+                <w:kern w:val="2"/>
+                <w:sz w:val="21"/>
+                <w:szCs w:val="21"/>
+                <w:highlight w:val="none"/>
+                <w:lang w:val="en-US" w:eastAsia="zh-CN" w:bidi="ar-SA"/>
+              </w:rPr>
+            </w:pPr>
+          </w:p>
+        </w:tc>
+        <w:tc>
+          <w:tcPr>
+            <w:tcW w:w="1211" w:type="dxa"/>
+            <w:noWrap w:val="0"/>
+            <w:vAlign w:val="center"/>
+          </w:tcPr>
+          <w:p>
+            <w:pPr>
+              <w:spacing w:before="60"/>
+              <w:jc w:val="center"/>
+              <w:rPr>
+                <w:rFonts w:hint="default" w:ascii="宋体" w:hAnsi="Times New Roman" w:eastAsia="宋体" w:cs="Times New Roman"/>
+                <w:color w:val="auto"/>
+                <w:kern w:val="2"/>
+                <w:sz w:val="21"/>
+                <w:szCs w:val="21"/>
+                <w:highlight w:val="none"/>
+                <w:lang w:val="en-US" w:eastAsia="zh-CN" w:bidi="ar-SA"/>
+              </w:rPr>
+            </w:pPr>
+          </w:p>
+        </w:tc>
+        <w:tc>
+          <w:tcPr>
+            <w:tcW w:w="1122" w:type="dxa"/>
             <w:noWrap w:val="0"/>
             <w:vAlign w:val="center"/>
           </w:tcPr>
@@ -2487,75 +2414,53 @@
         </w:trPr>
         <w:tc>
           <w:tcPr>
-            <w:tcW w:w="1327" w:type="dxa"/>
-            <w:gridSpan w:val="2"/>
-            <w:noWrap w:val="0"/>
-            <w:vAlign w:val="center"/>
-          </w:tcPr>
-          <w:p>
-            <w:pPr>
-              <w:spacing w:before="60"/>
-              <w:jc w:val="center"/>
-              <w:rPr>
-                <w:rFonts w:hint="default" w:ascii="宋体" w:hAnsi="Times New Roman" w:eastAsia="宋体" w:cs="Times New Roman"/>
-                <w:color w:val="auto"/>
-                <w:kern w:val="2"/>
-                <w:sz w:val="21"/>
-                <w:szCs w:val="21"/>
-                <w:highlight w:val="none"/>
-                <w:lang w:val="en-US" w:eastAsia="zh-CN" w:bidi="ar-SA"/>
-              </w:rPr>
-            </w:pPr>
-          </w:p>
-        </w:tc>
-        <w:tc>
-          <w:tcPr>
-            <w:tcW w:w="1163" w:type="dxa"/>
-            <w:gridSpan w:val="2"/>
-            <w:noWrap w:val="0"/>
-            <w:vAlign w:val="center"/>
-          </w:tcPr>
-          <w:p>
-            <w:pPr>
-              <w:spacing w:before="60"/>
-              <w:jc w:val="center"/>
-              <w:rPr>
-                <w:rFonts w:hint="default" w:ascii="宋体" w:hAnsi="Times New Roman" w:eastAsia="宋体" w:cs="Times New Roman"/>
-                <w:color w:val="auto"/>
-                <w:kern w:val="2"/>
-                <w:sz w:val="21"/>
-                <w:szCs w:val="21"/>
-                <w:highlight w:val="none"/>
-                <w:lang w:val="en-US" w:eastAsia="zh-CN" w:bidi="ar-SA"/>
-              </w:rPr>
-            </w:pPr>
-          </w:p>
-        </w:tc>
-        <w:tc>
-          <w:tcPr>
-            <w:tcW w:w="1650" w:type="dxa"/>
-            <w:noWrap w:val="0"/>
-            <w:vAlign w:val="center"/>
-          </w:tcPr>
-          <w:p>
-            <w:pPr>
-              <w:spacing w:before="60"/>
-              <w:jc w:val="center"/>
-              <w:rPr>
-                <w:rFonts w:hint="default" w:ascii="宋体" w:hAnsi="Times New Roman" w:eastAsia="宋体" w:cs="Times New Roman"/>
-                <w:color w:val="auto"/>
-                <w:kern w:val="2"/>
-                <w:sz w:val="21"/>
-                <w:szCs w:val="21"/>
-                <w:highlight w:val="none"/>
-                <w:lang w:val="en-US" w:eastAsia="zh-CN" w:bidi="ar-SA"/>
-              </w:rPr>
-            </w:pPr>
-          </w:p>
-        </w:tc>
-        <w:tc>
-          <w:tcPr>
-            <w:tcW w:w="870" w:type="dxa"/>
+            <w:tcW w:w="1870" w:type="dxa"/>
+            <w:gridSpan w:val="2"/>
+            <w:noWrap w:val="0"/>
+            <w:vAlign w:val="center"/>
+          </w:tcPr>
+          <w:p>
+            <w:pPr>
+              <w:spacing w:before="60"/>
+              <w:jc w:val="center"/>
+              <w:rPr>
+                <w:rFonts w:hint="default" w:ascii="宋体" w:hAnsi="Times New Roman" w:eastAsia="宋体" w:cs="Times New Roman"/>
+                <w:color w:val="auto"/>
+                <w:kern w:val="2"/>
+                <w:sz w:val="21"/>
+                <w:szCs w:val="21"/>
+                <w:highlight w:val="none"/>
+                <w:lang w:val="en-US" w:eastAsia="zh-CN" w:bidi="ar-SA"/>
+              </w:rPr>
+            </w:pPr>
+          </w:p>
+        </w:tc>
+        <w:tc>
+          <w:tcPr>
+            <w:tcW w:w="944" w:type="dxa"/>
+            <w:gridSpan w:val="2"/>
+            <w:noWrap w:val="0"/>
+            <w:vAlign w:val="center"/>
+          </w:tcPr>
+          <w:p>
+            <w:pPr>
+              <w:spacing w:before="60"/>
+              <w:jc w:val="center"/>
+              <w:rPr>
+                <w:rFonts w:hint="default" w:ascii="宋体" w:hAnsi="Times New Roman" w:eastAsia="宋体" w:cs="Times New Roman"/>
+                <w:color w:val="auto"/>
+                <w:kern w:val="2"/>
+                <w:sz w:val="21"/>
+                <w:szCs w:val="21"/>
+                <w:highlight w:val="none"/>
+                <w:lang w:val="en-US" w:eastAsia="zh-CN" w:bidi="ar-SA"/>
+              </w:rPr>
+            </w:pPr>
+          </w:p>
+        </w:tc>
+        <w:tc>
+          <w:tcPr>
+            <w:tcW w:w="2952" w:type="dxa"/>
             <w:gridSpan w:val="3"/>
             <w:noWrap w:val="0"/>
             <w:vAlign w:val="center"/>
@@ -2578,52 +2483,74 @@
         </w:tc>
         <w:tc>
           <w:tcPr>
-            <w:tcW w:w="1381" w:type="dxa"/>
-            <w:gridSpan w:val="2"/>
-            <w:noWrap w:val="0"/>
-            <w:vAlign w:val="center"/>
-          </w:tcPr>
-          <w:p>
-            <w:pPr>
-              <w:spacing w:before="60"/>
-              <w:jc w:val="center"/>
-              <w:rPr>
-                <w:rFonts w:hint="default" w:ascii="宋体" w:hAnsi="Times New Roman" w:eastAsia="宋体" w:cs="Times New Roman"/>
-                <w:color w:val="auto"/>
-                <w:kern w:val="2"/>
-                <w:sz w:val="21"/>
-                <w:szCs w:val="21"/>
-                <w:highlight w:val="none"/>
-                <w:lang w:val="en-US" w:eastAsia="zh-CN" w:bidi="ar-SA"/>
-              </w:rPr>
-            </w:pPr>
-          </w:p>
-        </w:tc>
-        <w:tc>
-          <w:tcPr>
-            <w:tcW w:w="1408" w:type="dxa"/>
-            <w:noWrap w:val="0"/>
-            <w:vAlign w:val="center"/>
-          </w:tcPr>
-          <w:p>
-            <w:pPr>
-              <w:spacing w:before="60"/>
-              <w:jc w:val="center"/>
-              <w:rPr>
-                <w:rFonts w:hint="default" w:ascii="宋体" w:hAnsi="Times New Roman" w:eastAsia="宋体" w:cs="Times New Roman"/>
-                <w:color w:val="auto"/>
-                <w:kern w:val="2"/>
-                <w:sz w:val="21"/>
-                <w:szCs w:val="21"/>
-                <w:highlight w:val="none"/>
-                <w:lang w:val="en-US" w:eastAsia="zh-CN" w:bidi="ar-SA"/>
-              </w:rPr>
-            </w:pPr>
-          </w:p>
-        </w:tc>
-        <w:tc>
-          <w:tcPr>
-            <w:tcW w:w="1557" w:type="dxa"/>
+            <w:tcW w:w="820" w:type="dxa"/>
+            <w:gridSpan w:val="2"/>
+            <w:noWrap w:val="0"/>
+            <w:vAlign w:val="center"/>
+          </w:tcPr>
+          <w:p>
+            <w:pPr>
+              <w:spacing w:before="60"/>
+              <w:jc w:val="center"/>
+              <w:rPr>
+                <w:rFonts w:hint="default" w:ascii="宋体" w:hAnsi="Times New Roman" w:eastAsia="宋体" w:cs="Times New Roman"/>
+                <w:color w:val="auto"/>
+                <w:kern w:val="2"/>
+                <w:sz w:val="21"/>
+                <w:szCs w:val="21"/>
+                <w:highlight w:val="none"/>
+                <w:lang w:val="en-US" w:eastAsia="zh-CN" w:bidi="ar-SA"/>
+              </w:rPr>
+            </w:pPr>
+          </w:p>
+        </w:tc>
+        <w:tc>
+          <w:tcPr>
+            <w:tcW w:w="1333" w:type="dxa"/>
+            <w:noWrap w:val="0"/>
+            <w:vAlign w:val="center"/>
+          </w:tcPr>
+          <w:p>
+            <w:pPr>
+              <w:spacing w:before="60"/>
+              <w:jc w:val="center"/>
+              <w:rPr>
+                <w:rFonts w:hint="default" w:ascii="宋体" w:hAnsi="Times New Roman" w:eastAsia="宋体" w:cs="Times New Roman"/>
+                <w:color w:val="auto"/>
+                <w:kern w:val="2"/>
+                <w:sz w:val="21"/>
+                <w:szCs w:val="21"/>
+                <w:highlight w:val="none"/>
+                <w:lang w:val="en-US" w:eastAsia="zh-CN" w:bidi="ar-SA"/>
+              </w:rPr>
+            </w:pPr>
+          </w:p>
+        </w:tc>
+        <w:tc>
+          <w:tcPr>
+            <w:tcW w:w="1211" w:type="dxa"/>
+            <w:noWrap w:val="0"/>
+            <w:vAlign w:val="center"/>
+          </w:tcPr>
+          <w:p>
+            <w:pPr>
+              <w:spacing w:before="60"/>
+              <w:jc w:val="center"/>
+              <w:rPr>
+                <w:rFonts w:hint="default" w:ascii="宋体" w:hAnsi="Times New Roman" w:eastAsia="宋体" w:cs="Times New Roman"/>
+                <w:color w:val="auto"/>
+                <w:kern w:val="2"/>
+                <w:sz w:val="21"/>
+                <w:szCs w:val="21"/>
+                <w:highlight w:val="none"/>
+                <w:lang w:val="en-US" w:eastAsia="zh-CN" w:bidi="ar-SA"/>
+              </w:rPr>
+            </w:pPr>
+          </w:p>
+        </w:tc>
+        <w:tc>
+          <w:tcPr>
+            <w:tcW w:w="1122" w:type="dxa"/>
             <w:noWrap w:val="0"/>
             <w:vAlign w:val="center"/>
           </w:tcPr>
@@ -2667,75 +2594,53 @@
         </w:trPr>
         <w:tc>
           <w:tcPr>
-            <w:tcW w:w="1327" w:type="dxa"/>
-            <w:gridSpan w:val="2"/>
-            <w:noWrap w:val="0"/>
-            <w:vAlign w:val="center"/>
-          </w:tcPr>
-          <w:p>
-            <w:pPr>
-              <w:spacing w:before="60"/>
-              <w:jc w:val="center"/>
-              <w:rPr>
-                <w:rFonts w:hint="default" w:ascii="宋体" w:hAnsi="Times New Roman" w:eastAsia="宋体" w:cs="Times New Roman"/>
-                <w:color w:val="auto"/>
-                <w:kern w:val="2"/>
-                <w:sz w:val="21"/>
-                <w:szCs w:val="21"/>
-                <w:highlight w:val="none"/>
-                <w:lang w:val="en-US" w:eastAsia="zh-CN" w:bidi="ar-SA"/>
-              </w:rPr>
-            </w:pPr>
-          </w:p>
-        </w:tc>
-        <w:tc>
-          <w:tcPr>
-            <w:tcW w:w="1163" w:type="dxa"/>
-            <w:gridSpan w:val="2"/>
-            <w:noWrap w:val="0"/>
-            <w:vAlign w:val="center"/>
-          </w:tcPr>
-          <w:p>
-            <w:pPr>
-              <w:spacing w:before="60"/>
-              <w:jc w:val="center"/>
-              <w:rPr>
-                <w:rFonts w:hint="default" w:ascii="宋体" w:hAnsi="Times New Roman" w:eastAsia="宋体" w:cs="Times New Roman"/>
-                <w:color w:val="auto"/>
-                <w:kern w:val="2"/>
-                <w:sz w:val="21"/>
-                <w:szCs w:val="21"/>
-                <w:highlight w:val="none"/>
-                <w:lang w:val="en-US" w:eastAsia="zh-CN" w:bidi="ar-SA"/>
-              </w:rPr>
-            </w:pPr>
-          </w:p>
-        </w:tc>
-        <w:tc>
-          <w:tcPr>
-            <w:tcW w:w="1650" w:type="dxa"/>
-            <w:noWrap w:val="0"/>
-            <w:vAlign w:val="center"/>
-          </w:tcPr>
-          <w:p>
-            <w:pPr>
-              <w:spacing w:before="60"/>
-              <w:jc w:val="center"/>
-              <w:rPr>
-                <w:rFonts w:hint="default" w:ascii="宋体" w:hAnsi="Times New Roman" w:eastAsia="宋体" w:cs="Times New Roman"/>
-                <w:color w:val="auto"/>
-                <w:kern w:val="2"/>
-                <w:sz w:val="21"/>
-                <w:szCs w:val="21"/>
-                <w:highlight w:val="none"/>
-                <w:lang w:val="en-US" w:eastAsia="zh-CN" w:bidi="ar-SA"/>
-              </w:rPr>
-            </w:pPr>
-          </w:p>
-        </w:tc>
-        <w:tc>
-          <w:tcPr>
-            <w:tcW w:w="870" w:type="dxa"/>
+            <w:tcW w:w="1870" w:type="dxa"/>
+            <w:gridSpan w:val="2"/>
+            <w:noWrap w:val="0"/>
+            <w:vAlign w:val="center"/>
+          </w:tcPr>
+          <w:p>
+            <w:pPr>
+              <w:spacing w:before="60"/>
+              <w:jc w:val="center"/>
+              <w:rPr>
+                <w:rFonts w:hint="default" w:ascii="宋体" w:hAnsi="Times New Roman" w:eastAsia="宋体" w:cs="Times New Roman"/>
+                <w:color w:val="auto"/>
+                <w:kern w:val="2"/>
+                <w:sz w:val="21"/>
+                <w:szCs w:val="21"/>
+                <w:highlight w:val="none"/>
+                <w:lang w:val="en-US" w:eastAsia="zh-CN" w:bidi="ar-SA"/>
+              </w:rPr>
+            </w:pPr>
+          </w:p>
+        </w:tc>
+        <w:tc>
+          <w:tcPr>
+            <w:tcW w:w="944" w:type="dxa"/>
+            <w:gridSpan w:val="2"/>
+            <w:noWrap w:val="0"/>
+            <w:vAlign w:val="center"/>
+          </w:tcPr>
+          <w:p>
+            <w:pPr>
+              <w:spacing w:before="60"/>
+              <w:jc w:val="center"/>
+              <w:rPr>
+                <w:rFonts w:hint="default" w:ascii="宋体" w:hAnsi="Times New Roman" w:eastAsia="宋体" w:cs="Times New Roman"/>
+                <w:color w:val="auto"/>
+                <w:kern w:val="2"/>
+                <w:sz w:val="21"/>
+                <w:szCs w:val="21"/>
+                <w:highlight w:val="none"/>
+                <w:lang w:val="en-US" w:eastAsia="zh-CN" w:bidi="ar-SA"/>
+              </w:rPr>
+            </w:pPr>
+          </w:p>
+        </w:tc>
+        <w:tc>
+          <w:tcPr>
+            <w:tcW w:w="2952" w:type="dxa"/>
             <w:gridSpan w:val="3"/>
             <w:noWrap w:val="0"/>
             <w:vAlign w:val="center"/>
@@ -2758,52 +2663,74 @@
         </w:tc>
         <w:tc>
           <w:tcPr>
-            <w:tcW w:w="1381" w:type="dxa"/>
-            <w:gridSpan w:val="2"/>
-            <w:noWrap w:val="0"/>
-            <w:vAlign w:val="center"/>
-          </w:tcPr>
-          <w:p>
-            <w:pPr>
-              <w:spacing w:before="60"/>
-              <w:jc w:val="center"/>
-              <w:rPr>
-                <w:rFonts w:hint="default" w:ascii="宋体" w:hAnsi="Times New Roman" w:eastAsia="宋体" w:cs="Times New Roman"/>
-                <w:color w:val="auto"/>
-                <w:kern w:val="2"/>
-                <w:sz w:val="21"/>
-                <w:szCs w:val="21"/>
-                <w:highlight w:val="none"/>
-                <w:lang w:val="en-US" w:eastAsia="zh-CN" w:bidi="ar-SA"/>
-              </w:rPr>
-            </w:pPr>
-          </w:p>
-        </w:tc>
-        <w:tc>
-          <w:tcPr>
-            <w:tcW w:w="1408" w:type="dxa"/>
-            <w:noWrap w:val="0"/>
-            <w:vAlign w:val="center"/>
-          </w:tcPr>
-          <w:p>
-            <w:pPr>
-              <w:spacing w:before="60"/>
-              <w:jc w:val="center"/>
-              <w:rPr>
-                <w:rFonts w:hint="default" w:ascii="宋体" w:hAnsi="Times New Roman" w:eastAsia="宋体" w:cs="Times New Roman"/>
-                <w:color w:val="auto"/>
-                <w:kern w:val="2"/>
-                <w:sz w:val="21"/>
-                <w:szCs w:val="21"/>
-                <w:highlight w:val="none"/>
-                <w:lang w:val="en-US" w:eastAsia="zh-CN" w:bidi="ar-SA"/>
-              </w:rPr>
-            </w:pPr>
-          </w:p>
-        </w:tc>
-        <w:tc>
-          <w:tcPr>
-            <w:tcW w:w="1557" w:type="dxa"/>
+            <w:tcW w:w="820" w:type="dxa"/>
+            <w:gridSpan w:val="2"/>
+            <w:noWrap w:val="0"/>
+            <w:vAlign w:val="center"/>
+          </w:tcPr>
+          <w:p>
+            <w:pPr>
+              <w:spacing w:before="60"/>
+              <w:jc w:val="center"/>
+              <w:rPr>
+                <w:rFonts w:hint="default" w:ascii="宋体" w:hAnsi="Times New Roman" w:eastAsia="宋体" w:cs="Times New Roman"/>
+                <w:color w:val="auto"/>
+                <w:kern w:val="2"/>
+                <w:sz w:val="21"/>
+                <w:szCs w:val="21"/>
+                <w:highlight w:val="none"/>
+                <w:lang w:val="en-US" w:eastAsia="zh-CN" w:bidi="ar-SA"/>
+              </w:rPr>
+            </w:pPr>
+          </w:p>
+        </w:tc>
+        <w:tc>
+          <w:tcPr>
+            <w:tcW w:w="1333" w:type="dxa"/>
+            <w:noWrap w:val="0"/>
+            <w:vAlign w:val="center"/>
+          </w:tcPr>
+          <w:p>
+            <w:pPr>
+              <w:spacing w:before="60"/>
+              <w:jc w:val="center"/>
+              <w:rPr>
+                <w:rFonts w:hint="default" w:ascii="宋体" w:hAnsi="Times New Roman" w:eastAsia="宋体" w:cs="Times New Roman"/>
+                <w:color w:val="auto"/>
+                <w:kern w:val="2"/>
+                <w:sz w:val="21"/>
+                <w:szCs w:val="21"/>
+                <w:highlight w:val="none"/>
+                <w:lang w:val="en-US" w:eastAsia="zh-CN" w:bidi="ar-SA"/>
+              </w:rPr>
+            </w:pPr>
+          </w:p>
+        </w:tc>
+        <w:tc>
+          <w:tcPr>
+            <w:tcW w:w="1211" w:type="dxa"/>
+            <w:noWrap w:val="0"/>
+            <w:vAlign w:val="center"/>
+          </w:tcPr>
+          <w:p>
+            <w:pPr>
+              <w:spacing w:before="60"/>
+              <w:jc w:val="center"/>
+              <w:rPr>
+                <w:rFonts w:hint="default" w:ascii="宋体" w:hAnsi="Times New Roman" w:eastAsia="宋体" w:cs="Times New Roman"/>
+                <w:color w:val="auto"/>
+                <w:kern w:val="2"/>
+                <w:sz w:val="21"/>
+                <w:szCs w:val="21"/>
+                <w:highlight w:val="none"/>
+                <w:lang w:val="en-US" w:eastAsia="zh-CN" w:bidi="ar-SA"/>
+              </w:rPr>
+            </w:pPr>
+          </w:p>
+        </w:tc>
+        <w:tc>
+          <w:tcPr>
+            <w:tcW w:w="1122" w:type="dxa"/>
             <w:noWrap w:val="0"/>
             <w:vAlign w:val="center"/>
           </w:tcPr>
@@ -2847,75 +2774,53 @@
         </w:trPr>
         <w:tc>
           <w:tcPr>
-            <w:tcW w:w="1327" w:type="dxa"/>
-            <w:gridSpan w:val="2"/>
-            <w:noWrap w:val="0"/>
-            <w:vAlign w:val="center"/>
-          </w:tcPr>
-          <w:p>
-            <w:pPr>
-              <w:spacing w:before="60"/>
-              <w:jc w:val="center"/>
-              <w:rPr>
-                <w:rFonts w:hint="default" w:ascii="宋体" w:hAnsi="Times New Roman" w:eastAsia="宋体" w:cs="Times New Roman"/>
-                <w:color w:val="auto"/>
-                <w:kern w:val="2"/>
-                <w:sz w:val="21"/>
-                <w:szCs w:val="21"/>
-                <w:highlight w:val="none"/>
-                <w:lang w:val="en-US" w:eastAsia="zh-CN" w:bidi="ar-SA"/>
-              </w:rPr>
-            </w:pPr>
-          </w:p>
-        </w:tc>
-        <w:tc>
-          <w:tcPr>
-            <w:tcW w:w="1163" w:type="dxa"/>
-            <w:gridSpan w:val="2"/>
-            <w:noWrap w:val="0"/>
-            <w:vAlign w:val="center"/>
-          </w:tcPr>
-          <w:p>
-            <w:pPr>
-              <w:spacing w:before="60"/>
-              <w:jc w:val="center"/>
-              <w:rPr>
-                <w:rFonts w:hint="default" w:ascii="宋体" w:hAnsi="Times New Roman" w:eastAsia="宋体" w:cs="Times New Roman"/>
-                <w:color w:val="auto"/>
-                <w:kern w:val="2"/>
-                <w:sz w:val="21"/>
-                <w:szCs w:val="21"/>
-                <w:highlight w:val="none"/>
-                <w:lang w:val="en-US" w:eastAsia="zh-CN" w:bidi="ar-SA"/>
-              </w:rPr>
-            </w:pPr>
-          </w:p>
-        </w:tc>
-        <w:tc>
-          <w:tcPr>
-            <w:tcW w:w="1650" w:type="dxa"/>
-            <w:noWrap w:val="0"/>
-            <w:vAlign w:val="center"/>
-          </w:tcPr>
-          <w:p>
-            <w:pPr>
-              <w:spacing w:before="60"/>
-              <w:jc w:val="center"/>
-              <w:rPr>
-                <w:rFonts w:hint="default" w:ascii="宋体" w:hAnsi="Times New Roman" w:eastAsia="宋体" w:cs="Times New Roman"/>
-                <w:color w:val="auto"/>
-                <w:kern w:val="2"/>
-                <w:sz w:val="21"/>
-                <w:szCs w:val="21"/>
-                <w:highlight w:val="none"/>
-                <w:lang w:val="en-US" w:eastAsia="zh-CN" w:bidi="ar-SA"/>
-              </w:rPr>
-            </w:pPr>
-          </w:p>
-        </w:tc>
-        <w:tc>
-          <w:tcPr>
-            <w:tcW w:w="870" w:type="dxa"/>
+            <w:tcW w:w="1870" w:type="dxa"/>
+            <w:gridSpan w:val="2"/>
+            <w:noWrap w:val="0"/>
+            <w:vAlign w:val="center"/>
+          </w:tcPr>
+          <w:p>
+            <w:pPr>
+              <w:spacing w:before="60"/>
+              <w:jc w:val="center"/>
+              <w:rPr>
+                <w:rFonts w:hint="default" w:ascii="宋体" w:hAnsi="Times New Roman" w:eastAsia="宋体" w:cs="Times New Roman"/>
+                <w:color w:val="auto"/>
+                <w:kern w:val="2"/>
+                <w:sz w:val="21"/>
+                <w:szCs w:val="21"/>
+                <w:highlight w:val="none"/>
+                <w:lang w:val="en-US" w:eastAsia="zh-CN" w:bidi="ar-SA"/>
+              </w:rPr>
+            </w:pPr>
+          </w:p>
+        </w:tc>
+        <w:tc>
+          <w:tcPr>
+            <w:tcW w:w="944" w:type="dxa"/>
+            <w:gridSpan w:val="2"/>
+            <w:noWrap w:val="0"/>
+            <w:vAlign w:val="center"/>
+          </w:tcPr>
+          <w:p>
+            <w:pPr>
+              <w:spacing w:before="60"/>
+              <w:jc w:val="center"/>
+              <w:rPr>
+                <w:rFonts w:hint="default" w:ascii="宋体" w:hAnsi="Times New Roman" w:eastAsia="宋体" w:cs="Times New Roman"/>
+                <w:color w:val="auto"/>
+                <w:kern w:val="2"/>
+                <w:sz w:val="21"/>
+                <w:szCs w:val="21"/>
+                <w:highlight w:val="none"/>
+                <w:lang w:val="en-US" w:eastAsia="zh-CN" w:bidi="ar-SA"/>
+              </w:rPr>
+            </w:pPr>
+          </w:p>
+        </w:tc>
+        <w:tc>
+          <w:tcPr>
+            <w:tcW w:w="2952" w:type="dxa"/>
             <w:gridSpan w:val="3"/>
             <w:noWrap w:val="0"/>
             <w:vAlign w:val="center"/>
@@ -2938,52 +2843,74 @@
         </w:tc>
         <w:tc>
           <w:tcPr>
-            <w:tcW w:w="1381" w:type="dxa"/>
-            <w:gridSpan w:val="2"/>
-            <w:noWrap w:val="0"/>
-            <w:vAlign w:val="center"/>
-          </w:tcPr>
-          <w:p>
-            <w:pPr>
-              <w:spacing w:before="60"/>
-              <w:jc w:val="center"/>
-              <w:rPr>
-                <w:rFonts w:hint="default" w:ascii="宋体" w:hAnsi="Times New Roman" w:eastAsia="宋体" w:cs="Times New Roman"/>
-                <w:color w:val="auto"/>
-                <w:kern w:val="2"/>
-                <w:sz w:val="21"/>
-                <w:szCs w:val="21"/>
-                <w:highlight w:val="none"/>
-                <w:lang w:val="en-US" w:eastAsia="zh-CN" w:bidi="ar-SA"/>
-              </w:rPr>
-            </w:pPr>
-          </w:p>
-        </w:tc>
-        <w:tc>
-          <w:tcPr>
-            <w:tcW w:w="1408" w:type="dxa"/>
-            <w:noWrap w:val="0"/>
-            <w:vAlign w:val="center"/>
-          </w:tcPr>
-          <w:p>
-            <w:pPr>
-              <w:spacing w:before="60"/>
-              <w:jc w:val="center"/>
-              <w:rPr>
-                <w:rFonts w:hint="default" w:ascii="宋体" w:hAnsi="Times New Roman" w:eastAsia="宋体" w:cs="Times New Roman"/>
-                <w:color w:val="auto"/>
-                <w:kern w:val="2"/>
-                <w:sz w:val="21"/>
-                <w:szCs w:val="21"/>
-                <w:highlight w:val="none"/>
-                <w:lang w:val="en-US" w:eastAsia="zh-CN" w:bidi="ar-SA"/>
-              </w:rPr>
-            </w:pPr>
-          </w:p>
-        </w:tc>
-        <w:tc>
-          <w:tcPr>
-            <w:tcW w:w="1557" w:type="dxa"/>
+            <w:tcW w:w="820" w:type="dxa"/>
+            <w:gridSpan w:val="2"/>
+            <w:noWrap w:val="0"/>
+            <w:vAlign w:val="center"/>
+          </w:tcPr>
+          <w:p>
+            <w:pPr>
+              <w:spacing w:before="60"/>
+              <w:jc w:val="center"/>
+              <w:rPr>
+                <w:rFonts w:hint="default" w:ascii="宋体" w:hAnsi="Times New Roman" w:eastAsia="宋体" w:cs="Times New Roman"/>
+                <w:color w:val="auto"/>
+                <w:kern w:val="2"/>
+                <w:sz w:val="21"/>
+                <w:szCs w:val="21"/>
+                <w:highlight w:val="none"/>
+                <w:lang w:val="en-US" w:eastAsia="zh-CN" w:bidi="ar-SA"/>
+              </w:rPr>
+            </w:pPr>
+          </w:p>
+        </w:tc>
+        <w:tc>
+          <w:tcPr>
+            <w:tcW w:w="1333" w:type="dxa"/>
+            <w:noWrap w:val="0"/>
+            <w:vAlign w:val="center"/>
+          </w:tcPr>
+          <w:p>
+            <w:pPr>
+              <w:spacing w:before="60"/>
+              <w:jc w:val="center"/>
+              <w:rPr>
+                <w:rFonts w:hint="default" w:ascii="宋体" w:hAnsi="Times New Roman" w:eastAsia="宋体" w:cs="Times New Roman"/>
+                <w:color w:val="auto"/>
+                <w:kern w:val="2"/>
+                <w:sz w:val="21"/>
+                <w:szCs w:val="21"/>
+                <w:highlight w:val="none"/>
+                <w:lang w:val="en-US" w:eastAsia="zh-CN" w:bidi="ar-SA"/>
+              </w:rPr>
+            </w:pPr>
+          </w:p>
+        </w:tc>
+        <w:tc>
+          <w:tcPr>
+            <w:tcW w:w="1211" w:type="dxa"/>
+            <w:noWrap w:val="0"/>
+            <w:vAlign w:val="center"/>
+          </w:tcPr>
+          <w:p>
+            <w:pPr>
+              <w:spacing w:before="60"/>
+              <w:jc w:val="center"/>
+              <w:rPr>
+                <w:rFonts w:hint="default" w:ascii="宋体" w:hAnsi="Times New Roman" w:eastAsia="宋体" w:cs="Times New Roman"/>
+                <w:color w:val="auto"/>
+                <w:kern w:val="2"/>
+                <w:sz w:val="21"/>
+                <w:szCs w:val="21"/>
+                <w:highlight w:val="none"/>
+                <w:lang w:val="en-US" w:eastAsia="zh-CN" w:bidi="ar-SA"/>
+              </w:rPr>
+            </w:pPr>
+          </w:p>
+        </w:tc>
+        <w:tc>
+          <w:tcPr>
+            <w:tcW w:w="1122" w:type="dxa"/>
             <w:noWrap w:val="0"/>
             <w:vAlign w:val="center"/>
           </w:tcPr>
@@ -3027,75 +2954,53 @@
         </w:trPr>
         <w:tc>
           <w:tcPr>
-            <w:tcW w:w="1327" w:type="dxa"/>
-            <w:gridSpan w:val="2"/>
-            <w:noWrap w:val="0"/>
-            <w:vAlign w:val="center"/>
-          </w:tcPr>
-          <w:p>
-            <w:pPr>
-              <w:spacing w:before="60"/>
-              <w:jc w:val="center"/>
-              <w:rPr>
-                <w:rFonts w:hint="default" w:ascii="宋体" w:hAnsi="Times New Roman" w:eastAsia="宋体" w:cs="Times New Roman"/>
-                <w:color w:val="auto"/>
-                <w:kern w:val="2"/>
-                <w:sz w:val="21"/>
-                <w:szCs w:val="21"/>
-                <w:highlight w:val="none"/>
-                <w:lang w:val="en-US" w:eastAsia="zh-CN" w:bidi="ar-SA"/>
-              </w:rPr>
-            </w:pPr>
-          </w:p>
-        </w:tc>
-        <w:tc>
-          <w:tcPr>
-            <w:tcW w:w="1163" w:type="dxa"/>
-            <w:gridSpan w:val="2"/>
-            <w:noWrap w:val="0"/>
-            <w:vAlign w:val="center"/>
-          </w:tcPr>
-          <w:p>
-            <w:pPr>
-              <w:spacing w:before="60"/>
-              <w:jc w:val="center"/>
-              <w:rPr>
-                <w:rFonts w:hint="default" w:ascii="宋体" w:hAnsi="Times New Roman" w:eastAsia="宋体" w:cs="Times New Roman"/>
-                <w:color w:val="auto"/>
-                <w:kern w:val="2"/>
-                <w:sz w:val="21"/>
-                <w:szCs w:val="21"/>
-                <w:highlight w:val="none"/>
-                <w:lang w:val="en-US" w:eastAsia="zh-CN" w:bidi="ar-SA"/>
-              </w:rPr>
-            </w:pPr>
-          </w:p>
-        </w:tc>
-        <w:tc>
-          <w:tcPr>
-            <w:tcW w:w="1650" w:type="dxa"/>
-            <w:noWrap w:val="0"/>
-            <w:vAlign w:val="center"/>
-          </w:tcPr>
-          <w:p>
-            <w:pPr>
-              <w:spacing w:before="60"/>
-              <w:jc w:val="center"/>
-              <w:rPr>
-                <w:rFonts w:hint="default" w:ascii="宋体" w:hAnsi="Times New Roman" w:eastAsia="宋体" w:cs="Times New Roman"/>
-                <w:color w:val="auto"/>
-                <w:kern w:val="2"/>
-                <w:sz w:val="21"/>
-                <w:szCs w:val="21"/>
-                <w:highlight w:val="none"/>
-                <w:lang w:val="en-US" w:eastAsia="zh-CN" w:bidi="ar-SA"/>
-              </w:rPr>
-            </w:pPr>
-          </w:p>
-        </w:tc>
-        <w:tc>
-          <w:tcPr>
-            <w:tcW w:w="870" w:type="dxa"/>
+            <w:tcW w:w="1870" w:type="dxa"/>
+            <w:gridSpan w:val="2"/>
+            <w:noWrap w:val="0"/>
+            <w:vAlign w:val="center"/>
+          </w:tcPr>
+          <w:p>
+            <w:pPr>
+              <w:spacing w:before="60"/>
+              <w:jc w:val="center"/>
+              <w:rPr>
+                <w:rFonts w:hint="default" w:ascii="宋体" w:hAnsi="Times New Roman" w:eastAsia="宋体" w:cs="Times New Roman"/>
+                <w:color w:val="auto"/>
+                <w:kern w:val="2"/>
+                <w:sz w:val="21"/>
+                <w:szCs w:val="21"/>
+                <w:highlight w:val="none"/>
+                <w:lang w:val="en-US" w:eastAsia="zh-CN" w:bidi="ar-SA"/>
+              </w:rPr>
+            </w:pPr>
+          </w:p>
+        </w:tc>
+        <w:tc>
+          <w:tcPr>
+            <w:tcW w:w="944" w:type="dxa"/>
+            <w:gridSpan w:val="2"/>
+            <w:noWrap w:val="0"/>
+            <w:vAlign w:val="center"/>
+          </w:tcPr>
+          <w:p>
+            <w:pPr>
+              <w:spacing w:before="60"/>
+              <w:jc w:val="center"/>
+              <w:rPr>
+                <w:rFonts w:hint="default" w:ascii="宋体" w:hAnsi="Times New Roman" w:eastAsia="宋体" w:cs="Times New Roman"/>
+                <w:color w:val="auto"/>
+                <w:kern w:val="2"/>
+                <w:sz w:val="21"/>
+                <w:szCs w:val="21"/>
+                <w:highlight w:val="none"/>
+                <w:lang w:val="en-US" w:eastAsia="zh-CN" w:bidi="ar-SA"/>
+              </w:rPr>
+            </w:pPr>
+          </w:p>
+        </w:tc>
+        <w:tc>
+          <w:tcPr>
+            <w:tcW w:w="2952" w:type="dxa"/>
             <w:gridSpan w:val="3"/>
             <w:noWrap w:val="0"/>
             <w:vAlign w:val="center"/>
@@ -3118,400 +3023,74 @@
         </w:tc>
         <w:tc>
           <w:tcPr>
-            <w:tcW w:w="1381" w:type="dxa"/>
-            <w:gridSpan w:val="2"/>
-            <w:noWrap w:val="0"/>
-            <w:vAlign w:val="center"/>
-          </w:tcPr>
-          <w:p>
-            <w:pPr>
-              <w:spacing w:before="60"/>
-              <w:jc w:val="center"/>
-              <w:rPr>
-                <w:rFonts w:hint="default" w:ascii="宋体" w:hAnsi="Times New Roman" w:eastAsia="宋体" w:cs="Times New Roman"/>
-                <w:color w:val="auto"/>
-                <w:kern w:val="2"/>
-                <w:sz w:val="21"/>
-                <w:szCs w:val="21"/>
-                <w:highlight w:val="none"/>
-                <w:lang w:val="en-US" w:eastAsia="zh-CN" w:bidi="ar-SA"/>
-              </w:rPr>
-            </w:pPr>
-          </w:p>
-        </w:tc>
-        <w:tc>
-          <w:tcPr>
-            <w:tcW w:w="1408" w:type="dxa"/>
-            <w:noWrap w:val="0"/>
-            <w:vAlign w:val="center"/>
-          </w:tcPr>
-          <w:p>
-            <w:pPr>
-              <w:spacing w:before="60"/>
-              <w:jc w:val="center"/>
-              <w:rPr>
-                <w:rFonts w:hint="default" w:ascii="宋体" w:hAnsi="Times New Roman" w:eastAsia="宋体" w:cs="Times New Roman"/>
-                <w:color w:val="auto"/>
-                <w:kern w:val="2"/>
-                <w:sz w:val="21"/>
-                <w:szCs w:val="21"/>
-                <w:highlight w:val="none"/>
-                <w:lang w:val="en-US" w:eastAsia="zh-CN" w:bidi="ar-SA"/>
-              </w:rPr>
-            </w:pPr>
-          </w:p>
-        </w:tc>
-        <w:tc>
-          <w:tcPr>
-            <w:tcW w:w="1557" w:type="dxa"/>
-            <w:noWrap w:val="0"/>
-            <w:vAlign w:val="center"/>
-          </w:tcPr>
-          <w:p>
-            <w:pPr>
-              <w:spacing w:before="60"/>
-              <w:jc w:val="center"/>
-              <w:rPr>
-                <w:rFonts w:hint="default" w:ascii="宋体" w:hAnsi="Times New Roman" w:eastAsia="宋体" w:cs="Times New Roman"/>
-                <w:color w:val="auto"/>
-                <w:kern w:val="2"/>
-                <w:sz w:val="21"/>
-                <w:szCs w:val="21"/>
-                <w:highlight w:val="none"/>
-                <w:lang w:val="en-US" w:eastAsia="zh-CN" w:bidi="ar-SA"/>
-              </w:rPr>
-            </w:pPr>
-          </w:p>
-        </w:tc>
-      </w:tr>
-      <w:tr>
-        <w:tblPrEx>
-          <w:tblBorders>
-            <w:top w:val="single" w:color="auto" w:sz="8" w:space="0"/>
-            <w:left w:val="single" w:color="auto" w:sz="8" w:space="0"/>
-            <w:bottom w:val="single" w:color="auto" w:sz="8" w:space="0"/>
-            <w:right w:val="single" w:color="auto" w:sz="8" w:space="0"/>
-            <w:insideH w:val="single" w:color="auto" w:sz="4" w:space="0"/>
-            <w:insideV w:val="single" w:color="auto" w:sz="4" w:space="0"/>
-          </w:tblBorders>
-        </w:tblPrEx>
-        <w:trPr>
-          <w:trHeight w:val="425" w:hRule="exact"/>
-          <w:jc w:val="center"/>
-        </w:trPr>
-        <w:tc>
-          <w:tcPr>
-            <w:tcW w:w="1327" w:type="dxa"/>
-            <w:gridSpan w:val="2"/>
-            <w:noWrap w:val="0"/>
-            <w:vAlign w:val="center"/>
-          </w:tcPr>
-          <w:p>
-            <w:pPr>
-              <w:spacing w:before="60"/>
-              <w:jc w:val="center"/>
-              <w:rPr>
-                <w:rFonts w:hint="default" w:ascii="宋体" w:hAnsi="Times New Roman" w:eastAsia="宋体" w:cs="Times New Roman"/>
-                <w:color w:val="auto"/>
-                <w:kern w:val="2"/>
-                <w:sz w:val="21"/>
-                <w:szCs w:val="21"/>
-                <w:highlight w:val="none"/>
-                <w:lang w:val="en-US" w:eastAsia="zh-CN" w:bidi="ar-SA"/>
-              </w:rPr>
-            </w:pPr>
-          </w:p>
-        </w:tc>
-        <w:tc>
-          <w:tcPr>
-            <w:tcW w:w="1163" w:type="dxa"/>
-            <w:gridSpan w:val="2"/>
-            <w:noWrap w:val="0"/>
-            <w:vAlign w:val="center"/>
-          </w:tcPr>
-          <w:p>
-            <w:pPr>
-              <w:spacing w:before="60"/>
-              <w:jc w:val="center"/>
-              <w:rPr>
-                <w:rFonts w:hint="default" w:ascii="宋体" w:hAnsi="Times New Roman" w:eastAsia="宋体" w:cs="Times New Roman"/>
-                <w:color w:val="auto"/>
-                <w:kern w:val="2"/>
-                <w:sz w:val="21"/>
-                <w:szCs w:val="21"/>
-                <w:highlight w:val="none"/>
-                <w:lang w:val="en-US" w:eastAsia="zh-CN" w:bidi="ar-SA"/>
-              </w:rPr>
-            </w:pPr>
-          </w:p>
-        </w:tc>
-        <w:tc>
-          <w:tcPr>
-            <w:tcW w:w="1650" w:type="dxa"/>
-            <w:noWrap w:val="0"/>
-            <w:vAlign w:val="center"/>
-          </w:tcPr>
-          <w:p>
-            <w:pPr>
-              <w:spacing w:before="60"/>
-              <w:jc w:val="center"/>
-              <w:rPr>
-                <w:rFonts w:hint="default" w:ascii="宋体" w:hAnsi="Times New Roman" w:eastAsia="宋体" w:cs="Times New Roman"/>
-                <w:color w:val="auto"/>
-                <w:kern w:val="2"/>
-                <w:sz w:val="21"/>
-                <w:szCs w:val="21"/>
-                <w:highlight w:val="none"/>
-                <w:lang w:val="en-US" w:eastAsia="zh-CN" w:bidi="ar-SA"/>
-              </w:rPr>
-            </w:pPr>
-          </w:p>
-        </w:tc>
-        <w:tc>
-          <w:tcPr>
-            <w:tcW w:w="870" w:type="dxa"/>
-            <w:gridSpan w:val="3"/>
-            <w:noWrap w:val="0"/>
-            <w:vAlign w:val="center"/>
-          </w:tcPr>
-          <w:p>
-            <w:pPr>
-              <w:spacing w:before="60"/>
-              <w:jc w:val="center"/>
-              <w:rPr>
-                <w:rFonts w:hint="default" w:ascii="宋体" w:hAnsi="Times New Roman" w:eastAsia="宋体" w:cs="Times New Roman"/>
-                <w:color w:val="auto"/>
-                <w:kern w:val="2"/>
-                <w:sz w:val="21"/>
-                <w:szCs w:val="21"/>
-                <w:highlight w:val="none"/>
-                <w:lang w:val="en-US" w:eastAsia="zh-CN" w:bidi="ar-SA"/>
-              </w:rPr>
-            </w:pPr>
-          </w:p>
-        </w:tc>
-        <w:tc>
-          <w:tcPr>
-            <w:tcW w:w="1381" w:type="dxa"/>
-            <w:gridSpan w:val="2"/>
-            <w:noWrap w:val="0"/>
-            <w:vAlign w:val="center"/>
-          </w:tcPr>
-          <w:p>
-            <w:pPr>
-              <w:spacing w:before="60"/>
-              <w:jc w:val="center"/>
-              <w:rPr>
-                <w:rFonts w:hint="default" w:ascii="宋体" w:hAnsi="Times New Roman" w:eastAsia="宋体" w:cs="Times New Roman"/>
-                <w:color w:val="auto"/>
-                <w:kern w:val="2"/>
-                <w:sz w:val="21"/>
-                <w:szCs w:val="21"/>
-                <w:highlight w:val="none"/>
-                <w:lang w:val="en-US" w:eastAsia="zh-CN" w:bidi="ar-SA"/>
-              </w:rPr>
-            </w:pPr>
-          </w:p>
-        </w:tc>
-        <w:tc>
-          <w:tcPr>
-            <w:tcW w:w="1408" w:type="dxa"/>
-            <w:noWrap w:val="0"/>
-            <w:vAlign w:val="center"/>
-          </w:tcPr>
-          <w:p>
-            <w:pPr>
-              <w:spacing w:before="60"/>
-              <w:jc w:val="center"/>
-              <w:rPr>
-                <w:rFonts w:hint="default" w:ascii="宋体" w:hAnsi="Times New Roman" w:eastAsia="宋体" w:cs="Times New Roman"/>
-                <w:color w:val="auto"/>
-                <w:kern w:val="2"/>
-                <w:sz w:val="21"/>
-                <w:szCs w:val="21"/>
-                <w:highlight w:val="none"/>
-                <w:lang w:val="en-US" w:eastAsia="zh-CN" w:bidi="ar-SA"/>
-              </w:rPr>
-            </w:pPr>
-          </w:p>
-        </w:tc>
-        <w:tc>
-          <w:tcPr>
-            <w:tcW w:w="1557" w:type="dxa"/>
-            <w:noWrap w:val="0"/>
-            <w:vAlign w:val="center"/>
-          </w:tcPr>
-          <w:p>
-            <w:pPr>
-              <w:spacing w:before="60"/>
-              <w:jc w:val="center"/>
-              <w:rPr>
-                <w:rFonts w:hint="default" w:ascii="宋体" w:hAnsi="Times New Roman" w:eastAsia="宋体" w:cs="Times New Roman"/>
-                <w:color w:val="auto"/>
-                <w:kern w:val="2"/>
-                <w:sz w:val="21"/>
-                <w:szCs w:val="21"/>
-                <w:highlight w:val="none"/>
-                <w:lang w:val="en-US" w:eastAsia="zh-CN" w:bidi="ar-SA"/>
-              </w:rPr>
-            </w:pPr>
-          </w:p>
-        </w:tc>
-      </w:tr>
-      <w:tr>
-        <w:tblPrEx>
-          <w:tblBorders>
-            <w:top w:val="single" w:color="auto" w:sz="8" w:space="0"/>
-            <w:left w:val="single" w:color="auto" w:sz="8" w:space="0"/>
-            <w:bottom w:val="single" w:color="auto" w:sz="8" w:space="0"/>
-            <w:right w:val="single" w:color="auto" w:sz="8" w:space="0"/>
-            <w:insideH w:val="single" w:color="auto" w:sz="4" w:space="0"/>
-            <w:insideV w:val="single" w:color="auto" w:sz="4" w:space="0"/>
-          </w:tblBorders>
-        </w:tblPrEx>
-        <w:trPr>
-          <w:trHeight w:val="425" w:hRule="exact"/>
-          <w:jc w:val="center"/>
-        </w:trPr>
-        <w:tc>
-          <w:tcPr>
-            <w:tcW w:w="1327" w:type="dxa"/>
-            <w:gridSpan w:val="2"/>
-            <w:noWrap w:val="0"/>
-            <w:vAlign w:val="center"/>
-          </w:tcPr>
-          <w:p>
-            <w:pPr>
-              <w:spacing w:before="60"/>
-              <w:jc w:val="center"/>
-              <w:rPr>
-                <w:rFonts w:hint="default" w:ascii="宋体" w:hAnsi="Times New Roman" w:eastAsia="宋体" w:cs="Times New Roman"/>
-                <w:color w:val="auto"/>
-                <w:kern w:val="2"/>
-                <w:sz w:val="21"/>
-                <w:szCs w:val="21"/>
-                <w:highlight w:val="none"/>
-                <w:lang w:val="en-US" w:eastAsia="zh-CN" w:bidi="ar-SA"/>
-              </w:rPr>
-            </w:pPr>
-          </w:p>
-        </w:tc>
-        <w:tc>
-          <w:tcPr>
-            <w:tcW w:w="1163" w:type="dxa"/>
-            <w:gridSpan w:val="2"/>
-            <w:noWrap w:val="0"/>
-            <w:vAlign w:val="center"/>
-          </w:tcPr>
-          <w:p>
-            <w:pPr>
-              <w:spacing w:before="60"/>
-              <w:jc w:val="center"/>
-              <w:rPr>
-                <w:rFonts w:hint="default" w:ascii="宋体" w:hAnsi="Times New Roman" w:eastAsia="宋体" w:cs="Times New Roman"/>
-                <w:color w:val="auto"/>
-                <w:kern w:val="2"/>
-                <w:sz w:val="21"/>
-                <w:szCs w:val="21"/>
-                <w:highlight w:val="none"/>
-                <w:lang w:val="en-US" w:eastAsia="zh-CN" w:bidi="ar-SA"/>
-              </w:rPr>
-            </w:pPr>
-          </w:p>
-        </w:tc>
-        <w:tc>
-          <w:tcPr>
-            <w:tcW w:w="1650" w:type="dxa"/>
-            <w:noWrap w:val="0"/>
-            <w:vAlign w:val="center"/>
-          </w:tcPr>
-          <w:p>
-            <w:pPr>
-              <w:spacing w:before="60"/>
-              <w:jc w:val="center"/>
-              <w:rPr>
-                <w:rFonts w:hint="default" w:ascii="宋体" w:hAnsi="Times New Roman" w:eastAsia="宋体" w:cs="Times New Roman"/>
-                <w:color w:val="auto"/>
-                <w:kern w:val="2"/>
-                <w:sz w:val="21"/>
-                <w:szCs w:val="21"/>
-                <w:highlight w:val="none"/>
-                <w:lang w:val="en-US" w:eastAsia="zh-CN" w:bidi="ar-SA"/>
-              </w:rPr>
-            </w:pPr>
-          </w:p>
-        </w:tc>
-        <w:tc>
-          <w:tcPr>
-            <w:tcW w:w="870" w:type="dxa"/>
-            <w:gridSpan w:val="3"/>
-            <w:noWrap w:val="0"/>
-            <w:vAlign w:val="center"/>
-          </w:tcPr>
-          <w:p>
-            <w:pPr>
-              <w:spacing w:before="60"/>
-              <w:jc w:val="center"/>
-              <w:rPr>
-                <w:rFonts w:hint="default" w:ascii="宋体" w:hAnsi="Times New Roman" w:eastAsia="宋体" w:cs="Times New Roman"/>
-                <w:color w:val="auto"/>
-                <w:kern w:val="2"/>
-                <w:sz w:val="21"/>
-                <w:szCs w:val="21"/>
-                <w:highlight w:val="none"/>
-                <w:lang w:val="en-US" w:eastAsia="zh-CN" w:bidi="ar-SA"/>
-              </w:rPr>
-            </w:pPr>
-          </w:p>
-        </w:tc>
-        <w:tc>
-          <w:tcPr>
-            <w:tcW w:w="1381" w:type="dxa"/>
-            <w:gridSpan w:val="2"/>
-            <w:noWrap w:val="0"/>
-            <w:vAlign w:val="center"/>
-          </w:tcPr>
-          <w:p>
-            <w:pPr>
-              <w:spacing w:before="60"/>
-              <w:jc w:val="center"/>
-              <w:rPr>
-                <w:rFonts w:hint="default" w:ascii="宋体" w:hAnsi="Times New Roman" w:eastAsia="宋体" w:cs="Times New Roman"/>
-                <w:color w:val="auto"/>
-                <w:kern w:val="2"/>
-                <w:sz w:val="21"/>
-                <w:szCs w:val="21"/>
-                <w:highlight w:val="none"/>
-                <w:lang w:val="en-US" w:eastAsia="zh-CN" w:bidi="ar-SA"/>
-              </w:rPr>
-            </w:pPr>
-          </w:p>
-        </w:tc>
-        <w:tc>
-          <w:tcPr>
-            <w:tcW w:w="1408" w:type="dxa"/>
-            <w:noWrap w:val="0"/>
-            <w:vAlign w:val="center"/>
-          </w:tcPr>
-          <w:p>
-            <w:pPr>
-              <w:spacing w:before="60"/>
-              <w:jc w:val="center"/>
-              <w:rPr>
-                <w:rFonts w:hint="default" w:ascii="宋体" w:hAnsi="Times New Roman" w:eastAsia="宋体" w:cs="Times New Roman"/>
-                <w:color w:val="auto"/>
-                <w:kern w:val="2"/>
-                <w:sz w:val="21"/>
-                <w:szCs w:val="21"/>
-                <w:highlight w:val="none"/>
-                <w:lang w:val="en-US" w:eastAsia="zh-CN" w:bidi="ar-SA"/>
-              </w:rPr>
-            </w:pPr>
-          </w:p>
-        </w:tc>
-        <w:tc>
-          <w:tcPr>
-            <w:tcW w:w="1557" w:type="dxa"/>
+            <w:tcW w:w="820" w:type="dxa"/>
+            <w:gridSpan w:val="2"/>
+            <w:noWrap w:val="0"/>
+            <w:vAlign w:val="center"/>
+          </w:tcPr>
+          <w:p>
+            <w:pPr>
+              <w:spacing w:before="60"/>
+              <w:jc w:val="center"/>
+              <w:rPr>
+                <w:rFonts w:hint="default" w:ascii="宋体" w:hAnsi="Times New Roman" w:eastAsia="宋体" w:cs="Times New Roman"/>
+                <w:color w:val="auto"/>
+                <w:kern w:val="2"/>
+                <w:sz w:val="21"/>
+                <w:szCs w:val="21"/>
+                <w:highlight w:val="none"/>
+                <w:lang w:val="en-US" w:eastAsia="zh-CN" w:bidi="ar-SA"/>
+              </w:rPr>
+            </w:pPr>
+          </w:p>
+        </w:tc>
+        <w:tc>
+          <w:tcPr>
+            <w:tcW w:w="1333" w:type="dxa"/>
+            <w:noWrap w:val="0"/>
+            <w:vAlign w:val="center"/>
+          </w:tcPr>
+          <w:p>
+            <w:pPr>
+              <w:spacing w:before="60"/>
+              <w:jc w:val="center"/>
+              <w:rPr>
+                <w:rFonts w:hint="default" w:ascii="宋体" w:hAnsi="Times New Roman" w:eastAsia="宋体" w:cs="Times New Roman"/>
+                <w:color w:val="auto"/>
+                <w:kern w:val="2"/>
+                <w:sz w:val="21"/>
+                <w:szCs w:val="21"/>
+                <w:highlight w:val="none"/>
+                <w:lang w:val="en-US" w:eastAsia="zh-CN" w:bidi="ar-SA"/>
+              </w:rPr>
+            </w:pPr>
+          </w:p>
+        </w:tc>
+        <w:tc>
+          <w:tcPr>
+            <w:tcW w:w="1211" w:type="dxa"/>
+            <w:noWrap w:val="0"/>
+            <w:vAlign w:val="center"/>
+          </w:tcPr>
+          <w:p>
+            <w:pPr>
+              <w:spacing w:before="60"/>
+              <w:jc w:val="center"/>
+              <w:rPr>
+                <w:rFonts w:hint="default" w:ascii="宋体" w:hAnsi="Times New Roman" w:eastAsia="宋体" w:cs="Times New Roman"/>
+                <w:color w:val="auto"/>
+                <w:kern w:val="2"/>
+                <w:sz w:val="21"/>
+                <w:szCs w:val="21"/>
+                <w:highlight w:val="none"/>
+                <w:lang w:val="en-US" w:eastAsia="zh-CN" w:bidi="ar-SA"/>
+              </w:rPr>
+            </w:pPr>
+          </w:p>
+        </w:tc>
+        <w:tc>
+          <w:tcPr>
+            <w:tcW w:w="1122" w:type="dxa"/>
             <w:noWrap w:val="0"/>
             <w:vAlign w:val="center"/>
           </w:tcPr>
@@ -3555,75 +3134,53 @@
         </w:trPr>
         <w:tc>
           <w:tcPr>
-            <w:tcW w:w="1327" w:type="dxa"/>
-            <w:gridSpan w:val="2"/>
-            <w:noWrap w:val="0"/>
-            <w:vAlign w:val="center"/>
-          </w:tcPr>
-          <w:p>
-            <w:pPr>
-              <w:spacing w:before="60"/>
-              <w:jc w:val="center"/>
-              <w:rPr>
-                <w:rFonts w:hint="default" w:ascii="宋体" w:hAnsi="Times New Roman" w:eastAsia="宋体" w:cs="Times New Roman"/>
-                <w:color w:val="auto"/>
-                <w:kern w:val="2"/>
-                <w:sz w:val="21"/>
-                <w:szCs w:val="21"/>
-                <w:highlight w:val="none"/>
-                <w:lang w:val="en-US" w:eastAsia="zh-CN" w:bidi="ar-SA"/>
-              </w:rPr>
-            </w:pPr>
-          </w:p>
-        </w:tc>
-        <w:tc>
-          <w:tcPr>
-            <w:tcW w:w="1163" w:type="dxa"/>
-            <w:gridSpan w:val="2"/>
-            <w:noWrap w:val="0"/>
-            <w:vAlign w:val="center"/>
-          </w:tcPr>
-          <w:p>
-            <w:pPr>
-              <w:spacing w:before="60"/>
-              <w:jc w:val="center"/>
-              <w:rPr>
-                <w:rFonts w:hint="default" w:ascii="宋体" w:hAnsi="Times New Roman" w:eastAsia="宋体" w:cs="Times New Roman"/>
-                <w:color w:val="auto"/>
-                <w:kern w:val="2"/>
-                <w:sz w:val="21"/>
-                <w:szCs w:val="21"/>
-                <w:highlight w:val="none"/>
-                <w:lang w:val="en-US" w:eastAsia="zh-CN" w:bidi="ar-SA"/>
-              </w:rPr>
-            </w:pPr>
-          </w:p>
-        </w:tc>
-        <w:tc>
-          <w:tcPr>
-            <w:tcW w:w="1650" w:type="dxa"/>
-            <w:noWrap w:val="0"/>
-            <w:vAlign w:val="center"/>
-          </w:tcPr>
-          <w:p>
-            <w:pPr>
-              <w:spacing w:before="60"/>
-              <w:jc w:val="center"/>
-              <w:rPr>
-                <w:rFonts w:hint="default" w:ascii="宋体" w:hAnsi="Times New Roman" w:eastAsia="宋体" w:cs="Times New Roman"/>
-                <w:color w:val="auto"/>
-                <w:kern w:val="2"/>
-                <w:sz w:val="21"/>
-                <w:szCs w:val="21"/>
-                <w:highlight w:val="none"/>
-                <w:lang w:val="en-US" w:eastAsia="zh-CN" w:bidi="ar-SA"/>
-              </w:rPr>
-            </w:pPr>
-          </w:p>
-        </w:tc>
-        <w:tc>
-          <w:tcPr>
-            <w:tcW w:w="870" w:type="dxa"/>
+            <w:tcW w:w="1870" w:type="dxa"/>
+            <w:gridSpan w:val="2"/>
+            <w:noWrap w:val="0"/>
+            <w:vAlign w:val="center"/>
+          </w:tcPr>
+          <w:p>
+            <w:pPr>
+              <w:spacing w:before="60"/>
+              <w:jc w:val="center"/>
+              <w:rPr>
+                <w:rFonts w:hint="default" w:ascii="宋体" w:hAnsi="Times New Roman" w:eastAsia="宋体" w:cs="Times New Roman"/>
+                <w:color w:val="auto"/>
+                <w:kern w:val="2"/>
+                <w:sz w:val="21"/>
+                <w:szCs w:val="21"/>
+                <w:highlight w:val="none"/>
+                <w:lang w:val="en-US" w:eastAsia="zh-CN" w:bidi="ar-SA"/>
+              </w:rPr>
+            </w:pPr>
+          </w:p>
+        </w:tc>
+        <w:tc>
+          <w:tcPr>
+            <w:tcW w:w="944" w:type="dxa"/>
+            <w:gridSpan w:val="2"/>
+            <w:noWrap w:val="0"/>
+            <w:vAlign w:val="center"/>
+          </w:tcPr>
+          <w:p>
+            <w:pPr>
+              <w:spacing w:before="60"/>
+              <w:jc w:val="center"/>
+              <w:rPr>
+                <w:rFonts w:hint="default" w:ascii="宋体" w:hAnsi="Times New Roman" w:eastAsia="宋体" w:cs="Times New Roman"/>
+                <w:color w:val="auto"/>
+                <w:kern w:val="2"/>
+                <w:sz w:val="21"/>
+                <w:szCs w:val="21"/>
+                <w:highlight w:val="none"/>
+                <w:lang w:val="en-US" w:eastAsia="zh-CN" w:bidi="ar-SA"/>
+              </w:rPr>
+            </w:pPr>
+          </w:p>
+        </w:tc>
+        <w:tc>
+          <w:tcPr>
+            <w:tcW w:w="2952" w:type="dxa"/>
             <w:gridSpan w:val="3"/>
             <w:noWrap w:val="0"/>
             <w:vAlign w:val="center"/>
@@ -3646,52 +3203,74 @@
         </w:tc>
         <w:tc>
           <w:tcPr>
-            <w:tcW w:w="1381" w:type="dxa"/>
-            <w:gridSpan w:val="2"/>
-            <w:noWrap w:val="0"/>
-            <w:vAlign w:val="center"/>
-          </w:tcPr>
-          <w:p>
-            <w:pPr>
-              <w:spacing w:before="60"/>
-              <w:jc w:val="center"/>
-              <w:rPr>
-                <w:rFonts w:hint="default" w:ascii="宋体" w:hAnsi="Times New Roman" w:eastAsia="宋体" w:cs="Times New Roman"/>
-                <w:color w:val="auto"/>
-                <w:kern w:val="2"/>
-                <w:sz w:val="21"/>
-                <w:szCs w:val="21"/>
-                <w:highlight w:val="none"/>
-                <w:lang w:val="en-US" w:eastAsia="zh-CN" w:bidi="ar-SA"/>
-              </w:rPr>
-            </w:pPr>
-          </w:p>
-        </w:tc>
-        <w:tc>
-          <w:tcPr>
-            <w:tcW w:w="1408" w:type="dxa"/>
-            <w:noWrap w:val="0"/>
-            <w:vAlign w:val="center"/>
-          </w:tcPr>
-          <w:p>
-            <w:pPr>
-              <w:spacing w:before="60"/>
-              <w:jc w:val="center"/>
-              <w:rPr>
-                <w:rFonts w:hint="default" w:ascii="宋体" w:hAnsi="Times New Roman" w:eastAsia="宋体" w:cs="Times New Roman"/>
-                <w:color w:val="auto"/>
-                <w:kern w:val="2"/>
-                <w:sz w:val="21"/>
-                <w:szCs w:val="21"/>
-                <w:highlight w:val="none"/>
-                <w:lang w:val="en-US" w:eastAsia="zh-CN" w:bidi="ar-SA"/>
-              </w:rPr>
-            </w:pPr>
-          </w:p>
-        </w:tc>
-        <w:tc>
-          <w:tcPr>
-            <w:tcW w:w="1557" w:type="dxa"/>
+            <w:tcW w:w="820" w:type="dxa"/>
+            <w:gridSpan w:val="2"/>
+            <w:noWrap w:val="0"/>
+            <w:vAlign w:val="center"/>
+          </w:tcPr>
+          <w:p>
+            <w:pPr>
+              <w:spacing w:before="60"/>
+              <w:jc w:val="center"/>
+              <w:rPr>
+                <w:rFonts w:hint="default" w:ascii="宋体" w:hAnsi="Times New Roman" w:eastAsia="宋体" w:cs="Times New Roman"/>
+                <w:color w:val="auto"/>
+                <w:kern w:val="2"/>
+                <w:sz w:val="21"/>
+                <w:szCs w:val="21"/>
+                <w:highlight w:val="none"/>
+                <w:lang w:val="en-US" w:eastAsia="zh-CN" w:bidi="ar-SA"/>
+              </w:rPr>
+            </w:pPr>
+          </w:p>
+        </w:tc>
+        <w:tc>
+          <w:tcPr>
+            <w:tcW w:w="1333" w:type="dxa"/>
+            <w:noWrap w:val="0"/>
+            <w:vAlign w:val="center"/>
+          </w:tcPr>
+          <w:p>
+            <w:pPr>
+              <w:spacing w:before="60"/>
+              <w:jc w:val="center"/>
+              <w:rPr>
+                <w:rFonts w:hint="default" w:ascii="宋体" w:hAnsi="Times New Roman" w:eastAsia="宋体" w:cs="Times New Roman"/>
+                <w:color w:val="auto"/>
+                <w:kern w:val="2"/>
+                <w:sz w:val="21"/>
+                <w:szCs w:val="21"/>
+                <w:highlight w:val="none"/>
+                <w:lang w:val="en-US" w:eastAsia="zh-CN" w:bidi="ar-SA"/>
+              </w:rPr>
+            </w:pPr>
+          </w:p>
+        </w:tc>
+        <w:tc>
+          <w:tcPr>
+            <w:tcW w:w="1211" w:type="dxa"/>
+            <w:noWrap w:val="0"/>
+            <w:vAlign w:val="center"/>
+          </w:tcPr>
+          <w:p>
+            <w:pPr>
+              <w:spacing w:before="60"/>
+              <w:jc w:val="center"/>
+              <w:rPr>
+                <w:rFonts w:hint="default" w:ascii="宋体" w:hAnsi="Times New Roman" w:eastAsia="宋体" w:cs="Times New Roman"/>
+                <w:color w:val="auto"/>
+                <w:kern w:val="2"/>
+                <w:sz w:val="21"/>
+                <w:szCs w:val="21"/>
+                <w:highlight w:val="none"/>
+                <w:lang w:val="en-US" w:eastAsia="zh-CN" w:bidi="ar-SA"/>
+              </w:rPr>
+            </w:pPr>
+          </w:p>
+        </w:tc>
+        <w:tc>
+          <w:tcPr>
+            <w:tcW w:w="1122" w:type="dxa"/>
             <w:noWrap w:val="0"/>
             <w:vAlign w:val="center"/>
           </w:tcPr>
@@ -3735,75 +3314,53 @@
         </w:trPr>
         <w:tc>
           <w:tcPr>
-            <w:tcW w:w="1327" w:type="dxa"/>
-            <w:gridSpan w:val="2"/>
-            <w:noWrap w:val="0"/>
-            <w:vAlign w:val="center"/>
-          </w:tcPr>
-          <w:p>
-            <w:pPr>
-              <w:spacing w:before="60"/>
-              <w:jc w:val="center"/>
-              <w:rPr>
-                <w:rFonts w:hint="default" w:ascii="宋体" w:hAnsi="Times New Roman" w:eastAsia="宋体" w:cs="Times New Roman"/>
-                <w:color w:val="auto"/>
-                <w:kern w:val="2"/>
-                <w:sz w:val="21"/>
-                <w:szCs w:val="21"/>
-                <w:highlight w:val="none"/>
-                <w:lang w:val="en-US" w:eastAsia="zh-CN" w:bidi="ar-SA"/>
-              </w:rPr>
-            </w:pPr>
-          </w:p>
-        </w:tc>
-        <w:tc>
-          <w:tcPr>
-            <w:tcW w:w="1163" w:type="dxa"/>
-            <w:gridSpan w:val="2"/>
-            <w:noWrap w:val="0"/>
-            <w:vAlign w:val="center"/>
-          </w:tcPr>
-          <w:p>
-            <w:pPr>
-              <w:spacing w:before="60"/>
-              <w:jc w:val="center"/>
-              <w:rPr>
-                <w:rFonts w:hint="default" w:ascii="宋体" w:hAnsi="Times New Roman" w:eastAsia="宋体" w:cs="Times New Roman"/>
-                <w:color w:val="auto"/>
-                <w:kern w:val="2"/>
-                <w:sz w:val="21"/>
-                <w:szCs w:val="21"/>
-                <w:highlight w:val="none"/>
-                <w:lang w:val="en-US" w:eastAsia="zh-CN" w:bidi="ar-SA"/>
-              </w:rPr>
-            </w:pPr>
-          </w:p>
-        </w:tc>
-        <w:tc>
-          <w:tcPr>
-            <w:tcW w:w="1650" w:type="dxa"/>
-            <w:noWrap w:val="0"/>
-            <w:vAlign w:val="center"/>
-          </w:tcPr>
-          <w:p>
-            <w:pPr>
-              <w:spacing w:before="60"/>
-              <w:jc w:val="center"/>
-              <w:rPr>
-                <w:rFonts w:hint="default" w:ascii="宋体" w:hAnsi="Times New Roman" w:eastAsia="宋体" w:cs="Times New Roman"/>
-                <w:color w:val="auto"/>
-                <w:kern w:val="2"/>
-                <w:sz w:val="21"/>
-                <w:szCs w:val="21"/>
-                <w:highlight w:val="none"/>
-                <w:lang w:val="en-US" w:eastAsia="zh-CN" w:bidi="ar-SA"/>
-              </w:rPr>
-            </w:pPr>
-          </w:p>
-        </w:tc>
-        <w:tc>
-          <w:tcPr>
-            <w:tcW w:w="870" w:type="dxa"/>
+            <w:tcW w:w="1870" w:type="dxa"/>
+            <w:gridSpan w:val="2"/>
+            <w:noWrap w:val="0"/>
+            <w:vAlign w:val="center"/>
+          </w:tcPr>
+          <w:p>
+            <w:pPr>
+              <w:spacing w:before="60"/>
+              <w:jc w:val="center"/>
+              <w:rPr>
+                <w:rFonts w:hint="default" w:ascii="宋体" w:hAnsi="Times New Roman" w:eastAsia="宋体" w:cs="Times New Roman"/>
+                <w:color w:val="auto"/>
+                <w:kern w:val="2"/>
+                <w:sz w:val="21"/>
+                <w:szCs w:val="21"/>
+                <w:highlight w:val="none"/>
+                <w:lang w:val="en-US" w:eastAsia="zh-CN" w:bidi="ar-SA"/>
+              </w:rPr>
+            </w:pPr>
+          </w:p>
+        </w:tc>
+        <w:tc>
+          <w:tcPr>
+            <w:tcW w:w="944" w:type="dxa"/>
+            <w:gridSpan w:val="2"/>
+            <w:noWrap w:val="0"/>
+            <w:vAlign w:val="center"/>
+          </w:tcPr>
+          <w:p>
+            <w:pPr>
+              <w:spacing w:before="60"/>
+              <w:jc w:val="center"/>
+              <w:rPr>
+                <w:rFonts w:hint="default" w:ascii="宋体" w:hAnsi="Times New Roman" w:eastAsia="宋体" w:cs="Times New Roman"/>
+                <w:color w:val="auto"/>
+                <w:kern w:val="2"/>
+                <w:sz w:val="21"/>
+                <w:szCs w:val="21"/>
+                <w:highlight w:val="none"/>
+                <w:lang w:val="en-US" w:eastAsia="zh-CN" w:bidi="ar-SA"/>
+              </w:rPr>
+            </w:pPr>
+          </w:p>
+        </w:tc>
+        <w:tc>
+          <w:tcPr>
+            <w:tcW w:w="2952" w:type="dxa"/>
             <w:gridSpan w:val="3"/>
             <w:noWrap w:val="0"/>
             <w:vAlign w:val="center"/>
@@ -3826,52 +3383,74 @@
         </w:tc>
         <w:tc>
           <w:tcPr>
-            <w:tcW w:w="1381" w:type="dxa"/>
-            <w:gridSpan w:val="2"/>
-            <w:noWrap w:val="0"/>
-            <w:vAlign w:val="center"/>
-          </w:tcPr>
-          <w:p>
-            <w:pPr>
-              <w:spacing w:before="60"/>
-              <w:jc w:val="center"/>
-              <w:rPr>
-                <w:rFonts w:hint="default" w:ascii="宋体" w:hAnsi="Times New Roman" w:eastAsia="宋体" w:cs="Times New Roman"/>
-                <w:color w:val="auto"/>
-                <w:kern w:val="2"/>
-                <w:sz w:val="21"/>
-                <w:szCs w:val="21"/>
-                <w:highlight w:val="none"/>
-                <w:lang w:val="en-US" w:eastAsia="zh-CN" w:bidi="ar-SA"/>
-              </w:rPr>
-            </w:pPr>
-          </w:p>
-        </w:tc>
-        <w:tc>
-          <w:tcPr>
-            <w:tcW w:w="1408" w:type="dxa"/>
-            <w:noWrap w:val="0"/>
-            <w:vAlign w:val="center"/>
-          </w:tcPr>
-          <w:p>
-            <w:pPr>
-              <w:spacing w:before="60"/>
-              <w:jc w:val="center"/>
-              <w:rPr>
-                <w:rFonts w:hint="default" w:ascii="宋体" w:hAnsi="Times New Roman" w:eastAsia="宋体" w:cs="Times New Roman"/>
-                <w:color w:val="auto"/>
-                <w:kern w:val="2"/>
-                <w:sz w:val="21"/>
-                <w:szCs w:val="21"/>
-                <w:highlight w:val="none"/>
-                <w:lang w:val="en-US" w:eastAsia="zh-CN" w:bidi="ar-SA"/>
-              </w:rPr>
-            </w:pPr>
-          </w:p>
-        </w:tc>
-        <w:tc>
-          <w:tcPr>
-            <w:tcW w:w="1557" w:type="dxa"/>
+            <w:tcW w:w="820" w:type="dxa"/>
+            <w:gridSpan w:val="2"/>
+            <w:noWrap w:val="0"/>
+            <w:vAlign w:val="center"/>
+          </w:tcPr>
+          <w:p>
+            <w:pPr>
+              <w:spacing w:before="60"/>
+              <w:jc w:val="center"/>
+              <w:rPr>
+                <w:rFonts w:hint="default" w:ascii="宋体" w:hAnsi="Times New Roman" w:eastAsia="宋体" w:cs="Times New Roman"/>
+                <w:color w:val="auto"/>
+                <w:kern w:val="2"/>
+                <w:sz w:val="21"/>
+                <w:szCs w:val="21"/>
+                <w:highlight w:val="none"/>
+                <w:lang w:val="en-US" w:eastAsia="zh-CN" w:bidi="ar-SA"/>
+              </w:rPr>
+            </w:pPr>
+          </w:p>
+        </w:tc>
+        <w:tc>
+          <w:tcPr>
+            <w:tcW w:w="1333" w:type="dxa"/>
+            <w:noWrap w:val="0"/>
+            <w:vAlign w:val="center"/>
+          </w:tcPr>
+          <w:p>
+            <w:pPr>
+              <w:spacing w:before="60"/>
+              <w:jc w:val="center"/>
+              <w:rPr>
+                <w:rFonts w:hint="default" w:ascii="宋体" w:hAnsi="Times New Roman" w:eastAsia="宋体" w:cs="Times New Roman"/>
+                <w:color w:val="auto"/>
+                <w:kern w:val="2"/>
+                <w:sz w:val="21"/>
+                <w:szCs w:val="21"/>
+                <w:highlight w:val="none"/>
+                <w:lang w:val="en-US" w:eastAsia="zh-CN" w:bidi="ar-SA"/>
+              </w:rPr>
+            </w:pPr>
+          </w:p>
+        </w:tc>
+        <w:tc>
+          <w:tcPr>
+            <w:tcW w:w="1211" w:type="dxa"/>
+            <w:noWrap w:val="0"/>
+            <w:vAlign w:val="center"/>
+          </w:tcPr>
+          <w:p>
+            <w:pPr>
+              <w:spacing w:before="60"/>
+              <w:jc w:val="center"/>
+              <w:rPr>
+                <w:rFonts w:hint="default" w:ascii="宋体" w:hAnsi="Times New Roman" w:eastAsia="宋体" w:cs="Times New Roman"/>
+                <w:color w:val="auto"/>
+                <w:kern w:val="2"/>
+                <w:sz w:val="21"/>
+                <w:szCs w:val="21"/>
+                <w:highlight w:val="none"/>
+                <w:lang w:val="en-US" w:eastAsia="zh-CN" w:bidi="ar-SA"/>
+              </w:rPr>
+            </w:pPr>
+          </w:p>
+        </w:tc>
+        <w:tc>
+          <w:tcPr>
+            <w:tcW w:w="1122" w:type="dxa"/>
             <w:noWrap w:val="0"/>
             <w:vAlign w:val="center"/>
           </w:tcPr>
@@ -3915,76 +3494,53 @@
         </w:trPr>
         <w:tc>
           <w:tcPr>
-            <w:tcW w:w="1327" w:type="dxa"/>
-            <w:gridSpan w:val="2"/>
-            <w:noWrap w:val="0"/>
-            <w:vAlign w:val="center"/>
-          </w:tcPr>
-          <w:p>
-            <w:pPr>
-              <w:spacing w:before="60"/>
-              <w:jc w:val="center"/>
-              <w:rPr>
-                <w:rFonts w:hint="default" w:ascii="宋体" w:hAnsi="Times New Roman" w:eastAsia="宋体" w:cs="Times New Roman"/>
-                <w:color w:val="auto"/>
-                <w:kern w:val="2"/>
-                <w:sz w:val="21"/>
-                <w:szCs w:val="21"/>
-                <w:highlight w:val="none"/>
-                <w:lang w:val="en-US" w:eastAsia="zh-CN" w:bidi="ar-SA"/>
-              </w:rPr>
-            </w:pPr>
-            <w:bookmarkStart w:id="0" w:name="_GoBack" w:colFirst="0" w:colLast="6"/>
-          </w:p>
-        </w:tc>
-        <w:tc>
-          <w:tcPr>
-            <w:tcW w:w="1163" w:type="dxa"/>
-            <w:gridSpan w:val="2"/>
-            <w:noWrap w:val="0"/>
-            <w:vAlign w:val="center"/>
-          </w:tcPr>
-          <w:p>
-            <w:pPr>
-              <w:spacing w:before="60"/>
-              <w:jc w:val="center"/>
-              <w:rPr>
-                <w:rFonts w:hint="default" w:ascii="宋体" w:hAnsi="Times New Roman" w:eastAsia="宋体" w:cs="Times New Roman"/>
-                <w:color w:val="auto"/>
-                <w:kern w:val="2"/>
-                <w:sz w:val="21"/>
-                <w:szCs w:val="21"/>
-                <w:highlight w:val="none"/>
-                <w:lang w:val="en-US" w:eastAsia="zh-CN" w:bidi="ar-SA"/>
-              </w:rPr>
-            </w:pPr>
-          </w:p>
-        </w:tc>
-        <w:tc>
-          <w:tcPr>
-            <w:tcW w:w="1650" w:type="dxa"/>
-            <w:noWrap w:val="0"/>
-            <w:vAlign w:val="center"/>
-          </w:tcPr>
-          <w:p>
-            <w:pPr>
-              <w:spacing w:before="60"/>
-              <w:jc w:val="center"/>
-              <w:rPr>
-                <w:rFonts w:hint="default" w:ascii="宋体" w:hAnsi="Times New Roman" w:eastAsia="宋体" w:cs="Times New Roman"/>
-                <w:color w:val="auto"/>
-                <w:kern w:val="2"/>
-                <w:sz w:val="21"/>
-                <w:szCs w:val="21"/>
-                <w:highlight w:val="none"/>
-                <w:lang w:val="en-US" w:eastAsia="zh-CN" w:bidi="ar-SA"/>
-              </w:rPr>
-            </w:pPr>
-          </w:p>
-        </w:tc>
-        <w:tc>
-          <w:tcPr>
-            <w:tcW w:w="870" w:type="dxa"/>
+            <w:tcW w:w="1870" w:type="dxa"/>
+            <w:gridSpan w:val="2"/>
+            <w:noWrap w:val="0"/>
+            <w:vAlign w:val="center"/>
+          </w:tcPr>
+          <w:p>
+            <w:pPr>
+              <w:spacing w:before="60"/>
+              <w:jc w:val="center"/>
+              <w:rPr>
+                <w:rFonts w:hint="default" w:ascii="宋体" w:hAnsi="Times New Roman" w:eastAsia="宋体" w:cs="Times New Roman"/>
+                <w:color w:val="auto"/>
+                <w:kern w:val="2"/>
+                <w:sz w:val="21"/>
+                <w:szCs w:val="21"/>
+                <w:highlight w:val="none"/>
+                <w:lang w:val="en-US" w:eastAsia="zh-CN" w:bidi="ar-SA"/>
+              </w:rPr>
+            </w:pPr>
+          </w:p>
+        </w:tc>
+        <w:tc>
+          <w:tcPr>
+            <w:tcW w:w="944" w:type="dxa"/>
+            <w:gridSpan w:val="2"/>
+            <w:noWrap w:val="0"/>
+            <w:vAlign w:val="center"/>
+          </w:tcPr>
+          <w:p>
+            <w:pPr>
+              <w:spacing w:before="60"/>
+              <w:jc w:val="center"/>
+              <w:rPr>
+                <w:rFonts w:hint="default" w:ascii="宋体" w:hAnsi="Times New Roman" w:eastAsia="宋体" w:cs="Times New Roman"/>
+                <w:color w:val="auto"/>
+                <w:kern w:val="2"/>
+                <w:sz w:val="21"/>
+                <w:szCs w:val="21"/>
+                <w:highlight w:val="none"/>
+                <w:lang w:val="en-US" w:eastAsia="zh-CN" w:bidi="ar-SA"/>
+              </w:rPr>
+            </w:pPr>
+          </w:p>
+        </w:tc>
+        <w:tc>
+          <w:tcPr>
+            <w:tcW w:w="2952" w:type="dxa"/>
             <w:gridSpan w:val="3"/>
             <w:noWrap w:val="0"/>
             <w:vAlign w:val="center"/>
@@ -4007,52 +3563,74 @@
         </w:tc>
         <w:tc>
           <w:tcPr>
-            <w:tcW w:w="1381" w:type="dxa"/>
-            <w:gridSpan w:val="2"/>
-            <w:noWrap w:val="0"/>
-            <w:vAlign w:val="center"/>
-          </w:tcPr>
-          <w:p>
-            <w:pPr>
-              <w:spacing w:before="60"/>
-              <w:jc w:val="center"/>
-              <w:rPr>
-                <w:rFonts w:hint="default" w:ascii="宋体" w:hAnsi="Times New Roman" w:eastAsia="宋体" w:cs="Times New Roman"/>
-                <w:color w:val="auto"/>
-                <w:kern w:val="2"/>
-                <w:sz w:val="21"/>
-                <w:szCs w:val="21"/>
-                <w:highlight w:val="none"/>
-                <w:lang w:val="en-US" w:eastAsia="zh-CN" w:bidi="ar-SA"/>
-              </w:rPr>
-            </w:pPr>
-          </w:p>
-        </w:tc>
-        <w:tc>
-          <w:tcPr>
-            <w:tcW w:w="1408" w:type="dxa"/>
-            <w:noWrap w:val="0"/>
-            <w:vAlign w:val="center"/>
-          </w:tcPr>
-          <w:p>
-            <w:pPr>
-              <w:spacing w:before="60"/>
-              <w:jc w:val="center"/>
-              <w:rPr>
-                <w:rFonts w:hint="default" w:ascii="宋体" w:hAnsi="Times New Roman" w:eastAsia="宋体" w:cs="Times New Roman"/>
-                <w:color w:val="auto"/>
-                <w:kern w:val="2"/>
-                <w:sz w:val="21"/>
-                <w:szCs w:val="21"/>
-                <w:highlight w:val="none"/>
-                <w:lang w:val="en-US" w:eastAsia="zh-CN" w:bidi="ar-SA"/>
-              </w:rPr>
-            </w:pPr>
-          </w:p>
-        </w:tc>
-        <w:tc>
-          <w:tcPr>
-            <w:tcW w:w="1557" w:type="dxa"/>
+            <w:tcW w:w="820" w:type="dxa"/>
+            <w:gridSpan w:val="2"/>
+            <w:noWrap w:val="0"/>
+            <w:vAlign w:val="center"/>
+          </w:tcPr>
+          <w:p>
+            <w:pPr>
+              <w:spacing w:before="60"/>
+              <w:jc w:val="center"/>
+              <w:rPr>
+                <w:rFonts w:hint="default" w:ascii="宋体" w:hAnsi="Times New Roman" w:eastAsia="宋体" w:cs="Times New Roman"/>
+                <w:color w:val="auto"/>
+                <w:kern w:val="2"/>
+                <w:sz w:val="21"/>
+                <w:szCs w:val="21"/>
+                <w:highlight w:val="none"/>
+                <w:lang w:val="en-US" w:eastAsia="zh-CN" w:bidi="ar-SA"/>
+              </w:rPr>
+            </w:pPr>
+          </w:p>
+        </w:tc>
+        <w:tc>
+          <w:tcPr>
+            <w:tcW w:w="1333" w:type="dxa"/>
+            <w:noWrap w:val="0"/>
+            <w:vAlign w:val="center"/>
+          </w:tcPr>
+          <w:p>
+            <w:pPr>
+              <w:spacing w:before="60"/>
+              <w:jc w:val="center"/>
+              <w:rPr>
+                <w:rFonts w:hint="default" w:ascii="宋体" w:hAnsi="Times New Roman" w:eastAsia="宋体" w:cs="Times New Roman"/>
+                <w:color w:val="auto"/>
+                <w:kern w:val="2"/>
+                <w:sz w:val="21"/>
+                <w:szCs w:val="21"/>
+                <w:highlight w:val="none"/>
+                <w:lang w:val="en-US" w:eastAsia="zh-CN" w:bidi="ar-SA"/>
+              </w:rPr>
+            </w:pPr>
+          </w:p>
+        </w:tc>
+        <w:tc>
+          <w:tcPr>
+            <w:tcW w:w="1211" w:type="dxa"/>
+            <w:noWrap w:val="0"/>
+            <w:vAlign w:val="center"/>
+          </w:tcPr>
+          <w:p>
+            <w:pPr>
+              <w:spacing w:before="60"/>
+              <w:jc w:val="center"/>
+              <w:rPr>
+                <w:rFonts w:hint="default" w:ascii="宋体" w:hAnsi="Times New Roman" w:eastAsia="宋体" w:cs="Times New Roman"/>
+                <w:color w:val="auto"/>
+                <w:kern w:val="2"/>
+                <w:sz w:val="21"/>
+                <w:szCs w:val="21"/>
+                <w:highlight w:val="none"/>
+                <w:lang w:val="en-US" w:eastAsia="zh-CN" w:bidi="ar-SA"/>
+              </w:rPr>
+            </w:pPr>
+          </w:p>
+        </w:tc>
+        <w:tc>
+          <w:tcPr>
+            <w:tcW w:w="1122" w:type="dxa"/>
             <w:noWrap w:val="0"/>
             <w:vAlign w:val="center"/>
           </w:tcPr>
@@ -4096,75 +3674,53 @@
         </w:trPr>
         <w:tc>
           <w:tcPr>
-            <w:tcW w:w="1327" w:type="dxa"/>
-            <w:gridSpan w:val="2"/>
-            <w:noWrap w:val="0"/>
-            <w:vAlign w:val="center"/>
-          </w:tcPr>
-          <w:p>
-            <w:pPr>
-              <w:spacing w:before="60"/>
-              <w:jc w:val="center"/>
-              <w:rPr>
-                <w:rFonts w:hint="default" w:ascii="宋体" w:hAnsi="Times New Roman" w:eastAsia="宋体" w:cs="Times New Roman"/>
-                <w:color w:val="auto"/>
-                <w:kern w:val="2"/>
-                <w:sz w:val="21"/>
-                <w:szCs w:val="21"/>
-                <w:highlight w:val="none"/>
-                <w:lang w:val="en-US" w:eastAsia="zh-CN" w:bidi="ar-SA"/>
-              </w:rPr>
-            </w:pPr>
-          </w:p>
-        </w:tc>
-        <w:tc>
-          <w:tcPr>
-            <w:tcW w:w="1163" w:type="dxa"/>
-            <w:gridSpan w:val="2"/>
-            <w:noWrap w:val="0"/>
-            <w:vAlign w:val="center"/>
-          </w:tcPr>
-          <w:p>
-            <w:pPr>
-              <w:spacing w:before="60"/>
-              <w:jc w:val="center"/>
-              <w:rPr>
-                <w:rFonts w:hint="default" w:ascii="宋体" w:hAnsi="Times New Roman" w:eastAsia="宋体" w:cs="Times New Roman"/>
-                <w:color w:val="auto"/>
-                <w:kern w:val="2"/>
-                <w:sz w:val="21"/>
-                <w:szCs w:val="21"/>
-                <w:highlight w:val="none"/>
-                <w:lang w:val="en-US" w:eastAsia="zh-CN" w:bidi="ar-SA"/>
-              </w:rPr>
-            </w:pPr>
-          </w:p>
-        </w:tc>
-        <w:tc>
-          <w:tcPr>
-            <w:tcW w:w="1650" w:type="dxa"/>
-            <w:noWrap w:val="0"/>
-            <w:vAlign w:val="center"/>
-          </w:tcPr>
-          <w:p>
-            <w:pPr>
-              <w:spacing w:before="60"/>
-              <w:jc w:val="center"/>
-              <w:rPr>
-                <w:rFonts w:hint="default" w:ascii="宋体" w:hAnsi="Times New Roman" w:eastAsia="宋体" w:cs="Times New Roman"/>
-                <w:color w:val="auto"/>
-                <w:kern w:val="2"/>
-                <w:sz w:val="21"/>
-                <w:szCs w:val="21"/>
-                <w:highlight w:val="none"/>
-                <w:lang w:val="en-US" w:eastAsia="zh-CN" w:bidi="ar-SA"/>
-              </w:rPr>
-            </w:pPr>
-          </w:p>
-        </w:tc>
-        <w:tc>
-          <w:tcPr>
-            <w:tcW w:w="870" w:type="dxa"/>
+            <w:tcW w:w="1870" w:type="dxa"/>
+            <w:gridSpan w:val="2"/>
+            <w:noWrap w:val="0"/>
+            <w:vAlign w:val="center"/>
+          </w:tcPr>
+          <w:p>
+            <w:pPr>
+              <w:spacing w:before="60"/>
+              <w:jc w:val="center"/>
+              <w:rPr>
+                <w:rFonts w:hint="default" w:ascii="宋体" w:hAnsi="Times New Roman" w:eastAsia="宋体" w:cs="Times New Roman"/>
+                <w:color w:val="auto"/>
+                <w:kern w:val="2"/>
+                <w:sz w:val="21"/>
+                <w:szCs w:val="21"/>
+                <w:highlight w:val="none"/>
+                <w:lang w:val="en-US" w:eastAsia="zh-CN" w:bidi="ar-SA"/>
+              </w:rPr>
+            </w:pPr>
+          </w:p>
+        </w:tc>
+        <w:tc>
+          <w:tcPr>
+            <w:tcW w:w="944" w:type="dxa"/>
+            <w:gridSpan w:val="2"/>
+            <w:noWrap w:val="0"/>
+            <w:vAlign w:val="center"/>
+          </w:tcPr>
+          <w:p>
+            <w:pPr>
+              <w:spacing w:before="60"/>
+              <w:jc w:val="center"/>
+              <w:rPr>
+                <w:rFonts w:hint="default" w:ascii="宋体" w:hAnsi="Times New Roman" w:eastAsia="宋体" w:cs="Times New Roman"/>
+                <w:color w:val="auto"/>
+                <w:kern w:val="2"/>
+                <w:sz w:val="21"/>
+                <w:szCs w:val="21"/>
+                <w:highlight w:val="none"/>
+                <w:lang w:val="en-US" w:eastAsia="zh-CN" w:bidi="ar-SA"/>
+              </w:rPr>
+            </w:pPr>
+          </w:p>
+        </w:tc>
+        <w:tc>
+          <w:tcPr>
+            <w:tcW w:w="2952" w:type="dxa"/>
             <w:gridSpan w:val="3"/>
             <w:noWrap w:val="0"/>
             <w:vAlign w:val="center"/>
@@ -4187,226 +3743,74 @@
         </w:tc>
         <w:tc>
           <w:tcPr>
-            <w:tcW w:w="1381" w:type="dxa"/>
-            <w:gridSpan w:val="2"/>
-            <w:noWrap w:val="0"/>
-            <w:vAlign w:val="center"/>
-          </w:tcPr>
-          <w:p>
-            <w:pPr>
-              <w:spacing w:before="60"/>
-              <w:jc w:val="center"/>
-              <w:rPr>
-                <w:rFonts w:hint="default" w:ascii="宋体" w:hAnsi="Times New Roman" w:eastAsia="宋体" w:cs="Times New Roman"/>
-                <w:color w:val="auto"/>
-                <w:kern w:val="2"/>
-                <w:sz w:val="21"/>
-                <w:szCs w:val="21"/>
-                <w:highlight w:val="none"/>
-                <w:lang w:val="en-US" w:eastAsia="zh-CN" w:bidi="ar-SA"/>
-              </w:rPr>
-            </w:pPr>
-          </w:p>
-        </w:tc>
-        <w:tc>
-          <w:tcPr>
-            <w:tcW w:w="1408" w:type="dxa"/>
-            <w:noWrap w:val="0"/>
-            <w:vAlign w:val="center"/>
-          </w:tcPr>
-          <w:p>
-            <w:pPr>
-              <w:spacing w:before="60"/>
-              <w:jc w:val="center"/>
-              <w:rPr>
-                <w:rFonts w:hint="default" w:ascii="宋体" w:hAnsi="Times New Roman" w:eastAsia="宋体" w:cs="Times New Roman"/>
-                <w:color w:val="auto"/>
-                <w:kern w:val="2"/>
-                <w:sz w:val="21"/>
-                <w:szCs w:val="21"/>
-                <w:highlight w:val="none"/>
-                <w:lang w:val="en-US" w:eastAsia="zh-CN" w:bidi="ar-SA"/>
-              </w:rPr>
-            </w:pPr>
-          </w:p>
-        </w:tc>
-        <w:tc>
-          <w:tcPr>
-            <w:tcW w:w="1557" w:type="dxa"/>
-            <w:noWrap w:val="0"/>
-            <w:vAlign w:val="center"/>
-          </w:tcPr>
-          <w:p>
-            <w:pPr>
-              <w:spacing w:before="60"/>
-              <w:jc w:val="center"/>
-              <w:rPr>
-                <w:rFonts w:hint="default" w:ascii="宋体" w:hAnsi="Times New Roman" w:eastAsia="宋体" w:cs="Times New Roman"/>
-                <w:color w:val="auto"/>
-                <w:kern w:val="2"/>
-                <w:sz w:val="21"/>
-                <w:szCs w:val="21"/>
-                <w:highlight w:val="none"/>
-                <w:lang w:val="en-US" w:eastAsia="zh-CN" w:bidi="ar-SA"/>
-              </w:rPr>
-            </w:pPr>
-          </w:p>
-        </w:tc>
-      </w:tr>
-      <w:tr>
-        <w:tblPrEx>
-          <w:tblBorders>
-            <w:top w:val="single" w:color="auto" w:sz="8" w:space="0"/>
-            <w:left w:val="single" w:color="auto" w:sz="8" w:space="0"/>
-            <w:bottom w:val="single" w:color="auto" w:sz="8" w:space="0"/>
-            <w:right w:val="single" w:color="auto" w:sz="8" w:space="0"/>
-            <w:insideH w:val="single" w:color="auto" w:sz="4" w:space="0"/>
-            <w:insideV w:val="single" w:color="auto" w:sz="4" w:space="0"/>
-          </w:tblBorders>
-        </w:tblPrEx>
-        <w:trPr>
-          <w:trHeight w:val="425" w:hRule="exact"/>
-          <w:jc w:val="center"/>
-        </w:trPr>
-        <w:tc>
-          <w:tcPr>
-            <w:tcW w:w="1327" w:type="dxa"/>
-            <w:gridSpan w:val="2"/>
-            <w:noWrap w:val="0"/>
-            <w:vAlign w:val="center"/>
-          </w:tcPr>
-          <w:p>
-            <w:pPr>
-              <w:spacing w:before="60"/>
-              <w:jc w:val="center"/>
-              <w:rPr>
-                <w:rFonts w:hint="default" w:ascii="宋体" w:hAnsi="Times New Roman" w:eastAsia="宋体" w:cs="Times New Roman"/>
-                <w:color w:val="auto"/>
-                <w:kern w:val="2"/>
-                <w:sz w:val="21"/>
-                <w:szCs w:val="21"/>
-                <w:highlight w:val="none"/>
-                <w:lang w:val="en-US" w:eastAsia="zh-CN" w:bidi="ar-SA"/>
-              </w:rPr>
-            </w:pPr>
-          </w:p>
-        </w:tc>
-        <w:tc>
-          <w:tcPr>
-            <w:tcW w:w="1163" w:type="dxa"/>
-            <w:gridSpan w:val="2"/>
-            <w:noWrap w:val="0"/>
-            <w:vAlign w:val="center"/>
-          </w:tcPr>
-          <w:p>
-            <w:pPr>
-              <w:spacing w:before="60"/>
-              <w:jc w:val="center"/>
-              <w:rPr>
-                <w:rFonts w:hint="default" w:ascii="宋体" w:hAnsi="Times New Roman" w:eastAsia="宋体" w:cs="Times New Roman"/>
-                <w:color w:val="auto"/>
-                <w:kern w:val="2"/>
-                <w:sz w:val="21"/>
-                <w:szCs w:val="21"/>
-                <w:highlight w:val="none"/>
-                <w:lang w:val="en-US" w:eastAsia="zh-CN" w:bidi="ar-SA"/>
-              </w:rPr>
-            </w:pPr>
-          </w:p>
-        </w:tc>
-        <w:tc>
-          <w:tcPr>
-            <w:tcW w:w="1650" w:type="dxa"/>
-            <w:noWrap w:val="0"/>
-            <w:vAlign w:val="center"/>
-          </w:tcPr>
-          <w:p>
-            <w:pPr>
-              <w:spacing w:before="60"/>
-              <w:jc w:val="center"/>
-              <w:rPr>
-                <w:rFonts w:hint="default" w:ascii="宋体" w:hAnsi="Times New Roman" w:eastAsia="宋体" w:cs="Times New Roman"/>
-                <w:color w:val="auto"/>
-                <w:kern w:val="2"/>
-                <w:sz w:val="21"/>
-                <w:szCs w:val="21"/>
-                <w:highlight w:val="none"/>
-                <w:lang w:val="en-US" w:eastAsia="zh-CN" w:bidi="ar-SA"/>
-              </w:rPr>
-            </w:pPr>
-          </w:p>
-        </w:tc>
-        <w:tc>
-          <w:tcPr>
-            <w:tcW w:w="870" w:type="dxa"/>
-            <w:gridSpan w:val="3"/>
-            <w:noWrap w:val="0"/>
-            <w:vAlign w:val="center"/>
-          </w:tcPr>
-          <w:p>
-            <w:pPr>
-              <w:spacing w:before="60"/>
-              <w:jc w:val="center"/>
-              <w:rPr>
-                <w:rFonts w:hint="default" w:ascii="宋体" w:hAnsi="Times New Roman" w:eastAsia="宋体" w:cs="Times New Roman"/>
-                <w:color w:val="auto"/>
-                <w:kern w:val="2"/>
-                <w:sz w:val="21"/>
-                <w:szCs w:val="21"/>
-                <w:highlight w:val="none"/>
-                <w:lang w:val="en-US" w:eastAsia="zh-CN" w:bidi="ar-SA"/>
-              </w:rPr>
-            </w:pPr>
-          </w:p>
-        </w:tc>
-        <w:tc>
-          <w:tcPr>
-            <w:tcW w:w="1381" w:type="dxa"/>
-            <w:gridSpan w:val="2"/>
-            <w:noWrap w:val="0"/>
-            <w:vAlign w:val="center"/>
-          </w:tcPr>
-          <w:p>
-            <w:pPr>
-              <w:spacing w:before="60"/>
-              <w:jc w:val="center"/>
-              <w:rPr>
-                <w:rFonts w:hint="default" w:ascii="宋体" w:hAnsi="Times New Roman" w:eastAsia="宋体" w:cs="Times New Roman"/>
-                <w:color w:val="auto"/>
-                <w:kern w:val="2"/>
-                <w:sz w:val="21"/>
-                <w:szCs w:val="21"/>
-                <w:highlight w:val="none"/>
-                <w:lang w:val="en-US" w:eastAsia="zh-CN" w:bidi="ar-SA"/>
-              </w:rPr>
-            </w:pPr>
-          </w:p>
-        </w:tc>
-        <w:tc>
-          <w:tcPr>
-            <w:tcW w:w="1408" w:type="dxa"/>
-            <w:noWrap w:val="0"/>
-            <w:vAlign w:val="center"/>
-          </w:tcPr>
-          <w:p>
-            <w:pPr>
-              <w:spacing w:before="60"/>
-              <w:jc w:val="center"/>
-              <w:rPr>
-                <w:rFonts w:hint="default" w:ascii="宋体" w:hAnsi="Times New Roman" w:eastAsia="宋体" w:cs="Times New Roman"/>
-                <w:color w:val="auto"/>
-                <w:kern w:val="2"/>
-                <w:sz w:val="21"/>
-                <w:szCs w:val="21"/>
-                <w:highlight w:val="none"/>
-                <w:lang w:val="en-US" w:eastAsia="zh-CN" w:bidi="ar-SA"/>
-              </w:rPr>
-            </w:pPr>
-          </w:p>
-        </w:tc>
-        <w:tc>
-          <w:tcPr>
-            <w:tcW w:w="1557" w:type="dxa"/>
+            <w:tcW w:w="820" w:type="dxa"/>
+            <w:gridSpan w:val="2"/>
+            <w:noWrap w:val="0"/>
+            <w:vAlign w:val="center"/>
+          </w:tcPr>
+          <w:p>
+            <w:pPr>
+              <w:spacing w:before="60"/>
+              <w:jc w:val="center"/>
+              <w:rPr>
+                <w:rFonts w:hint="default" w:ascii="宋体" w:hAnsi="Times New Roman" w:eastAsia="宋体" w:cs="Times New Roman"/>
+                <w:color w:val="auto"/>
+                <w:kern w:val="2"/>
+                <w:sz w:val="21"/>
+                <w:szCs w:val="21"/>
+                <w:highlight w:val="none"/>
+                <w:lang w:val="en-US" w:eastAsia="zh-CN" w:bidi="ar-SA"/>
+              </w:rPr>
+            </w:pPr>
+          </w:p>
+        </w:tc>
+        <w:tc>
+          <w:tcPr>
+            <w:tcW w:w="1333" w:type="dxa"/>
+            <w:noWrap w:val="0"/>
+            <w:vAlign w:val="center"/>
+          </w:tcPr>
+          <w:p>
+            <w:pPr>
+              <w:spacing w:before="60"/>
+              <w:jc w:val="center"/>
+              <w:rPr>
+                <w:rFonts w:hint="default" w:ascii="宋体" w:hAnsi="Times New Roman" w:eastAsia="宋体" w:cs="Times New Roman"/>
+                <w:color w:val="auto"/>
+                <w:kern w:val="2"/>
+                <w:sz w:val="21"/>
+                <w:szCs w:val="21"/>
+                <w:highlight w:val="none"/>
+                <w:lang w:val="en-US" w:eastAsia="zh-CN" w:bidi="ar-SA"/>
+              </w:rPr>
+            </w:pPr>
+          </w:p>
+        </w:tc>
+        <w:tc>
+          <w:tcPr>
+            <w:tcW w:w="1211" w:type="dxa"/>
+            <w:noWrap w:val="0"/>
+            <w:vAlign w:val="center"/>
+          </w:tcPr>
+          <w:p>
+            <w:pPr>
+              <w:spacing w:before="60"/>
+              <w:jc w:val="center"/>
+              <w:rPr>
+                <w:rFonts w:hint="default" w:ascii="宋体" w:hAnsi="Times New Roman" w:eastAsia="宋体" w:cs="Times New Roman"/>
+                <w:color w:val="auto"/>
+                <w:kern w:val="2"/>
+                <w:sz w:val="21"/>
+                <w:szCs w:val="21"/>
+                <w:highlight w:val="none"/>
+                <w:lang w:val="en-US" w:eastAsia="zh-CN" w:bidi="ar-SA"/>
+              </w:rPr>
+            </w:pPr>
+          </w:p>
+        </w:tc>
+        <w:tc>
+          <w:tcPr>
+            <w:tcW w:w="1122" w:type="dxa"/>
             <w:noWrap w:val="0"/>
             <w:vAlign w:val="center"/>
           </w:tcPr>
@@ -4450,75 +3854,53 @@
         </w:trPr>
         <w:tc>
           <w:tcPr>
-            <w:tcW w:w="1327" w:type="dxa"/>
-            <w:gridSpan w:val="2"/>
-            <w:noWrap w:val="0"/>
-            <w:vAlign w:val="center"/>
-          </w:tcPr>
-          <w:p>
-            <w:pPr>
-              <w:spacing w:before="60"/>
-              <w:jc w:val="center"/>
-              <w:rPr>
-                <w:rFonts w:hint="default" w:ascii="宋体" w:hAnsi="Times New Roman" w:eastAsia="宋体" w:cs="Times New Roman"/>
-                <w:color w:val="auto"/>
-                <w:kern w:val="2"/>
-                <w:sz w:val="21"/>
-                <w:szCs w:val="21"/>
-                <w:highlight w:val="none"/>
-                <w:lang w:val="en-US" w:eastAsia="zh-CN" w:bidi="ar-SA"/>
-              </w:rPr>
-            </w:pPr>
-          </w:p>
-        </w:tc>
-        <w:tc>
-          <w:tcPr>
-            <w:tcW w:w="1163" w:type="dxa"/>
-            <w:gridSpan w:val="2"/>
-            <w:noWrap w:val="0"/>
-            <w:vAlign w:val="center"/>
-          </w:tcPr>
-          <w:p>
-            <w:pPr>
-              <w:spacing w:before="60"/>
-              <w:jc w:val="center"/>
-              <w:rPr>
-                <w:rFonts w:hint="default" w:ascii="宋体" w:hAnsi="Times New Roman" w:eastAsia="宋体" w:cs="Times New Roman"/>
-                <w:color w:val="auto"/>
-                <w:kern w:val="2"/>
-                <w:sz w:val="21"/>
-                <w:szCs w:val="21"/>
-                <w:highlight w:val="none"/>
-                <w:lang w:val="en-US" w:eastAsia="zh-CN" w:bidi="ar-SA"/>
-              </w:rPr>
-            </w:pPr>
-          </w:p>
-        </w:tc>
-        <w:tc>
-          <w:tcPr>
-            <w:tcW w:w="1650" w:type="dxa"/>
-            <w:noWrap w:val="0"/>
-            <w:vAlign w:val="center"/>
-          </w:tcPr>
-          <w:p>
-            <w:pPr>
-              <w:spacing w:before="60"/>
-              <w:jc w:val="center"/>
-              <w:rPr>
-                <w:rFonts w:hint="default" w:ascii="宋体" w:hAnsi="Times New Roman" w:eastAsia="宋体" w:cs="Times New Roman"/>
-                <w:color w:val="auto"/>
-                <w:kern w:val="2"/>
-                <w:sz w:val="21"/>
-                <w:szCs w:val="21"/>
-                <w:highlight w:val="none"/>
-                <w:lang w:val="en-US" w:eastAsia="zh-CN" w:bidi="ar-SA"/>
-              </w:rPr>
-            </w:pPr>
-          </w:p>
-        </w:tc>
-        <w:tc>
-          <w:tcPr>
-            <w:tcW w:w="870" w:type="dxa"/>
+            <w:tcW w:w="1870" w:type="dxa"/>
+            <w:gridSpan w:val="2"/>
+            <w:noWrap w:val="0"/>
+            <w:vAlign w:val="center"/>
+          </w:tcPr>
+          <w:p>
+            <w:pPr>
+              <w:spacing w:before="60"/>
+              <w:jc w:val="center"/>
+              <w:rPr>
+                <w:rFonts w:hint="default" w:ascii="宋体" w:hAnsi="Times New Roman" w:eastAsia="宋体" w:cs="Times New Roman"/>
+                <w:color w:val="auto"/>
+                <w:kern w:val="2"/>
+                <w:sz w:val="21"/>
+                <w:szCs w:val="21"/>
+                <w:highlight w:val="none"/>
+                <w:lang w:val="en-US" w:eastAsia="zh-CN" w:bidi="ar-SA"/>
+              </w:rPr>
+            </w:pPr>
+          </w:p>
+        </w:tc>
+        <w:tc>
+          <w:tcPr>
+            <w:tcW w:w="944" w:type="dxa"/>
+            <w:gridSpan w:val="2"/>
+            <w:noWrap w:val="0"/>
+            <w:vAlign w:val="center"/>
+          </w:tcPr>
+          <w:p>
+            <w:pPr>
+              <w:spacing w:before="60"/>
+              <w:jc w:val="center"/>
+              <w:rPr>
+                <w:rFonts w:hint="default" w:ascii="宋体" w:hAnsi="Times New Roman" w:eastAsia="宋体" w:cs="Times New Roman"/>
+                <w:color w:val="auto"/>
+                <w:kern w:val="2"/>
+                <w:sz w:val="21"/>
+                <w:szCs w:val="21"/>
+                <w:highlight w:val="none"/>
+                <w:lang w:val="en-US" w:eastAsia="zh-CN" w:bidi="ar-SA"/>
+              </w:rPr>
+            </w:pPr>
+          </w:p>
+        </w:tc>
+        <w:tc>
+          <w:tcPr>
+            <w:tcW w:w="2952" w:type="dxa"/>
             <w:gridSpan w:val="3"/>
             <w:noWrap w:val="0"/>
             <w:vAlign w:val="center"/>
@@ -4541,52 +3923,74 @@
         </w:tc>
         <w:tc>
           <w:tcPr>
-            <w:tcW w:w="1381" w:type="dxa"/>
-            <w:gridSpan w:val="2"/>
-            <w:noWrap w:val="0"/>
-            <w:vAlign w:val="center"/>
-          </w:tcPr>
-          <w:p>
-            <w:pPr>
-              <w:spacing w:before="60"/>
-              <w:jc w:val="center"/>
-              <w:rPr>
-                <w:rFonts w:hint="default" w:ascii="宋体" w:hAnsi="Times New Roman" w:eastAsia="宋体" w:cs="Times New Roman"/>
-                <w:color w:val="auto"/>
-                <w:kern w:val="2"/>
-                <w:sz w:val="21"/>
-                <w:szCs w:val="21"/>
-                <w:highlight w:val="none"/>
-                <w:lang w:val="en-US" w:eastAsia="zh-CN" w:bidi="ar-SA"/>
-              </w:rPr>
-            </w:pPr>
-          </w:p>
-        </w:tc>
-        <w:tc>
-          <w:tcPr>
-            <w:tcW w:w="1408" w:type="dxa"/>
-            <w:noWrap w:val="0"/>
-            <w:vAlign w:val="center"/>
-          </w:tcPr>
-          <w:p>
-            <w:pPr>
-              <w:spacing w:before="60"/>
-              <w:jc w:val="center"/>
-              <w:rPr>
-                <w:rFonts w:hint="default" w:ascii="宋体" w:hAnsi="Times New Roman" w:eastAsia="宋体" w:cs="Times New Roman"/>
-                <w:color w:val="auto"/>
-                <w:kern w:val="2"/>
-                <w:sz w:val="21"/>
-                <w:szCs w:val="21"/>
-                <w:highlight w:val="none"/>
-                <w:lang w:val="en-US" w:eastAsia="zh-CN" w:bidi="ar-SA"/>
-              </w:rPr>
-            </w:pPr>
-          </w:p>
-        </w:tc>
-        <w:tc>
-          <w:tcPr>
-            <w:tcW w:w="1557" w:type="dxa"/>
+            <w:tcW w:w="820" w:type="dxa"/>
+            <w:gridSpan w:val="2"/>
+            <w:noWrap w:val="0"/>
+            <w:vAlign w:val="center"/>
+          </w:tcPr>
+          <w:p>
+            <w:pPr>
+              <w:spacing w:before="60"/>
+              <w:jc w:val="center"/>
+              <w:rPr>
+                <w:rFonts w:hint="default" w:ascii="宋体" w:hAnsi="Times New Roman" w:eastAsia="宋体" w:cs="Times New Roman"/>
+                <w:color w:val="auto"/>
+                <w:kern w:val="2"/>
+                <w:sz w:val="21"/>
+                <w:szCs w:val="21"/>
+                <w:highlight w:val="none"/>
+                <w:lang w:val="en-US" w:eastAsia="zh-CN" w:bidi="ar-SA"/>
+              </w:rPr>
+            </w:pPr>
+          </w:p>
+        </w:tc>
+        <w:tc>
+          <w:tcPr>
+            <w:tcW w:w="1333" w:type="dxa"/>
+            <w:noWrap w:val="0"/>
+            <w:vAlign w:val="center"/>
+          </w:tcPr>
+          <w:p>
+            <w:pPr>
+              <w:spacing w:before="60"/>
+              <w:jc w:val="center"/>
+              <w:rPr>
+                <w:rFonts w:hint="default" w:ascii="宋体" w:hAnsi="Times New Roman" w:eastAsia="宋体" w:cs="Times New Roman"/>
+                <w:color w:val="auto"/>
+                <w:kern w:val="2"/>
+                <w:sz w:val="21"/>
+                <w:szCs w:val="21"/>
+                <w:highlight w:val="none"/>
+                <w:lang w:val="en-US" w:eastAsia="zh-CN" w:bidi="ar-SA"/>
+              </w:rPr>
+            </w:pPr>
+          </w:p>
+        </w:tc>
+        <w:tc>
+          <w:tcPr>
+            <w:tcW w:w="1211" w:type="dxa"/>
+            <w:noWrap w:val="0"/>
+            <w:vAlign w:val="center"/>
+          </w:tcPr>
+          <w:p>
+            <w:pPr>
+              <w:spacing w:before="60"/>
+              <w:jc w:val="center"/>
+              <w:rPr>
+                <w:rFonts w:hint="default" w:ascii="宋体" w:hAnsi="Times New Roman" w:eastAsia="宋体" w:cs="Times New Roman"/>
+                <w:color w:val="auto"/>
+                <w:kern w:val="2"/>
+                <w:sz w:val="21"/>
+                <w:szCs w:val="21"/>
+                <w:highlight w:val="none"/>
+                <w:lang w:val="en-US" w:eastAsia="zh-CN" w:bidi="ar-SA"/>
+              </w:rPr>
+            </w:pPr>
+          </w:p>
+        </w:tc>
+        <w:tc>
+          <w:tcPr>
+            <w:tcW w:w="1122" w:type="dxa"/>
             <w:noWrap w:val="0"/>
             <w:vAlign w:val="center"/>
           </w:tcPr>
@@ -4607,7 +4011,6 @@
           </w:p>
         </w:tc>
       </w:tr>
-      <w:bookmarkEnd w:id="0"/>
       <w:tr>
         <w:tblPrEx>
           <w:tblBorders>
@@ -4631,7 +4034,547 @@
         </w:trPr>
         <w:tc>
           <w:tcPr>
-            <w:tcW w:w="9356" w:type="dxa"/>
+            <w:tcW w:w="1870" w:type="dxa"/>
+            <w:gridSpan w:val="2"/>
+            <w:noWrap w:val="0"/>
+            <w:vAlign w:val="center"/>
+          </w:tcPr>
+          <w:p>
+            <w:pPr>
+              <w:spacing w:before="60"/>
+              <w:jc w:val="center"/>
+              <w:rPr>
+                <w:rFonts w:hint="default" w:ascii="宋体" w:hAnsi="Times New Roman" w:eastAsia="宋体" w:cs="Times New Roman"/>
+                <w:color w:val="auto"/>
+                <w:kern w:val="2"/>
+                <w:sz w:val="21"/>
+                <w:szCs w:val="21"/>
+                <w:highlight w:val="none"/>
+                <w:lang w:val="en-US" w:eastAsia="zh-CN" w:bidi="ar-SA"/>
+              </w:rPr>
+            </w:pPr>
+          </w:p>
+        </w:tc>
+        <w:tc>
+          <w:tcPr>
+            <w:tcW w:w="944" w:type="dxa"/>
+            <w:gridSpan w:val="2"/>
+            <w:noWrap w:val="0"/>
+            <w:vAlign w:val="center"/>
+          </w:tcPr>
+          <w:p>
+            <w:pPr>
+              <w:spacing w:before="60"/>
+              <w:jc w:val="center"/>
+              <w:rPr>
+                <w:rFonts w:hint="default" w:ascii="宋体" w:hAnsi="Times New Roman" w:eastAsia="宋体" w:cs="Times New Roman"/>
+                <w:color w:val="auto"/>
+                <w:kern w:val="2"/>
+                <w:sz w:val="21"/>
+                <w:szCs w:val="21"/>
+                <w:highlight w:val="none"/>
+                <w:lang w:val="en-US" w:eastAsia="zh-CN" w:bidi="ar-SA"/>
+              </w:rPr>
+            </w:pPr>
+          </w:p>
+        </w:tc>
+        <w:tc>
+          <w:tcPr>
+            <w:tcW w:w="2952" w:type="dxa"/>
+            <w:gridSpan w:val="3"/>
+            <w:noWrap w:val="0"/>
+            <w:vAlign w:val="center"/>
+          </w:tcPr>
+          <w:p>
+            <w:pPr>
+              <w:spacing w:before="60"/>
+              <w:jc w:val="center"/>
+              <w:rPr>
+                <w:rFonts w:hint="default" w:ascii="宋体" w:hAnsi="Times New Roman" w:eastAsia="宋体" w:cs="Times New Roman"/>
+                <w:color w:val="auto"/>
+                <w:kern w:val="2"/>
+                <w:sz w:val="21"/>
+                <w:szCs w:val="21"/>
+                <w:highlight w:val="none"/>
+                <w:lang w:val="en-US" w:eastAsia="zh-CN" w:bidi="ar-SA"/>
+              </w:rPr>
+            </w:pPr>
+          </w:p>
+        </w:tc>
+        <w:tc>
+          <w:tcPr>
+            <w:tcW w:w="820" w:type="dxa"/>
+            <w:gridSpan w:val="2"/>
+            <w:noWrap w:val="0"/>
+            <w:vAlign w:val="center"/>
+          </w:tcPr>
+          <w:p>
+            <w:pPr>
+              <w:spacing w:before="60"/>
+              <w:jc w:val="center"/>
+              <w:rPr>
+                <w:rFonts w:hint="default" w:ascii="宋体" w:hAnsi="Times New Roman" w:eastAsia="宋体" w:cs="Times New Roman"/>
+                <w:color w:val="auto"/>
+                <w:kern w:val="2"/>
+                <w:sz w:val="21"/>
+                <w:szCs w:val="21"/>
+                <w:highlight w:val="none"/>
+                <w:lang w:val="en-US" w:eastAsia="zh-CN" w:bidi="ar-SA"/>
+              </w:rPr>
+            </w:pPr>
+          </w:p>
+        </w:tc>
+        <w:tc>
+          <w:tcPr>
+            <w:tcW w:w="1333" w:type="dxa"/>
+            <w:noWrap w:val="0"/>
+            <w:vAlign w:val="center"/>
+          </w:tcPr>
+          <w:p>
+            <w:pPr>
+              <w:spacing w:before="60"/>
+              <w:jc w:val="center"/>
+              <w:rPr>
+                <w:rFonts w:hint="default" w:ascii="宋体" w:hAnsi="Times New Roman" w:eastAsia="宋体" w:cs="Times New Roman"/>
+                <w:color w:val="auto"/>
+                <w:kern w:val="2"/>
+                <w:sz w:val="21"/>
+                <w:szCs w:val="21"/>
+                <w:highlight w:val="none"/>
+                <w:lang w:val="en-US" w:eastAsia="zh-CN" w:bidi="ar-SA"/>
+              </w:rPr>
+            </w:pPr>
+          </w:p>
+        </w:tc>
+        <w:tc>
+          <w:tcPr>
+            <w:tcW w:w="1211" w:type="dxa"/>
+            <w:noWrap w:val="0"/>
+            <w:vAlign w:val="center"/>
+          </w:tcPr>
+          <w:p>
+            <w:pPr>
+              <w:spacing w:before="60"/>
+              <w:jc w:val="center"/>
+              <w:rPr>
+                <w:rFonts w:hint="default" w:ascii="宋体" w:hAnsi="Times New Roman" w:eastAsia="宋体" w:cs="Times New Roman"/>
+                <w:color w:val="auto"/>
+                <w:kern w:val="2"/>
+                <w:sz w:val="21"/>
+                <w:szCs w:val="21"/>
+                <w:highlight w:val="none"/>
+                <w:lang w:val="en-US" w:eastAsia="zh-CN" w:bidi="ar-SA"/>
+              </w:rPr>
+            </w:pPr>
+          </w:p>
+        </w:tc>
+        <w:tc>
+          <w:tcPr>
+            <w:tcW w:w="1122" w:type="dxa"/>
+            <w:noWrap w:val="0"/>
+            <w:vAlign w:val="center"/>
+          </w:tcPr>
+          <w:p>
+            <w:pPr>
+              <w:spacing w:before="60"/>
+              <w:jc w:val="center"/>
+              <w:rPr>
+                <w:rFonts w:hint="default" w:ascii="宋体" w:hAnsi="Times New Roman" w:eastAsia="宋体" w:cs="Times New Roman"/>
+                <w:color w:val="auto"/>
+                <w:kern w:val="2"/>
+                <w:sz w:val="21"/>
+                <w:szCs w:val="21"/>
+                <w:highlight w:val="none"/>
+                <w:lang w:val="en-US" w:eastAsia="zh-CN" w:bidi="ar-SA"/>
+              </w:rPr>
+            </w:pPr>
+          </w:p>
+        </w:tc>
+      </w:tr>
+      <w:tr>
+        <w:tblPrEx>
+          <w:tblBorders>
+            <w:top w:val="single" w:color="auto" w:sz="8" w:space="0"/>
+            <w:left w:val="single" w:color="auto" w:sz="8" w:space="0"/>
+            <w:bottom w:val="single" w:color="auto" w:sz="8" w:space="0"/>
+            <w:right w:val="single" w:color="auto" w:sz="8" w:space="0"/>
+            <w:insideH w:val="single" w:color="auto" w:sz="4" w:space="0"/>
+            <w:insideV w:val="single" w:color="auto" w:sz="4" w:space="0"/>
+          </w:tblBorders>
+          <w:tblCellMar>
+            <w:top w:w="0" w:type="dxa"/>
+            <w:left w:w="0" w:type="dxa"/>
+            <w:bottom w:w="0" w:type="dxa"/>
+            <w:right w:w="0" w:type="dxa"/>
+          </w:tblCellMar>
+        </w:tblPrEx>
+        <w:trPr>
+          <w:trHeight w:val="425" w:hRule="exact"/>
+          <w:jc w:val="center"/>
+        </w:trPr>
+        <w:tc>
+          <w:tcPr>
+            <w:tcW w:w="1870" w:type="dxa"/>
+            <w:gridSpan w:val="2"/>
+            <w:noWrap w:val="0"/>
+            <w:vAlign w:val="center"/>
+          </w:tcPr>
+          <w:p>
+            <w:pPr>
+              <w:spacing w:before="60"/>
+              <w:jc w:val="center"/>
+              <w:rPr>
+                <w:rFonts w:hint="default" w:ascii="宋体" w:hAnsi="Times New Roman" w:eastAsia="宋体" w:cs="Times New Roman"/>
+                <w:color w:val="auto"/>
+                <w:kern w:val="2"/>
+                <w:sz w:val="21"/>
+                <w:szCs w:val="21"/>
+                <w:highlight w:val="none"/>
+                <w:lang w:val="en-US" w:eastAsia="zh-CN" w:bidi="ar-SA"/>
+              </w:rPr>
+            </w:pPr>
+          </w:p>
+        </w:tc>
+        <w:tc>
+          <w:tcPr>
+            <w:tcW w:w="944" w:type="dxa"/>
+            <w:gridSpan w:val="2"/>
+            <w:noWrap w:val="0"/>
+            <w:vAlign w:val="center"/>
+          </w:tcPr>
+          <w:p>
+            <w:pPr>
+              <w:spacing w:before="60"/>
+              <w:jc w:val="center"/>
+              <w:rPr>
+                <w:rFonts w:hint="default" w:ascii="宋体" w:hAnsi="Times New Roman" w:eastAsia="宋体" w:cs="Times New Roman"/>
+                <w:color w:val="auto"/>
+                <w:kern w:val="2"/>
+                <w:sz w:val="21"/>
+                <w:szCs w:val="21"/>
+                <w:highlight w:val="none"/>
+                <w:lang w:val="en-US" w:eastAsia="zh-CN" w:bidi="ar-SA"/>
+              </w:rPr>
+            </w:pPr>
+          </w:p>
+        </w:tc>
+        <w:tc>
+          <w:tcPr>
+            <w:tcW w:w="2952" w:type="dxa"/>
+            <w:gridSpan w:val="3"/>
+            <w:noWrap w:val="0"/>
+            <w:vAlign w:val="center"/>
+          </w:tcPr>
+          <w:p>
+            <w:pPr>
+              <w:spacing w:before="60"/>
+              <w:jc w:val="center"/>
+              <w:rPr>
+                <w:rFonts w:hint="default" w:ascii="宋体" w:hAnsi="Times New Roman" w:eastAsia="宋体" w:cs="Times New Roman"/>
+                <w:color w:val="auto"/>
+                <w:kern w:val="2"/>
+                <w:sz w:val="21"/>
+                <w:szCs w:val="21"/>
+                <w:highlight w:val="none"/>
+                <w:lang w:val="en-US" w:eastAsia="zh-CN" w:bidi="ar-SA"/>
+              </w:rPr>
+            </w:pPr>
+          </w:p>
+        </w:tc>
+        <w:tc>
+          <w:tcPr>
+            <w:tcW w:w="820" w:type="dxa"/>
+            <w:gridSpan w:val="2"/>
+            <w:noWrap w:val="0"/>
+            <w:vAlign w:val="center"/>
+          </w:tcPr>
+          <w:p>
+            <w:pPr>
+              <w:spacing w:before="60"/>
+              <w:jc w:val="center"/>
+              <w:rPr>
+                <w:rFonts w:hint="default" w:ascii="宋体" w:hAnsi="Times New Roman" w:eastAsia="宋体" w:cs="Times New Roman"/>
+                <w:color w:val="auto"/>
+                <w:kern w:val="2"/>
+                <w:sz w:val="21"/>
+                <w:szCs w:val="21"/>
+                <w:highlight w:val="none"/>
+                <w:lang w:val="en-US" w:eastAsia="zh-CN" w:bidi="ar-SA"/>
+              </w:rPr>
+            </w:pPr>
+          </w:p>
+        </w:tc>
+        <w:tc>
+          <w:tcPr>
+            <w:tcW w:w="1333" w:type="dxa"/>
+            <w:noWrap w:val="0"/>
+            <w:vAlign w:val="center"/>
+          </w:tcPr>
+          <w:p>
+            <w:pPr>
+              <w:spacing w:before="60"/>
+              <w:jc w:val="center"/>
+              <w:rPr>
+                <w:rFonts w:hint="default" w:ascii="宋体" w:hAnsi="Times New Roman" w:eastAsia="宋体" w:cs="Times New Roman"/>
+                <w:color w:val="auto"/>
+                <w:kern w:val="2"/>
+                <w:sz w:val="21"/>
+                <w:szCs w:val="21"/>
+                <w:highlight w:val="none"/>
+                <w:lang w:val="en-US" w:eastAsia="zh-CN" w:bidi="ar-SA"/>
+              </w:rPr>
+            </w:pPr>
+          </w:p>
+        </w:tc>
+        <w:tc>
+          <w:tcPr>
+            <w:tcW w:w="1211" w:type="dxa"/>
+            <w:noWrap w:val="0"/>
+            <w:vAlign w:val="center"/>
+          </w:tcPr>
+          <w:p>
+            <w:pPr>
+              <w:spacing w:before="60"/>
+              <w:jc w:val="center"/>
+              <w:rPr>
+                <w:rFonts w:hint="default" w:ascii="宋体" w:hAnsi="Times New Roman" w:eastAsia="宋体" w:cs="Times New Roman"/>
+                <w:color w:val="auto"/>
+                <w:kern w:val="2"/>
+                <w:sz w:val="21"/>
+                <w:szCs w:val="21"/>
+                <w:highlight w:val="none"/>
+                <w:lang w:val="en-US" w:eastAsia="zh-CN" w:bidi="ar-SA"/>
+              </w:rPr>
+            </w:pPr>
+          </w:p>
+        </w:tc>
+        <w:tc>
+          <w:tcPr>
+            <w:tcW w:w="1122" w:type="dxa"/>
+            <w:noWrap w:val="0"/>
+            <w:vAlign w:val="center"/>
+          </w:tcPr>
+          <w:p>
+            <w:pPr>
+              <w:spacing w:before="60"/>
+              <w:jc w:val="center"/>
+              <w:rPr>
+                <w:rFonts w:hint="default" w:ascii="宋体" w:hAnsi="Times New Roman" w:eastAsia="宋体" w:cs="Times New Roman"/>
+                <w:color w:val="auto"/>
+                <w:kern w:val="2"/>
+                <w:sz w:val="21"/>
+                <w:szCs w:val="21"/>
+                <w:highlight w:val="none"/>
+                <w:lang w:val="en-US" w:eastAsia="zh-CN" w:bidi="ar-SA"/>
+              </w:rPr>
+            </w:pPr>
+          </w:p>
+        </w:tc>
+      </w:tr>
+      <w:tr>
+        <w:tblPrEx>
+          <w:tblBorders>
+            <w:top w:val="single" w:color="auto" w:sz="8" w:space="0"/>
+            <w:left w:val="single" w:color="auto" w:sz="8" w:space="0"/>
+            <w:bottom w:val="single" w:color="auto" w:sz="8" w:space="0"/>
+            <w:right w:val="single" w:color="auto" w:sz="8" w:space="0"/>
+            <w:insideH w:val="single" w:color="auto" w:sz="4" w:space="0"/>
+            <w:insideV w:val="single" w:color="auto" w:sz="4" w:space="0"/>
+          </w:tblBorders>
+          <w:tblCellMar>
+            <w:top w:w="0" w:type="dxa"/>
+            <w:left w:w="0" w:type="dxa"/>
+            <w:bottom w:w="0" w:type="dxa"/>
+            <w:right w:w="0" w:type="dxa"/>
+          </w:tblCellMar>
+        </w:tblPrEx>
+        <w:trPr>
+          <w:trHeight w:val="425" w:hRule="exact"/>
+          <w:jc w:val="center"/>
+        </w:trPr>
+        <w:tc>
+          <w:tcPr>
+            <w:tcW w:w="1870" w:type="dxa"/>
+            <w:gridSpan w:val="2"/>
+            <w:noWrap w:val="0"/>
+            <w:vAlign w:val="center"/>
+          </w:tcPr>
+          <w:p>
+            <w:pPr>
+              <w:spacing w:before="60"/>
+              <w:jc w:val="center"/>
+              <w:rPr>
+                <w:rFonts w:hint="default" w:ascii="宋体" w:hAnsi="Times New Roman" w:eastAsia="宋体" w:cs="Times New Roman"/>
+                <w:color w:val="auto"/>
+                <w:kern w:val="2"/>
+                <w:sz w:val="21"/>
+                <w:szCs w:val="21"/>
+                <w:highlight w:val="none"/>
+                <w:lang w:val="en-US" w:eastAsia="zh-CN" w:bidi="ar-SA"/>
+              </w:rPr>
+            </w:pPr>
+          </w:p>
+        </w:tc>
+        <w:tc>
+          <w:tcPr>
+            <w:tcW w:w="944" w:type="dxa"/>
+            <w:gridSpan w:val="2"/>
+            <w:noWrap w:val="0"/>
+            <w:vAlign w:val="center"/>
+          </w:tcPr>
+          <w:p>
+            <w:pPr>
+              <w:spacing w:before="60"/>
+              <w:jc w:val="center"/>
+              <w:rPr>
+                <w:rFonts w:hint="default" w:ascii="宋体" w:hAnsi="Times New Roman" w:eastAsia="宋体" w:cs="Times New Roman"/>
+                <w:color w:val="auto"/>
+                <w:kern w:val="2"/>
+                <w:sz w:val="21"/>
+                <w:szCs w:val="21"/>
+                <w:highlight w:val="none"/>
+                <w:lang w:val="en-US" w:eastAsia="zh-CN" w:bidi="ar-SA"/>
+              </w:rPr>
+            </w:pPr>
+          </w:p>
+        </w:tc>
+        <w:tc>
+          <w:tcPr>
+            <w:tcW w:w="2952" w:type="dxa"/>
+            <w:gridSpan w:val="3"/>
+            <w:noWrap w:val="0"/>
+            <w:vAlign w:val="center"/>
+          </w:tcPr>
+          <w:p>
+            <w:pPr>
+              <w:spacing w:before="60"/>
+              <w:jc w:val="center"/>
+              <w:rPr>
+                <w:rFonts w:hint="default" w:ascii="宋体" w:hAnsi="Times New Roman" w:eastAsia="宋体" w:cs="Times New Roman"/>
+                <w:color w:val="auto"/>
+                <w:kern w:val="2"/>
+                <w:sz w:val="21"/>
+                <w:szCs w:val="21"/>
+                <w:highlight w:val="none"/>
+                <w:lang w:val="en-US" w:eastAsia="zh-CN" w:bidi="ar-SA"/>
+              </w:rPr>
+            </w:pPr>
+          </w:p>
+        </w:tc>
+        <w:tc>
+          <w:tcPr>
+            <w:tcW w:w="820" w:type="dxa"/>
+            <w:gridSpan w:val="2"/>
+            <w:noWrap w:val="0"/>
+            <w:vAlign w:val="center"/>
+          </w:tcPr>
+          <w:p>
+            <w:pPr>
+              <w:spacing w:before="60"/>
+              <w:jc w:val="center"/>
+              <w:rPr>
+                <w:rFonts w:hint="default" w:ascii="宋体" w:hAnsi="Times New Roman" w:eastAsia="宋体" w:cs="Times New Roman"/>
+                <w:color w:val="auto"/>
+                <w:kern w:val="2"/>
+                <w:sz w:val="21"/>
+                <w:szCs w:val="21"/>
+                <w:highlight w:val="none"/>
+                <w:lang w:val="en-US" w:eastAsia="zh-CN" w:bidi="ar-SA"/>
+              </w:rPr>
+            </w:pPr>
+          </w:p>
+        </w:tc>
+        <w:tc>
+          <w:tcPr>
+            <w:tcW w:w="1333" w:type="dxa"/>
+            <w:noWrap w:val="0"/>
+            <w:vAlign w:val="center"/>
+          </w:tcPr>
+          <w:p>
+            <w:pPr>
+              <w:spacing w:before="60"/>
+              <w:jc w:val="center"/>
+              <w:rPr>
+                <w:rFonts w:hint="default" w:ascii="宋体" w:hAnsi="Times New Roman" w:eastAsia="宋体" w:cs="Times New Roman"/>
+                <w:color w:val="auto"/>
+                <w:kern w:val="2"/>
+                <w:sz w:val="21"/>
+                <w:szCs w:val="21"/>
+                <w:highlight w:val="none"/>
+                <w:lang w:val="en-US" w:eastAsia="zh-CN" w:bidi="ar-SA"/>
+              </w:rPr>
+            </w:pPr>
+          </w:p>
+        </w:tc>
+        <w:tc>
+          <w:tcPr>
+            <w:tcW w:w="1211" w:type="dxa"/>
+            <w:noWrap w:val="0"/>
+            <w:vAlign w:val="center"/>
+          </w:tcPr>
+          <w:p>
+            <w:pPr>
+              <w:spacing w:before="60"/>
+              <w:jc w:val="center"/>
+              <w:rPr>
+                <w:rFonts w:hint="default" w:ascii="宋体" w:hAnsi="Times New Roman" w:eastAsia="宋体" w:cs="Times New Roman"/>
+                <w:color w:val="auto"/>
+                <w:kern w:val="2"/>
+                <w:sz w:val="21"/>
+                <w:szCs w:val="21"/>
+                <w:highlight w:val="none"/>
+                <w:lang w:val="en-US" w:eastAsia="zh-CN" w:bidi="ar-SA"/>
+              </w:rPr>
+            </w:pPr>
+          </w:p>
+        </w:tc>
+        <w:tc>
+          <w:tcPr>
+            <w:tcW w:w="1122" w:type="dxa"/>
+            <w:noWrap w:val="0"/>
+            <w:vAlign w:val="center"/>
+          </w:tcPr>
+          <w:p>
+            <w:pPr>
+              <w:spacing w:before="60"/>
+              <w:jc w:val="center"/>
+              <w:rPr>
+                <w:rFonts w:hint="default" w:ascii="宋体" w:hAnsi="Times New Roman" w:eastAsia="宋体" w:cs="Times New Roman"/>
+                <w:color w:val="auto"/>
+                <w:kern w:val="2"/>
+                <w:sz w:val="21"/>
+                <w:szCs w:val="21"/>
+                <w:highlight w:val="none"/>
+                <w:lang w:val="en-US" w:eastAsia="zh-CN" w:bidi="ar-SA"/>
+              </w:rPr>
+            </w:pPr>
+          </w:p>
+        </w:tc>
+      </w:tr>
+      <w:tr>
+        <w:tblPrEx>
+          <w:tblBorders>
+            <w:top w:val="single" w:color="auto" w:sz="8" w:space="0"/>
+            <w:left w:val="single" w:color="auto" w:sz="8" w:space="0"/>
+            <w:bottom w:val="single" w:color="auto" w:sz="8" w:space="0"/>
+            <w:right w:val="single" w:color="auto" w:sz="8" w:space="0"/>
+            <w:insideH w:val="single" w:color="auto" w:sz="4" w:space="0"/>
+            <w:insideV w:val="single" w:color="auto" w:sz="4" w:space="0"/>
+          </w:tblBorders>
+          <w:tblCellMar>
+            <w:top w:w="0" w:type="dxa"/>
+            <w:left w:w="0" w:type="dxa"/>
+            <w:bottom w:w="0" w:type="dxa"/>
+            <w:right w:w="0" w:type="dxa"/>
+          </w:tblCellMar>
+        </w:tblPrEx>
+        <w:trPr>
+          <w:trHeight w:val="425" w:hRule="exact"/>
+          <w:jc w:val="center"/>
+        </w:trPr>
+        <w:tc>
+          <w:tcPr>
+            <w:tcW w:w="10252" w:type="dxa"/>
             <w:gridSpan w:val="12"/>
             <w:noWrap w:val="0"/>
             <w:vAlign w:val="center"/>
@@ -4683,8 +4626,8 @@
         </w:trPr>
         <w:tc>
           <w:tcPr>
-            <w:tcW w:w="4812" w:type="dxa"/>
-            <w:gridSpan w:val="7"/>
+            <w:tcW w:w="5355" w:type="dxa"/>
+            <w:gridSpan w:val="6"/>
             <w:noWrap w:val="0"/>
             <w:vAlign w:val="top"/>
           </w:tcPr>
@@ -4769,8 +4712,8 @@
         </w:tc>
         <w:tc>
           <w:tcPr>
-            <w:tcW w:w="4544" w:type="dxa"/>
-            <w:gridSpan w:val="5"/>
+            <w:tcW w:w="4897" w:type="dxa"/>
+            <w:gridSpan w:val="6"/>
             <w:noWrap w:val="0"/>
             <w:vAlign w:val="top"/>
           </w:tcPr>
@@ -4861,7 +4804,7 @@
     <w:p/>
     <w:sectPr>
       <w:pgSz w:w="11906" w:h="16838"/>
-      <w:pgMar w:top="1440" w:right="1134" w:bottom="1440" w:left="1417" w:header="851" w:footer="992" w:gutter="0"/>
+      <w:pgMar w:top="1440" w:right="794" w:bottom="1440" w:left="794" w:header="851" w:footer="992" w:gutter="0"/>
       <w:cols w:space="720" w:num="1"/>
       <w:docGrid w:type="lines" w:linePitch="312" w:charSpace="0"/>
     </w:sectPr>

--- a/template/TEMPLATE_MODE2.docx
+++ b/template/TEMPLATE_MODE2.docx
@@ -33,7 +33,8 @@
         <w:gridCol w:w="411"/>
         <w:gridCol w:w="207"/>
         <w:gridCol w:w="613"/>
-        <w:gridCol w:w="1333"/>
+        <w:gridCol w:w="748"/>
+        <w:gridCol w:w="585"/>
         <w:gridCol w:w="1211"/>
         <w:gridCol w:w="1122"/>
       </w:tblGrid>
@@ -110,7 +111,7 @@
         </w:tc>
         <w:tc>
           <w:tcPr>
-            <w:tcW w:w="5399" w:type="dxa"/>
+            <w:tcW w:w="4814" w:type="dxa"/>
             <w:gridSpan w:val="7"/>
             <w:tcBorders>
               <w:top w:val="single" w:color="auto" w:sz="8" w:space="0"/>
@@ -173,8 +174,8 @@
         </w:tc>
         <w:tc>
           <w:tcPr>
-            <w:tcW w:w="2333" w:type="dxa"/>
-            <w:gridSpan w:val="2"/>
+            <w:tcW w:w="2918" w:type="dxa"/>
+            <w:gridSpan w:val="3"/>
             <w:tcBorders>
               <w:top w:val="single" w:color="auto" w:sz="8" w:space="0"/>
               <w:bottom w:val="single" w:color="auto" w:sz="8" w:space="0"/>
@@ -319,7 +320,7 @@
         <w:tc>
           <w:tcPr>
             <w:tcW w:w="1946" w:type="dxa"/>
-            <w:gridSpan w:val="2"/>
+            <w:gridSpan w:val="3"/>
             <w:tcBorders>
               <w:top w:val="single" w:color="auto" w:sz="8" w:space="0"/>
             </w:tcBorders>
@@ -545,6 +546,7 @@
         <w:tc>
           <w:tcPr>
             <w:tcW w:w="1333" w:type="dxa"/>
+            <w:gridSpan w:val="2"/>
             <w:noWrap w:val="0"/>
             <w:vAlign w:val="center"/>
           </w:tcPr>
@@ -731,6 +733,7 @@
         <w:tc>
           <w:tcPr>
             <w:tcW w:w="1333" w:type="dxa"/>
+            <w:gridSpan w:val="2"/>
             <w:noWrap w:val="0"/>
             <w:vAlign w:val="center"/>
           </w:tcPr>
@@ -893,6 +896,7 @@
         <w:tc>
           <w:tcPr>
             <w:tcW w:w="1333" w:type="dxa"/>
+            <w:gridSpan w:val="2"/>
             <w:noWrap w:val="0"/>
             <w:vAlign w:val="center"/>
           </w:tcPr>
@@ -1067,6 +1071,7 @@
         <w:tc>
           <w:tcPr>
             <w:tcW w:w="1333" w:type="dxa"/>
+            <w:gridSpan w:val="2"/>
             <w:noWrap w:val="0"/>
             <w:vAlign w:val="center"/>
           </w:tcPr>
@@ -1247,6 +1252,182 @@
         <w:tc>
           <w:tcPr>
             <w:tcW w:w="1333" w:type="dxa"/>
+            <w:gridSpan w:val="2"/>
+            <w:noWrap w:val="0"/>
+            <w:vAlign w:val="center"/>
+          </w:tcPr>
+          <w:p>
+            <w:pPr>
+              <w:spacing w:before="60"/>
+              <w:jc w:val="center"/>
+              <w:rPr>
+                <w:rFonts w:hint="eastAsia" w:ascii="宋体" w:hAnsi="Times New Roman" w:eastAsia="宋体" w:cs="Times New Roman"/>
+                <w:color w:val="auto"/>
+                <w:kern w:val="2"/>
+                <w:sz w:val="21"/>
+                <w:szCs w:val="21"/>
+                <w:highlight w:val="none"/>
+                <w:lang w:val="en-US" w:eastAsia="zh-CN" w:bidi="ar-SA"/>
+              </w:rPr>
+            </w:pPr>
+          </w:p>
+        </w:tc>
+        <w:tc>
+          <w:tcPr>
+            <w:tcW w:w="1211" w:type="dxa"/>
+            <w:noWrap w:val="0"/>
+            <w:vAlign w:val="center"/>
+          </w:tcPr>
+          <w:p>
+            <w:pPr>
+              <w:spacing w:before="60"/>
+              <w:jc w:val="center"/>
+              <w:rPr>
+                <w:rFonts w:hint="eastAsia" w:ascii="宋体" w:hAnsi="Times New Roman" w:eastAsia="宋体" w:cs="Times New Roman"/>
+                <w:color w:val="auto"/>
+                <w:kern w:val="2"/>
+                <w:sz w:val="21"/>
+                <w:szCs w:val="21"/>
+                <w:highlight w:val="none"/>
+                <w:lang w:val="en-US" w:eastAsia="zh-CN" w:bidi="ar-SA"/>
+              </w:rPr>
+            </w:pPr>
+          </w:p>
+        </w:tc>
+        <w:tc>
+          <w:tcPr>
+            <w:tcW w:w="1122" w:type="dxa"/>
+            <w:noWrap w:val="0"/>
+            <w:vAlign w:val="center"/>
+          </w:tcPr>
+          <w:p>
+            <w:pPr>
+              <w:spacing w:before="60"/>
+              <w:jc w:val="center"/>
+              <w:rPr>
+                <w:rFonts w:hint="eastAsia" w:ascii="宋体" w:hAnsi="Times New Roman" w:eastAsia="宋体" w:cs="Times New Roman"/>
+                <w:color w:val="auto"/>
+                <w:kern w:val="2"/>
+                <w:sz w:val="21"/>
+                <w:szCs w:val="21"/>
+                <w:highlight w:val="none"/>
+                <w:lang w:val="en-US" w:eastAsia="zh-CN" w:bidi="ar-SA"/>
+              </w:rPr>
+            </w:pPr>
+          </w:p>
+        </w:tc>
+      </w:tr>
+      <w:tr>
+        <w:tblPrEx>
+          <w:tblBorders>
+            <w:top w:val="single" w:color="auto" w:sz="8" w:space="0"/>
+            <w:left w:val="single" w:color="auto" w:sz="8" w:space="0"/>
+            <w:bottom w:val="single" w:color="auto" w:sz="8" w:space="0"/>
+            <w:right w:val="single" w:color="auto" w:sz="8" w:space="0"/>
+            <w:insideH w:val="single" w:color="auto" w:sz="4" w:space="0"/>
+            <w:insideV w:val="single" w:color="auto" w:sz="4" w:space="0"/>
+          </w:tblBorders>
+        </w:tblPrEx>
+        <w:trPr>
+          <w:trHeight w:val="425" w:hRule="exact"/>
+          <w:jc w:val="center"/>
+        </w:trPr>
+        <w:tc>
+          <w:tcPr>
+            <w:tcW w:w="1870" w:type="dxa"/>
+            <w:gridSpan w:val="2"/>
+            <w:noWrap w:val="0"/>
+            <w:vAlign w:val="center"/>
+          </w:tcPr>
+          <w:p>
+            <w:pPr>
+              <w:spacing w:before="60"/>
+              <w:jc w:val="center"/>
+              <w:rPr>
+                <w:rFonts w:hint="eastAsia" w:ascii="宋体" w:hAnsi="Times New Roman" w:eastAsia="宋体" w:cs="Times New Roman"/>
+                <w:color w:val="auto"/>
+                <w:kern w:val="2"/>
+                <w:sz w:val="21"/>
+                <w:szCs w:val="21"/>
+                <w:highlight w:val="none"/>
+                <w:lang w:val="en-US" w:eastAsia="zh-CN" w:bidi="ar-SA"/>
+              </w:rPr>
+            </w:pPr>
+          </w:p>
+        </w:tc>
+        <w:tc>
+          <w:tcPr>
+            <w:tcW w:w="944" w:type="dxa"/>
+            <w:gridSpan w:val="2"/>
+            <w:noWrap w:val="0"/>
+            <w:vAlign w:val="center"/>
+          </w:tcPr>
+          <w:p>
+            <w:pPr>
+              <w:spacing w:before="60"/>
+              <w:jc w:val="center"/>
+              <w:rPr>
+                <w:rFonts w:hint="eastAsia" w:ascii="宋体" w:hAnsi="Times New Roman" w:eastAsia="宋体" w:cs="Times New Roman"/>
+                <w:color w:val="auto"/>
+                <w:kern w:val="2"/>
+                <w:sz w:val="21"/>
+                <w:szCs w:val="21"/>
+                <w:highlight w:val="none"/>
+                <w:lang w:val="en-US" w:eastAsia="zh-CN" w:bidi="ar-SA"/>
+              </w:rPr>
+            </w:pPr>
+          </w:p>
+        </w:tc>
+        <w:tc>
+          <w:tcPr>
+            <w:tcW w:w="2952" w:type="dxa"/>
+            <w:gridSpan w:val="3"/>
+            <w:noWrap w:val="0"/>
+            <w:vAlign w:val="center"/>
+          </w:tcPr>
+          <w:p>
+            <w:pPr>
+              <w:spacing w:before="60"/>
+              <w:jc w:val="center"/>
+              <w:rPr>
+                <w:rFonts w:hint="eastAsia" w:ascii="宋体" w:hAnsi="Times New Roman" w:eastAsia="宋体" w:cs="Times New Roman"/>
+                <w:color w:val="auto"/>
+                <w:kern w:val="2"/>
+                <w:sz w:val="21"/>
+                <w:szCs w:val="21"/>
+                <w:highlight w:val="none"/>
+                <w:lang w:val="en-US" w:eastAsia="zh-CN" w:bidi="ar-SA"/>
+              </w:rPr>
+            </w:pPr>
+          </w:p>
+        </w:tc>
+        <w:tc>
+          <w:tcPr>
+            <w:tcW w:w="820" w:type="dxa"/>
+            <w:gridSpan w:val="2"/>
+            <w:noWrap w:val="0"/>
+            <w:vAlign w:val="center"/>
+          </w:tcPr>
+          <w:p>
+            <w:pPr>
+              <w:spacing w:before="60"/>
+              <w:jc w:val="center"/>
+              <w:rPr>
+                <w:rFonts w:hint="eastAsia" w:ascii="宋体" w:hAnsi="Times New Roman" w:eastAsia="宋体" w:cs="Times New Roman"/>
+                <w:color w:val="auto"/>
+                <w:kern w:val="2"/>
+                <w:sz w:val="21"/>
+                <w:szCs w:val="21"/>
+                <w:highlight w:val="none"/>
+                <w:lang w:val="en-US" w:eastAsia="zh-CN" w:bidi="ar-SA"/>
+              </w:rPr>
+            </w:pPr>
+          </w:p>
+        </w:tc>
+        <w:tc>
+          <w:tcPr>
+            <w:tcW w:w="1333" w:type="dxa"/>
+            <w:gridSpan w:val="2"/>
             <w:noWrap w:val="0"/>
             <w:vAlign w:val="center"/>
           </w:tcPr>
@@ -1427,6 +1608,7 @@
         <w:tc>
           <w:tcPr>
             <w:tcW w:w="1333" w:type="dxa"/>
+            <w:gridSpan w:val="2"/>
             <w:noWrap w:val="0"/>
             <w:vAlign w:val="center"/>
           </w:tcPr>
@@ -1607,6 +1789,7 @@
         <w:tc>
           <w:tcPr>
             <w:tcW w:w="1333" w:type="dxa"/>
+            <w:gridSpan w:val="2"/>
             <w:noWrap w:val="0"/>
             <w:vAlign w:val="center"/>
           </w:tcPr>
@@ -1787,6 +1970,7 @@
         <w:tc>
           <w:tcPr>
             <w:tcW w:w="1333" w:type="dxa"/>
+            <w:gridSpan w:val="2"/>
             <w:noWrap w:val="0"/>
             <w:vAlign w:val="center"/>
           </w:tcPr>
@@ -1967,6 +2151,7 @@
         <w:tc>
           <w:tcPr>
             <w:tcW w:w="1333" w:type="dxa"/>
+            <w:gridSpan w:val="2"/>
             <w:noWrap w:val="0"/>
             <w:vAlign w:val="center"/>
           </w:tcPr>
@@ -2064,7 +2249,7 @@
               <w:spacing w:before="60"/>
               <w:jc w:val="center"/>
               <w:rPr>
-                <w:rFonts w:hint="eastAsia" w:ascii="宋体" w:hAnsi="Times New Roman" w:eastAsia="宋体" w:cs="Times New Roman"/>
+                <w:rFonts w:hint="default" w:ascii="宋体" w:hAnsi="Times New Roman" w:eastAsia="宋体" w:cs="Times New Roman"/>
                 <w:color w:val="auto"/>
                 <w:kern w:val="2"/>
                 <w:sz w:val="21"/>
@@ -2087,7 +2272,7 @@
               <w:spacing w:before="60"/>
               <w:jc w:val="center"/>
               <w:rPr>
-                <w:rFonts w:hint="eastAsia" w:ascii="宋体" w:hAnsi="Times New Roman" w:eastAsia="宋体" w:cs="Times New Roman"/>
+                <w:rFonts w:hint="default" w:ascii="宋体" w:hAnsi="Times New Roman" w:eastAsia="宋体" w:cs="Times New Roman"/>
                 <w:color w:val="auto"/>
                 <w:kern w:val="2"/>
                 <w:sz w:val="21"/>
@@ -2110,7 +2295,7 @@
               <w:spacing w:before="60"/>
               <w:jc w:val="center"/>
               <w:rPr>
-                <w:rFonts w:hint="eastAsia" w:ascii="宋体" w:hAnsi="Times New Roman" w:eastAsia="宋体" w:cs="Times New Roman"/>
+                <w:rFonts w:hint="default" w:ascii="宋体" w:hAnsi="Times New Roman" w:eastAsia="宋体" w:cs="Times New Roman"/>
                 <w:color w:val="auto"/>
                 <w:kern w:val="2"/>
                 <w:sz w:val="21"/>
@@ -2133,7 +2318,7 @@
               <w:spacing w:before="60"/>
               <w:jc w:val="center"/>
               <w:rPr>
-                <w:rFonts w:hint="eastAsia" w:ascii="宋体" w:hAnsi="Times New Roman" w:eastAsia="宋体" w:cs="Times New Roman"/>
+                <w:rFonts w:hint="default" w:ascii="宋体" w:hAnsi="Times New Roman" w:eastAsia="宋体" w:cs="Times New Roman"/>
                 <w:color w:val="auto"/>
                 <w:kern w:val="2"/>
                 <w:sz w:val="21"/>
@@ -2147,15 +2332,16 @@
         <w:tc>
           <w:tcPr>
             <w:tcW w:w="1333" w:type="dxa"/>
-            <w:noWrap w:val="0"/>
-            <w:vAlign w:val="center"/>
-          </w:tcPr>
-          <w:p>
-            <w:pPr>
-              <w:spacing w:before="60"/>
-              <w:jc w:val="center"/>
-              <w:rPr>
-                <w:rFonts w:hint="eastAsia" w:ascii="宋体" w:hAnsi="Times New Roman" w:eastAsia="宋体" w:cs="Times New Roman"/>
+            <w:gridSpan w:val="2"/>
+            <w:noWrap w:val="0"/>
+            <w:vAlign w:val="center"/>
+          </w:tcPr>
+          <w:p>
+            <w:pPr>
+              <w:spacing w:before="60"/>
+              <w:jc w:val="center"/>
+              <w:rPr>
+                <w:rFonts w:hint="default" w:ascii="宋体" w:hAnsi="Times New Roman" w:eastAsia="宋体" w:cs="Times New Roman"/>
                 <w:color w:val="auto"/>
                 <w:kern w:val="2"/>
                 <w:sz w:val="21"/>
@@ -2177,7 +2363,7 @@
               <w:spacing w:before="60"/>
               <w:jc w:val="center"/>
               <w:rPr>
-                <w:rFonts w:hint="eastAsia" w:ascii="宋体" w:hAnsi="Times New Roman" w:eastAsia="宋体" w:cs="Times New Roman"/>
+                <w:rFonts w:hint="default" w:ascii="宋体" w:hAnsi="Times New Roman" w:eastAsia="宋体" w:cs="Times New Roman"/>
                 <w:color w:val="auto"/>
                 <w:kern w:val="2"/>
                 <w:sz w:val="21"/>
@@ -2199,7 +2385,7 @@
               <w:spacing w:before="60"/>
               <w:jc w:val="center"/>
               <w:rPr>
-                <w:rFonts w:hint="eastAsia" w:ascii="宋体" w:hAnsi="Times New Roman" w:eastAsia="宋体" w:cs="Times New Roman"/>
+                <w:rFonts w:hint="default" w:ascii="宋体" w:hAnsi="Times New Roman" w:eastAsia="宋体" w:cs="Times New Roman"/>
                 <w:color w:val="auto"/>
                 <w:kern w:val="2"/>
                 <w:sz w:val="21"/>
@@ -2327,6 +2513,7 @@
         <w:tc>
           <w:tcPr>
             <w:tcW w:w="1333" w:type="dxa"/>
+            <w:gridSpan w:val="2"/>
             <w:noWrap w:val="0"/>
             <w:vAlign w:val="center"/>
           </w:tcPr>
@@ -2507,6 +2694,7 @@
         <w:tc>
           <w:tcPr>
             <w:tcW w:w="1333" w:type="dxa"/>
+            <w:gridSpan w:val="2"/>
             <w:noWrap w:val="0"/>
             <w:vAlign w:val="center"/>
           </w:tcPr>
@@ -2687,6 +2875,7 @@
         <w:tc>
           <w:tcPr>
             <w:tcW w:w="1333" w:type="dxa"/>
+            <w:gridSpan w:val="2"/>
             <w:noWrap w:val="0"/>
             <w:vAlign w:val="center"/>
           </w:tcPr>
@@ -2867,6 +3056,7 @@
         <w:tc>
           <w:tcPr>
             <w:tcW w:w="1333" w:type="dxa"/>
+            <w:gridSpan w:val="2"/>
             <w:noWrap w:val="0"/>
             <w:vAlign w:val="center"/>
           </w:tcPr>
@@ -3047,6 +3237,7 @@
         <w:tc>
           <w:tcPr>
             <w:tcW w:w="1333" w:type="dxa"/>
+            <w:gridSpan w:val="2"/>
             <w:noWrap w:val="0"/>
             <w:vAlign w:val="center"/>
           </w:tcPr>
@@ -3227,6 +3418,7 @@
         <w:tc>
           <w:tcPr>
             <w:tcW w:w="1333" w:type="dxa"/>
+            <w:gridSpan w:val="2"/>
             <w:noWrap w:val="0"/>
             <w:vAlign w:val="center"/>
           </w:tcPr>
@@ -3407,6 +3599,7 @@
         <w:tc>
           <w:tcPr>
             <w:tcW w:w="1333" w:type="dxa"/>
+            <w:gridSpan w:val="2"/>
             <w:noWrap w:val="0"/>
             <w:vAlign w:val="center"/>
           </w:tcPr>
@@ -3587,6 +3780,7 @@
         <w:tc>
           <w:tcPr>
             <w:tcW w:w="1333" w:type="dxa"/>
+            <w:gridSpan w:val="2"/>
             <w:noWrap w:val="0"/>
             <w:vAlign w:val="center"/>
           </w:tcPr>
@@ -3767,6 +3961,7 @@
         <w:tc>
           <w:tcPr>
             <w:tcW w:w="1333" w:type="dxa"/>
+            <w:gridSpan w:val="2"/>
             <w:noWrap w:val="0"/>
             <w:vAlign w:val="center"/>
           </w:tcPr>
@@ -3947,6 +4142,7 @@
         <w:tc>
           <w:tcPr>
             <w:tcW w:w="1333" w:type="dxa"/>
+            <w:gridSpan w:val="2"/>
             <w:noWrap w:val="0"/>
             <w:vAlign w:val="center"/>
           </w:tcPr>
@@ -4127,6 +4323,7 @@
         <w:tc>
           <w:tcPr>
             <w:tcW w:w="1333" w:type="dxa"/>
+            <w:gridSpan w:val="2"/>
             <w:noWrap w:val="0"/>
             <w:vAlign w:val="center"/>
           </w:tcPr>
@@ -4307,6 +4504,7 @@
         <w:tc>
           <w:tcPr>
             <w:tcW w:w="1333" w:type="dxa"/>
+            <w:gridSpan w:val="2"/>
             <w:noWrap w:val="0"/>
             <w:vAlign w:val="center"/>
           </w:tcPr>
@@ -4394,188 +4592,8 @@
         </w:trPr>
         <w:tc>
           <w:tcPr>
-            <w:tcW w:w="1870" w:type="dxa"/>
-            <w:gridSpan w:val="2"/>
-            <w:noWrap w:val="0"/>
-            <w:vAlign w:val="center"/>
-          </w:tcPr>
-          <w:p>
-            <w:pPr>
-              <w:spacing w:before="60"/>
-              <w:jc w:val="center"/>
-              <w:rPr>
-                <w:rFonts w:hint="default" w:ascii="宋体" w:hAnsi="Times New Roman" w:eastAsia="宋体" w:cs="Times New Roman"/>
-                <w:color w:val="auto"/>
-                <w:kern w:val="2"/>
-                <w:sz w:val="21"/>
-                <w:szCs w:val="21"/>
-                <w:highlight w:val="none"/>
-                <w:lang w:val="en-US" w:eastAsia="zh-CN" w:bidi="ar-SA"/>
-              </w:rPr>
-            </w:pPr>
-          </w:p>
-        </w:tc>
-        <w:tc>
-          <w:tcPr>
-            <w:tcW w:w="944" w:type="dxa"/>
-            <w:gridSpan w:val="2"/>
-            <w:noWrap w:val="0"/>
-            <w:vAlign w:val="center"/>
-          </w:tcPr>
-          <w:p>
-            <w:pPr>
-              <w:spacing w:before="60"/>
-              <w:jc w:val="center"/>
-              <w:rPr>
-                <w:rFonts w:hint="default" w:ascii="宋体" w:hAnsi="Times New Roman" w:eastAsia="宋体" w:cs="Times New Roman"/>
-                <w:color w:val="auto"/>
-                <w:kern w:val="2"/>
-                <w:sz w:val="21"/>
-                <w:szCs w:val="21"/>
-                <w:highlight w:val="none"/>
-                <w:lang w:val="en-US" w:eastAsia="zh-CN" w:bidi="ar-SA"/>
-              </w:rPr>
-            </w:pPr>
-          </w:p>
-        </w:tc>
-        <w:tc>
-          <w:tcPr>
-            <w:tcW w:w="2952" w:type="dxa"/>
-            <w:gridSpan w:val="3"/>
-            <w:noWrap w:val="0"/>
-            <w:vAlign w:val="center"/>
-          </w:tcPr>
-          <w:p>
-            <w:pPr>
-              <w:spacing w:before="60"/>
-              <w:jc w:val="center"/>
-              <w:rPr>
-                <w:rFonts w:hint="default" w:ascii="宋体" w:hAnsi="Times New Roman" w:eastAsia="宋体" w:cs="Times New Roman"/>
-                <w:color w:val="auto"/>
-                <w:kern w:val="2"/>
-                <w:sz w:val="21"/>
-                <w:szCs w:val="21"/>
-                <w:highlight w:val="none"/>
-                <w:lang w:val="en-US" w:eastAsia="zh-CN" w:bidi="ar-SA"/>
-              </w:rPr>
-            </w:pPr>
-          </w:p>
-        </w:tc>
-        <w:tc>
-          <w:tcPr>
-            <w:tcW w:w="820" w:type="dxa"/>
-            <w:gridSpan w:val="2"/>
-            <w:noWrap w:val="0"/>
-            <w:vAlign w:val="center"/>
-          </w:tcPr>
-          <w:p>
-            <w:pPr>
-              <w:spacing w:before="60"/>
-              <w:jc w:val="center"/>
-              <w:rPr>
-                <w:rFonts w:hint="default" w:ascii="宋体" w:hAnsi="Times New Roman" w:eastAsia="宋体" w:cs="Times New Roman"/>
-                <w:color w:val="auto"/>
-                <w:kern w:val="2"/>
-                <w:sz w:val="21"/>
-                <w:szCs w:val="21"/>
-                <w:highlight w:val="none"/>
-                <w:lang w:val="en-US" w:eastAsia="zh-CN" w:bidi="ar-SA"/>
-              </w:rPr>
-            </w:pPr>
-          </w:p>
-        </w:tc>
-        <w:tc>
-          <w:tcPr>
-            <w:tcW w:w="1333" w:type="dxa"/>
-            <w:noWrap w:val="0"/>
-            <w:vAlign w:val="center"/>
-          </w:tcPr>
-          <w:p>
-            <w:pPr>
-              <w:spacing w:before="60"/>
-              <w:jc w:val="center"/>
-              <w:rPr>
-                <w:rFonts w:hint="default" w:ascii="宋体" w:hAnsi="Times New Roman" w:eastAsia="宋体" w:cs="Times New Roman"/>
-                <w:color w:val="auto"/>
-                <w:kern w:val="2"/>
-                <w:sz w:val="21"/>
-                <w:szCs w:val="21"/>
-                <w:highlight w:val="none"/>
-                <w:lang w:val="en-US" w:eastAsia="zh-CN" w:bidi="ar-SA"/>
-              </w:rPr>
-            </w:pPr>
-          </w:p>
-        </w:tc>
-        <w:tc>
-          <w:tcPr>
-            <w:tcW w:w="1211" w:type="dxa"/>
-            <w:noWrap w:val="0"/>
-            <w:vAlign w:val="center"/>
-          </w:tcPr>
-          <w:p>
-            <w:pPr>
-              <w:spacing w:before="60"/>
-              <w:jc w:val="center"/>
-              <w:rPr>
-                <w:rFonts w:hint="default" w:ascii="宋体" w:hAnsi="Times New Roman" w:eastAsia="宋体" w:cs="Times New Roman"/>
-                <w:color w:val="auto"/>
-                <w:kern w:val="2"/>
-                <w:sz w:val="21"/>
-                <w:szCs w:val="21"/>
-                <w:highlight w:val="none"/>
-                <w:lang w:val="en-US" w:eastAsia="zh-CN" w:bidi="ar-SA"/>
-              </w:rPr>
-            </w:pPr>
-          </w:p>
-        </w:tc>
-        <w:tc>
-          <w:tcPr>
-            <w:tcW w:w="1122" w:type="dxa"/>
-            <w:noWrap w:val="0"/>
-            <w:vAlign w:val="center"/>
-          </w:tcPr>
-          <w:p>
-            <w:pPr>
-              <w:spacing w:before="60"/>
-              <w:jc w:val="center"/>
-              <w:rPr>
-                <w:rFonts w:hint="default" w:ascii="宋体" w:hAnsi="Times New Roman" w:eastAsia="宋体" w:cs="Times New Roman"/>
-                <w:color w:val="auto"/>
-                <w:kern w:val="2"/>
-                <w:sz w:val="21"/>
-                <w:szCs w:val="21"/>
-                <w:highlight w:val="none"/>
-                <w:lang w:val="en-US" w:eastAsia="zh-CN" w:bidi="ar-SA"/>
-              </w:rPr>
-            </w:pPr>
-          </w:p>
-        </w:tc>
-      </w:tr>
-      <w:tr>
-        <w:tblPrEx>
-          <w:tblBorders>
-            <w:top w:val="single" w:color="auto" w:sz="8" w:space="0"/>
-            <w:left w:val="single" w:color="auto" w:sz="8" w:space="0"/>
-            <w:bottom w:val="single" w:color="auto" w:sz="8" w:space="0"/>
-            <w:right w:val="single" w:color="auto" w:sz="8" w:space="0"/>
-            <w:insideH w:val="single" w:color="auto" w:sz="4" w:space="0"/>
-            <w:insideV w:val="single" w:color="auto" w:sz="4" w:space="0"/>
-          </w:tblBorders>
-          <w:tblCellMar>
-            <w:top w:w="0" w:type="dxa"/>
-            <w:left w:w="0" w:type="dxa"/>
-            <w:bottom w:w="0" w:type="dxa"/>
-            <w:right w:w="0" w:type="dxa"/>
-          </w:tblCellMar>
-        </w:tblPrEx>
-        <w:trPr>
-          <w:trHeight w:val="425" w:hRule="exact"/>
-          <w:jc w:val="center"/>
-        </w:trPr>
-        <w:tc>
-          <w:tcPr>
             <w:tcW w:w="10252" w:type="dxa"/>
-            <w:gridSpan w:val="12"/>
+            <w:gridSpan w:val="13"/>
             <w:noWrap w:val="0"/>
             <w:vAlign w:val="center"/>
           </w:tcPr>
@@ -4713,7 +4731,7 @@
         <w:tc>
           <w:tcPr>
             <w:tcW w:w="4897" w:type="dxa"/>
-            <w:gridSpan w:val="6"/>
+            <w:gridSpan w:val="7"/>
             <w:noWrap w:val="0"/>
             <w:vAlign w:val="top"/>
           </w:tcPr>

--- a/template/TEMPLATE_MODE2.docx
+++ b/template/TEMPLATE_MODE2.docx
@@ -24,17 +24,19 @@
         </w:tblCellMar>
       </w:tblPr>
       <w:tblGrid>
-        <w:gridCol w:w="1800"/>
-        <w:gridCol w:w="70"/>
+        <w:gridCol w:w="1211"/>
+        <w:gridCol w:w="659"/>
         <w:gridCol w:w="650"/>
         <w:gridCol w:w="294"/>
-        <w:gridCol w:w="2079"/>
-        <w:gridCol w:w="462"/>
-        <w:gridCol w:w="411"/>
-        <w:gridCol w:w="207"/>
-        <w:gridCol w:w="613"/>
-        <w:gridCol w:w="748"/>
-        <w:gridCol w:w="585"/>
+        <w:gridCol w:w="1007"/>
+        <w:gridCol w:w="1245"/>
+        <w:gridCol w:w="289"/>
+        <w:gridCol w:w="296"/>
+        <w:gridCol w:w="115"/>
+        <w:gridCol w:w="440"/>
+        <w:gridCol w:w="380"/>
+        <w:gridCol w:w="355"/>
+        <w:gridCol w:w="978"/>
         <w:gridCol w:w="1211"/>
         <w:gridCol w:w="1122"/>
       </w:tblGrid>
@@ -111,7 +113,7 @@
         </w:tc>
         <w:tc>
           <w:tcPr>
-            <w:tcW w:w="4814" w:type="dxa"/>
+            <w:tcW w:w="3686" w:type="dxa"/>
             <w:gridSpan w:val="7"/>
             <w:tcBorders>
               <w:top w:val="single" w:color="auto" w:sz="8" w:space="0"/>
@@ -174,8 +176,8 @@
         </w:tc>
         <w:tc>
           <w:tcPr>
-            <w:tcW w:w="2918" w:type="dxa"/>
-            <w:gridSpan w:val="3"/>
+            <w:tcW w:w="4046" w:type="dxa"/>
+            <w:gridSpan w:val="5"/>
             <w:tcBorders>
               <w:top w:val="single" w:color="auto" w:sz="8" w:space="0"/>
               <w:bottom w:val="single" w:color="auto" w:sz="8" w:space="0"/>
@@ -222,7 +224,7 @@
         </w:trPr>
         <w:tc>
           <w:tcPr>
-            <w:tcW w:w="1800" w:type="dxa"/>
+            <w:tcW w:w="1211" w:type="dxa"/>
             <w:tcBorders>
               <w:top w:val="single" w:color="auto" w:sz="8" w:space="0"/>
             </w:tcBorders>
@@ -253,7 +255,7 @@
         </w:tc>
         <w:tc>
           <w:tcPr>
-            <w:tcW w:w="3093" w:type="dxa"/>
+            <w:tcW w:w="2610" w:type="dxa"/>
             <w:gridSpan w:val="4"/>
             <w:tcBorders>
               <w:top w:val="single" w:color="auto" w:sz="8" w:space="0"/>
@@ -287,8 +289,7 @@
         </w:tc>
         <w:tc>
           <w:tcPr>
-            <w:tcW w:w="1080" w:type="dxa"/>
-            <w:gridSpan w:val="3"/>
+            <w:tcW w:w="1245" w:type="dxa"/>
             <w:tcBorders>
               <w:top w:val="single" w:color="auto" w:sz="8" w:space="0"/>
             </w:tcBorders>
@@ -319,8 +320,8 @@
         </w:tc>
         <w:tc>
           <w:tcPr>
-            <w:tcW w:w="1946" w:type="dxa"/>
-            <w:gridSpan w:val="3"/>
+            <w:tcW w:w="585" w:type="dxa"/>
+            <w:gridSpan w:val="2"/>
             <w:tcBorders>
               <w:top w:val="single" w:color="auto" w:sz="8" w:space="0"/>
             </w:tcBorders>
@@ -353,7 +354,8 @@
         </w:tc>
         <w:tc>
           <w:tcPr>
-            <w:tcW w:w="1211" w:type="dxa"/>
+            <w:tcW w:w="1290" w:type="dxa"/>
+            <w:gridSpan w:val="4"/>
             <w:tcBorders>
               <w:top w:val="single" w:color="auto" w:sz="8" w:space="0"/>
             </w:tcBorders>
@@ -384,7 +386,8 @@
         </w:tc>
         <w:tc>
           <w:tcPr>
-            <w:tcW w:w="1122" w:type="dxa"/>
+            <w:tcW w:w="3311" w:type="dxa"/>
+            <w:gridSpan w:val="3"/>
             <w:tcBorders>
               <w:top w:val="single" w:color="auto" w:sz="8" w:space="0"/>
             </w:tcBorders>
@@ -488,7 +491,7 @@
         <w:tc>
           <w:tcPr>
             <w:tcW w:w="2952" w:type="dxa"/>
-            <w:gridSpan w:val="3"/>
+            <w:gridSpan w:val="5"/>
             <w:noWrap w:val="0"/>
             <w:vAlign w:val="center"/>
           </w:tcPr>
@@ -693,7 +696,7 @@
         <w:tc>
           <w:tcPr>
             <w:tcW w:w="2952" w:type="dxa"/>
-            <w:gridSpan w:val="3"/>
+            <w:gridSpan w:val="5"/>
             <w:noWrap w:val="0"/>
             <w:vAlign w:val="center"/>
           </w:tcPr>
@@ -856,7 +859,7 @@
         <w:tc>
           <w:tcPr>
             <w:tcW w:w="2952" w:type="dxa"/>
-            <w:gridSpan w:val="3"/>
+            <w:gridSpan w:val="5"/>
             <w:noWrap w:val="0"/>
             <w:vAlign w:val="center"/>
           </w:tcPr>
@@ -1025,7 +1028,7 @@
         <w:tc>
           <w:tcPr>
             <w:tcW w:w="2952" w:type="dxa"/>
-            <w:gridSpan w:val="3"/>
+            <w:gridSpan w:val="5"/>
             <w:noWrap w:val="0"/>
             <w:vAlign w:val="center"/>
           </w:tcPr>
@@ -1206,182 +1209,7 @@
         <w:tc>
           <w:tcPr>
             <w:tcW w:w="2952" w:type="dxa"/>
-            <w:gridSpan w:val="3"/>
-            <w:noWrap w:val="0"/>
-            <w:vAlign w:val="center"/>
-          </w:tcPr>
-          <w:p>
-            <w:pPr>
-              <w:spacing w:before="60"/>
-              <w:jc w:val="center"/>
-              <w:rPr>
-                <w:rFonts w:hint="eastAsia" w:ascii="宋体" w:hAnsi="Times New Roman" w:eastAsia="宋体" w:cs="Times New Roman"/>
-                <w:color w:val="auto"/>
-                <w:kern w:val="2"/>
-                <w:sz w:val="21"/>
-                <w:szCs w:val="21"/>
-                <w:highlight w:val="none"/>
-                <w:lang w:val="en-US" w:eastAsia="zh-CN" w:bidi="ar-SA"/>
-              </w:rPr>
-            </w:pPr>
-          </w:p>
-        </w:tc>
-        <w:tc>
-          <w:tcPr>
-            <w:tcW w:w="820" w:type="dxa"/>
-            <w:gridSpan w:val="2"/>
-            <w:noWrap w:val="0"/>
-            <w:vAlign w:val="center"/>
-          </w:tcPr>
-          <w:p>
-            <w:pPr>
-              <w:spacing w:before="60"/>
-              <w:jc w:val="center"/>
-              <w:rPr>
-                <w:rFonts w:hint="eastAsia" w:ascii="宋体" w:hAnsi="Times New Roman" w:eastAsia="宋体" w:cs="Times New Roman"/>
-                <w:color w:val="auto"/>
-                <w:kern w:val="2"/>
-                <w:sz w:val="21"/>
-                <w:szCs w:val="21"/>
-                <w:highlight w:val="none"/>
-                <w:lang w:val="en-US" w:eastAsia="zh-CN" w:bidi="ar-SA"/>
-              </w:rPr>
-            </w:pPr>
-          </w:p>
-        </w:tc>
-        <w:tc>
-          <w:tcPr>
-            <w:tcW w:w="1333" w:type="dxa"/>
-            <w:gridSpan w:val="2"/>
-            <w:noWrap w:val="0"/>
-            <w:vAlign w:val="center"/>
-          </w:tcPr>
-          <w:p>
-            <w:pPr>
-              <w:spacing w:before="60"/>
-              <w:jc w:val="center"/>
-              <w:rPr>
-                <w:rFonts w:hint="eastAsia" w:ascii="宋体" w:hAnsi="Times New Roman" w:eastAsia="宋体" w:cs="Times New Roman"/>
-                <w:color w:val="auto"/>
-                <w:kern w:val="2"/>
-                <w:sz w:val="21"/>
-                <w:szCs w:val="21"/>
-                <w:highlight w:val="none"/>
-                <w:lang w:val="en-US" w:eastAsia="zh-CN" w:bidi="ar-SA"/>
-              </w:rPr>
-            </w:pPr>
-          </w:p>
-        </w:tc>
-        <w:tc>
-          <w:tcPr>
-            <w:tcW w:w="1211" w:type="dxa"/>
-            <w:noWrap w:val="0"/>
-            <w:vAlign w:val="center"/>
-          </w:tcPr>
-          <w:p>
-            <w:pPr>
-              <w:spacing w:before="60"/>
-              <w:jc w:val="center"/>
-              <w:rPr>
-                <w:rFonts w:hint="eastAsia" w:ascii="宋体" w:hAnsi="Times New Roman" w:eastAsia="宋体" w:cs="Times New Roman"/>
-                <w:color w:val="auto"/>
-                <w:kern w:val="2"/>
-                <w:sz w:val="21"/>
-                <w:szCs w:val="21"/>
-                <w:highlight w:val="none"/>
-                <w:lang w:val="en-US" w:eastAsia="zh-CN" w:bidi="ar-SA"/>
-              </w:rPr>
-            </w:pPr>
-          </w:p>
-        </w:tc>
-        <w:tc>
-          <w:tcPr>
-            <w:tcW w:w="1122" w:type="dxa"/>
-            <w:noWrap w:val="0"/>
-            <w:vAlign w:val="center"/>
-          </w:tcPr>
-          <w:p>
-            <w:pPr>
-              <w:spacing w:before="60"/>
-              <w:jc w:val="center"/>
-              <w:rPr>
-                <w:rFonts w:hint="eastAsia" w:ascii="宋体" w:hAnsi="Times New Roman" w:eastAsia="宋体" w:cs="Times New Roman"/>
-                <w:color w:val="auto"/>
-                <w:kern w:val="2"/>
-                <w:sz w:val="21"/>
-                <w:szCs w:val="21"/>
-                <w:highlight w:val="none"/>
-                <w:lang w:val="en-US" w:eastAsia="zh-CN" w:bidi="ar-SA"/>
-              </w:rPr>
-            </w:pPr>
-          </w:p>
-        </w:tc>
-      </w:tr>
-      <w:tr>
-        <w:tblPrEx>
-          <w:tblBorders>
-            <w:top w:val="single" w:color="auto" w:sz="8" w:space="0"/>
-            <w:left w:val="single" w:color="auto" w:sz="8" w:space="0"/>
-            <w:bottom w:val="single" w:color="auto" w:sz="8" w:space="0"/>
-            <w:right w:val="single" w:color="auto" w:sz="8" w:space="0"/>
-            <w:insideH w:val="single" w:color="auto" w:sz="4" w:space="0"/>
-            <w:insideV w:val="single" w:color="auto" w:sz="4" w:space="0"/>
-          </w:tblBorders>
-        </w:tblPrEx>
-        <w:trPr>
-          <w:trHeight w:val="425" w:hRule="exact"/>
-          <w:jc w:val="center"/>
-        </w:trPr>
-        <w:tc>
-          <w:tcPr>
-            <w:tcW w:w="1870" w:type="dxa"/>
-            <w:gridSpan w:val="2"/>
-            <w:noWrap w:val="0"/>
-            <w:vAlign w:val="center"/>
-          </w:tcPr>
-          <w:p>
-            <w:pPr>
-              <w:spacing w:before="60"/>
-              <w:jc w:val="center"/>
-              <w:rPr>
-                <w:rFonts w:hint="eastAsia" w:ascii="宋体" w:hAnsi="Times New Roman" w:eastAsia="宋体" w:cs="Times New Roman"/>
-                <w:color w:val="auto"/>
-                <w:kern w:val="2"/>
-                <w:sz w:val="21"/>
-                <w:szCs w:val="21"/>
-                <w:highlight w:val="none"/>
-                <w:lang w:val="en-US" w:eastAsia="zh-CN" w:bidi="ar-SA"/>
-              </w:rPr>
-            </w:pPr>
-          </w:p>
-        </w:tc>
-        <w:tc>
-          <w:tcPr>
-            <w:tcW w:w="944" w:type="dxa"/>
-            <w:gridSpan w:val="2"/>
-            <w:noWrap w:val="0"/>
-            <w:vAlign w:val="center"/>
-          </w:tcPr>
-          <w:p>
-            <w:pPr>
-              <w:spacing w:before="60"/>
-              <w:jc w:val="center"/>
-              <w:rPr>
-                <w:rFonts w:hint="eastAsia" w:ascii="宋体" w:hAnsi="Times New Roman" w:eastAsia="宋体" w:cs="Times New Roman"/>
-                <w:color w:val="auto"/>
-                <w:kern w:val="2"/>
-                <w:sz w:val="21"/>
-                <w:szCs w:val="21"/>
-                <w:highlight w:val="none"/>
-                <w:lang w:val="en-US" w:eastAsia="zh-CN" w:bidi="ar-SA"/>
-              </w:rPr>
-            </w:pPr>
-          </w:p>
-        </w:tc>
-        <w:tc>
-          <w:tcPr>
-            <w:tcW w:w="2952" w:type="dxa"/>
-            <w:gridSpan w:val="3"/>
+            <w:gridSpan w:val="5"/>
             <w:noWrap w:val="0"/>
             <w:vAlign w:val="center"/>
           </w:tcPr>
@@ -1562,7 +1390,7 @@
         <w:tc>
           <w:tcPr>
             <w:tcW w:w="2952" w:type="dxa"/>
-            <w:gridSpan w:val="3"/>
+            <w:gridSpan w:val="5"/>
             <w:noWrap w:val="0"/>
             <w:vAlign w:val="center"/>
           </w:tcPr>
@@ -1743,7 +1571,7 @@
         <w:tc>
           <w:tcPr>
             <w:tcW w:w="2952" w:type="dxa"/>
-            <w:gridSpan w:val="3"/>
+            <w:gridSpan w:val="5"/>
             <w:noWrap w:val="0"/>
             <w:vAlign w:val="center"/>
           </w:tcPr>
@@ -1924,7 +1752,7 @@
         <w:tc>
           <w:tcPr>
             <w:tcW w:w="2952" w:type="dxa"/>
-            <w:gridSpan w:val="3"/>
+            <w:gridSpan w:val="5"/>
             <w:noWrap w:val="0"/>
             <w:vAlign w:val="center"/>
           </w:tcPr>
@@ -2105,7 +1933,7 @@
         <w:tc>
           <w:tcPr>
             <w:tcW w:w="2952" w:type="dxa"/>
-            <w:gridSpan w:val="3"/>
+            <w:gridSpan w:val="5"/>
             <w:noWrap w:val="0"/>
             <w:vAlign w:val="center"/>
           </w:tcPr>
@@ -2249,7 +2077,7 @@
               <w:spacing w:before="60"/>
               <w:jc w:val="center"/>
               <w:rPr>
-                <w:rFonts w:hint="default" w:ascii="宋体" w:hAnsi="Times New Roman" w:eastAsia="宋体" w:cs="Times New Roman"/>
+                <w:rFonts w:hint="eastAsia" w:ascii="宋体" w:hAnsi="Times New Roman" w:eastAsia="宋体" w:cs="Times New Roman"/>
                 <w:color w:val="auto"/>
                 <w:kern w:val="2"/>
                 <w:sz w:val="21"/>
@@ -2272,7 +2100,7 @@
               <w:spacing w:before="60"/>
               <w:jc w:val="center"/>
               <w:rPr>
-                <w:rFonts w:hint="default" w:ascii="宋体" w:hAnsi="Times New Roman" w:eastAsia="宋体" w:cs="Times New Roman"/>
+                <w:rFonts w:hint="eastAsia" w:ascii="宋体" w:hAnsi="Times New Roman" w:eastAsia="宋体" w:cs="Times New Roman"/>
                 <w:color w:val="auto"/>
                 <w:kern w:val="2"/>
                 <w:sz w:val="21"/>
@@ -2286,16 +2114,16 @@
         <w:tc>
           <w:tcPr>
             <w:tcW w:w="2952" w:type="dxa"/>
-            <w:gridSpan w:val="3"/>
-            <w:noWrap w:val="0"/>
-            <w:vAlign w:val="center"/>
-          </w:tcPr>
-          <w:p>
-            <w:pPr>
-              <w:spacing w:before="60"/>
-              <w:jc w:val="center"/>
-              <w:rPr>
-                <w:rFonts w:hint="default" w:ascii="宋体" w:hAnsi="Times New Roman" w:eastAsia="宋体" w:cs="Times New Roman"/>
+            <w:gridSpan w:val="5"/>
+            <w:noWrap w:val="0"/>
+            <w:vAlign w:val="center"/>
+          </w:tcPr>
+          <w:p>
+            <w:pPr>
+              <w:spacing w:before="60"/>
+              <w:jc w:val="center"/>
+              <w:rPr>
+                <w:rFonts w:hint="eastAsia" w:ascii="宋体" w:hAnsi="Times New Roman" w:eastAsia="宋体" w:cs="Times New Roman"/>
                 <w:color w:val="auto"/>
                 <w:kern w:val="2"/>
                 <w:sz w:val="21"/>
@@ -2318,7 +2146,7 @@
               <w:spacing w:before="60"/>
               <w:jc w:val="center"/>
               <w:rPr>
-                <w:rFonts w:hint="default" w:ascii="宋体" w:hAnsi="Times New Roman" w:eastAsia="宋体" w:cs="Times New Roman"/>
+                <w:rFonts w:hint="eastAsia" w:ascii="宋体" w:hAnsi="Times New Roman" w:eastAsia="宋体" w:cs="Times New Roman"/>
                 <w:color w:val="auto"/>
                 <w:kern w:val="2"/>
                 <w:sz w:val="21"/>
@@ -2341,7 +2169,7 @@
               <w:spacing w:before="60"/>
               <w:jc w:val="center"/>
               <w:rPr>
-                <w:rFonts w:hint="default" w:ascii="宋体" w:hAnsi="Times New Roman" w:eastAsia="宋体" w:cs="Times New Roman"/>
+                <w:rFonts w:hint="eastAsia" w:ascii="宋体" w:hAnsi="Times New Roman" w:eastAsia="宋体" w:cs="Times New Roman"/>
                 <w:color w:val="auto"/>
                 <w:kern w:val="2"/>
                 <w:sz w:val="21"/>
@@ -2363,7 +2191,7 @@
               <w:spacing w:before="60"/>
               <w:jc w:val="center"/>
               <w:rPr>
-                <w:rFonts w:hint="default" w:ascii="宋体" w:hAnsi="Times New Roman" w:eastAsia="宋体" w:cs="Times New Roman"/>
+                <w:rFonts w:hint="eastAsia" w:ascii="宋体" w:hAnsi="Times New Roman" w:eastAsia="宋体" w:cs="Times New Roman"/>
                 <w:color w:val="auto"/>
                 <w:kern w:val="2"/>
                 <w:sz w:val="21"/>
@@ -2385,7 +2213,7 @@
               <w:spacing w:before="60"/>
               <w:jc w:val="center"/>
               <w:rPr>
-                <w:rFonts w:hint="default" w:ascii="宋体" w:hAnsi="Times New Roman" w:eastAsia="宋体" w:cs="Times New Roman"/>
+                <w:rFonts w:hint="eastAsia" w:ascii="宋体" w:hAnsi="Times New Roman" w:eastAsia="宋体" w:cs="Times New Roman"/>
                 <w:color w:val="auto"/>
                 <w:kern w:val="2"/>
                 <w:sz w:val="21"/>
@@ -2467,7 +2295,7 @@
         <w:tc>
           <w:tcPr>
             <w:tcW w:w="2952" w:type="dxa"/>
-            <w:gridSpan w:val="3"/>
+            <w:gridSpan w:val="5"/>
             <w:noWrap w:val="0"/>
             <w:vAlign w:val="center"/>
           </w:tcPr>
@@ -2648,7 +2476,7 @@
         <w:tc>
           <w:tcPr>
             <w:tcW w:w="2952" w:type="dxa"/>
-            <w:gridSpan w:val="3"/>
+            <w:gridSpan w:val="5"/>
             <w:noWrap w:val="0"/>
             <w:vAlign w:val="center"/>
           </w:tcPr>
@@ -2829,7 +2657,7 @@
         <w:tc>
           <w:tcPr>
             <w:tcW w:w="2952" w:type="dxa"/>
-            <w:gridSpan w:val="3"/>
+            <w:gridSpan w:val="5"/>
             <w:noWrap w:val="0"/>
             <w:vAlign w:val="center"/>
           </w:tcPr>
@@ -3010,7 +2838,7 @@
         <w:tc>
           <w:tcPr>
             <w:tcW w:w="2952" w:type="dxa"/>
-            <w:gridSpan w:val="3"/>
+            <w:gridSpan w:val="5"/>
             <w:noWrap w:val="0"/>
             <w:vAlign w:val="center"/>
           </w:tcPr>
@@ -3191,7 +3019,7 @@
         <w:tc>
           <w:tcPr>
             <w:tcW w:w="2952" w:type="dxa"/>
-            <w:gridSpan w:val="3"/>
+            <w:gridSpan w:val="5"/>
             <w:noWrap w:val="0"/>
             <w:vAlign w:val="center"/>
           </w:tcPr>
@@ -3372,7 +3200,7 @@
         <w:tc>
           <w:tcPr>
             <w:tcW w:w="2952" w:type="dxa"/>
-            <w:gridSpan w:val="3"/>
+            <w:gridSpan w:val="5"/>
             <w:noWrap w:val="0"/>
             <w:vAlign w:val="center"/>
           </w:tcPr>
@@ -3553,7 +3381,182 @@
         <w:tc>
           <w:tcPr>
             <w:tcW w:w="2952" w:type="dxa"/>
-            <w:gridSpan w:val="3"/>
+            <w:gridSpan w:val="5"/>
+            <w:noWrap w:val="0"/>
+            <w:vAlign w:val="center"/>
+          </w:tcPr>
+          <w:p>
+            <w:pPr>
+              <w:spacing w:before="60"/>
+              <w:jc w:val="center"/>
+              <w:rPr>
+                <w:rFonts w:hint="default" w:ascii="宋体" w:hAnsi="Times New Roman" w:eastAsia="宋体" w:cs="Times New Roman"/>
+                <w:color w:val="auto"/>
+                <w:kern w:val="2"/>
+                <w:sz w:val="21"/>
+                <w:szCs w:val="21"/>
+                <w:highlight w:val="none"/>
+                <w:lang w:val="en-US" w:eastAsia="zh-CN" w:bidi="ar-SA"/>
+              </w:rPr>
+            </w:pPr>
+          </w:p>
+        </w:tc>
+        <w:tc>
+          <w:tcPr>
+            <w:tcW w:w="820" w:type="dxa"/>
+            <w:gridSpan w:val="2"/>
+            <w:noWrap w:val="0"/>
+            <w:vAlign w:val="center"/>
+          </w:tcPr>
+          <w:p>
+            <w:pPr>
+              <w:spacing w:before="60"/>
+              <w:jc w:val="center"/>
+              <w:rPr>
+                <w:rFonts w:hint="default" w:ascii="宋体" w:hAnsi="Times New Roman" w:eastAsia="宋体" w:cs="Times New Roman"/>
+                <w:color w:val="auto"/>
+                <w:kern w:val="2"/>
+                <w:sz w:val="21"/>
+                <w:szCs w:val="21"/>
+                <w:highlight w:val="none"/>
+                <w:lang w:val="en-US" w:eastAsia="zh-CN" w:bidi="ar-SA"/>
+              </w:rPr>
+            </w:pPr>
+          </w:p>
+        </w:tc>
+        <w:tc>
+          <w:tcPr>
+            <w:tcW w:w="1333" w:type="dxa"/>
+            <w:gridSpan w:val="2"/>
+            <w:noWrap w:val="0"/>
+            <w:vAlign w:val="center"/>
+          </w:tcPr>
+          <w:p>
+            <w:pPr>
+              <w:spacing w:before="60"/>
+              <w:jc w:val="center"/>
+              <w:rPr>
+                <w:rFonts w:hint="default" w:ascii="宋体" w:hAnsi="Times New Roman" w:eastAsia="宋体" w:cs="Times New Roman"/>
+                <w:color w:val="auto"/>
+                <w:kern w:val="2"/>
+                <w:sz w:val="21"/>
+                <w:szCs w:val="21"/>
+                <w:highlight w:val="none"/>
+                <w:lang w:val="en-US" w:eastAsia="zh-CN" w:bidi="ar-SA"/>
+              </w:rPr>
+            </w:pPr>
+          </w:p>
+        </w:tc>
+        <w:tc>
+          <w:tcPr>
+            <w:tcW w:w="1211" w:type="dxa"/>
+            <w:noWrap w:val="0"/>
+            <w:vAlign w:val="center"/>
+          </w:tcPr>
+          <w:p>
+            <w:pPr>
+              <w:spacing w:before="60"/>
+              <w:jc w:val="center"/>
+              <w:rPr>
+                <w:rFonts w:hint="default" w:ascii="宋体" w:hAnsi="Times New Roman" w:eastAsia="宋体" w:cs="Times New Roman"/>
+                <w:color w:val="auto"/>
+                <w:kern w:val="2"/>
+                <w:sz w:val="21"/>
+                <w:szCs w:val="21"/>
+                <w:highlight w:val="none"/>
+                <w:lang w:val="en-US" w:eastAsia="zh-CN" w:bidi="ar-SA"/>
+              </w:rPr>
+            </w:pPr>
+          </w:p>
+        </w:tc>
+        <w:tc>
+          <w:tcPr>
+            <w:tcW w:w="1122" w:type="dxa"/>
+            <w:noWrap w:val="0"/>
+            <w:vAlign w:val="center"/>
+          </w:tcPr>
+          <w:p>
+            <w:pPr>
+              <w:spacing w:before="60"/>
+              <w:jc w:val="center"/>
+              <w:rPr>
+                <w:rFonts w:hint="default" w:ascii="宋体" w:hAnsi="Times New Roman" w:eastAsia="宋体" w:cs="Times New Roman"/>
+                <w:color w:val="auto"/>
+                <w:kern w:val="2"/>
+                <w:sz w:val="21"/>
+                <w:szCs w:val="21"/>
+                <w:highlight w:val="none"/>
+                <w:lang w:val="en-US" w:eastAsia="zh-CN" w:bidi="ar-SA"/>
+              </w:rPr>
+            </w:pPr>
+          </w:p>
+        </w:tc>
+      </w:tr>
+      <w:tr>
+        <w:tblPrEx>
+          <w:tblBorders>
+            <w:top w:val="single" w:color="auto" w:sz="8" w:space="0"/>
+            <w:left w:val="single" w:color="auto" w:sz="8" w:space="0"/>
+            <w:bottom w:val="single" w:color="auto" w:sz="8" w:space="0"/>
+            <w:right w:val="single" w:color="auto" w:sz="8" w:space="0"/>
+            <w:insideH w:val="single" w:color="auto" w:sz="4" w:space="0"/>
+            <w:insideV w:val="single" w:color="auto" w:sz="4" w:space="0"/>
+          </w:tblBorders>
+        </w:tblPrEx>
+        <w:trPr>
+          <w:trHeight w:val="425" w:hRule="exact"/>
+          <w:jc w:val="center"/>
+        </w:trPr>
+        <w:tc>
+          <w:tcPr>
+            <w:tcW w:w="1870" w:type="dxa"/>
+            <w:gridSpan w:val="2"/>
+            <w:noWrap w:val="0"/>
+            <w:vAlign w:val="center"/>
+          </w:tcPr>
+          <w:p>
+            <w:pPr>
+              <w:spacing w:before="60"/>
+              <w:jc w:val="center"/>
+              <w:rPr>
+                <w:rFonts w:hint="default" w:ascii="宋体" w:hAnsi="Times New Roman" w:eastAsia="宋体" w:cs="Times New Roman"/>
+                <w:color w:val="auto"/>
+                <w:kern w:val="2"/>
+                <w:sz w:val="21"/>
+                <w:szCs w:val="21"/>
+                <w:highlight w:val="none"/>
+                <w:lang w:val="en-US" w:eastAsia="zh-CN" w:bidi="ar-SA"/>
+              </w:rPr>
+            </w:pPr>
+          </w:p>
+        </w:tc>
+        <w:tc>
+          <w:tcPr>
+            <w:tcW w:w="944" w:type="dxa"/>
+            <w:gridSpan w:val="2"/>
+            <w:noWrap w:val="0"/>
+            <w:vAlign w:val="center"/>
+          </w:tcPr>
+          <w:p>
+            <w:pPr>
+              <w:spacing w:before="60"/>
+              <w:jc w:val="center"/>
+              <w:rPr>
+                <w:rFonts w:hint="default" w:ascii="宋体" w:hAnsi="Times New Roman" w:eastAsia="宋体" w:cs="Times New Roman"/>
+                <w:color w:val="auto"/>
+                <w:kern w:val="2"/>
+                <w:sz w:val="21"/>
+                <w:szCs w:val="21"/>
+                <w:highlight w:val="none"/>
+                <w:lang w:val="en-US" w:eastAsia="zh-CN" w:bidi="ar-SA"/>
+              </w:rPr>
+            </w:pPr>
+          </w:p>
+        </w:tc>
+        <w:tc>
+          <w:tcPr>
+            <w:tcW w:w="2952" w:type="dxa"/>
+            <w:gridSpan w:val="5"/>
             <w:noWrap w:val="0"/>
             <w:vAlign w:val="center"/>
           </w:tcPr>
@@ -3734,7 +3737,7 @@
         <w:tc>
           <w:tcPr>
             <w:tcW w:w="2952" w:type="dxa"/>
-            <w:gridSpan w:val="3"/>
+            <w:gridSpan w:val="5"/>
             <w:noWrap w:val="0"/>
             <w:vAlign w:val="center"/>
           </w:tcPr>
@@ -3915,7 +3918,7 @@
         <w:tc>
           <w:tcPr>
             <w:tcW w:w="2952" w:type="dxa"/>
-            <w:gridSpan w:val="3"/>
+            <w:gridSpan w:val="5"/>
             <w:noWrap w:val="0"/>
             <w:vAlign w:val="center"/>
           </w:tcPr>
@@ -4096,7 +4099,7 @@
         <w:tc>
           <w:tcPr>
             <w:tcW w:w="2952" w:type="dxa"/>
-            <w:gridSpan w:val="3"/>
+            <w:gridSpan w:val="5"/>
             <w:noWrap w:val="0"/>
             <w:vAlign w:val="center"/>
           </w:tcPr>
@@ -4277,7 +4280,7 @@
         <w:tc>
           <w:tcPr>
             <w:tcW w:w="2952" w:type="dxa"/>
-            <w:gridSpan w:val="3"/>
+            <w:gridSpan w:val="5"/>
             <w:noWrap w:val="0"/>
             <w:vAlign w:val="center"/>
           </w:tcPr>
@@ -4458,7 +4461,7 @@
         <w:tc>
           <w:tcPr>
             <w:tcW w:w="2952" w:type="dxa"/>
-            <w:gridSpan w:val="3"/>
+            <w:gridSpan w:val="5"/>
             <w:noWrap w:val="0"/>
             <w:vAlign w:val="center"/>
           </w:tcPr>
@@ -4593,7 +4596,7 @@
         <w:tc>
           <w:tcPr>
             <w:tcW w:w="10252" w:type="dxa"/>
-            <w:gridSpan w:val="13"/>
+            <w:gridSpan w:val="15"/>
             <w:noWrap w:val="0"/>
             <w:vAlign w:val="center"/>
           </w:tcPr>
@@ -4645,7 +4648,7 @@
         <w:tc>
           <w:tcPr>
             <w:tcW w:w="5355" w:type="dxa"/>
-            <w:gridSpan w:val="6"/>
+            <w:gridSpan w:val="7"/>
             <w:noWrap w:val="0"/>
             <w:vAlign w:val="top"/>
           </w:tcPr>
@@ -4731,7 +4734,7 @@
         <w:tc>
           <w:tcPr>
             <w:tcW w:w="4897" w:type="dxa"/>
-            <w:gridSpan w:val="7"/>
+            <w:gridSpan w:val="8"/>
             <w:noWrap w:val="0"/>
             <w:vAlign w:val="top"/>
           </w:tcPr>
